--- a/_Documects/end/บทที่-5.docx
+++ b/_Documects/end/บทที่-5.docx
@@ -1,6 +1,6 @@
 
 <file path=word/document.xml><?xml version="1.0" encoding="utf-8"?>
-<w:document xmlns:wpc="http://schemas.microsoft.com/office/word/2010/wordprocessingCanvas" xmlns:cx="http://schemas.microsoft.com/office/drawing/2014/chartex" xmlns:cx1="http://schemas.microsoft.com/office/drawing/2015/9/8/chartex" xmlns:cx2="http://schemas.microsoft.com/office/drawing/2015/10/21/chartex" xmlns:cx3="http://schemas.microsoft.com/office/drawing/2016/5/9/chartex" xmlns:cx4="http://schemas.microsoft.com/office/drawing/2016/5/10/chartex" xmlns:cx5="http://schemas.microsoft.com/office/drawing/2016/5/11/chartex" xmlns:cx6="http://schemas.microsoft.com/office/drawing/2016/5/12/chartex" xmlns:cx7="http://schemas.microsoft.com/office/drawing/2016/5/13/chartex" xmlns:cx8="http://schemas.microsoft.com/office/drawing/2016/5/14/chartex" xmlns:mc="http://schemas.openxmlformats.org/markup-compatibility/2006" xmlns:aink="http://schemas.microsoft.com/office/drawing/2016/ink" xmlns:am3d="http://schemas.microsoft.com/office/drawing/2017/model3d" xmlns:o="urn:schemas-microsoft-com:office:office" xmlns:oel="http://schemas.microsoft.com/office/2019/extlst" xmlns:r="http://schemas.openxmlformats.org/officeDocument/2006/relationships" xmlns:m="http://schemas.openxmlformats.org/officeDocument/2006/math" xmlns:v="urn:schemas-microsoft-com:vml" xmlns:wp14="http://schemas.microsoft.com/office/word/2010/wordprocessingDrawing" xmlns:wp="http://schemas.openxmlformats.org/drawingml/2006/wordprocessingDrawing" xmlns:w10="urn:schemas-microsoft-com:office:word" xmlns:w="http://schemas.openxmlformats.org/wordprocessingml/2006/main" xmlns:w14="http://schemas.microsoft.com/office/word/2010/wordml" xmlns:w15="http://schemas.microsoft.com/office/word/2012/wordml" xmlns:w16cex="http://schemas.microsoft.com/office/word/2018/wordml/cex" xmlns:w16cid="http://schemas.microsoft.com/office/word/2016/wordml/cid" xmlns:w16="http://schemas.microsoft.com/office/word/2018/wordml" xmlns:w16du="http://schemas.microsoft.com/office/word/2023/wordml/word16du" xmlns:w16sdtdh="http://schemas.microsoft.com/office/word/2020/wordml/sdtdatahash" xmlns:w16sdtfl="http://schemas.microsoft.com/office/word/2024/wordml/sdtformatlock" xmlns:w16se="http://schemas.microsoft.com/office/word/2015/wordml/symex" xmlns:wpg="http://schemas.microsoft.com/office/word/2010/wordprocessingGroup" xmlns:wpi="http://schemas.microsoft.com/office/word/2010/wordprocessingInk" xmlns:wne="http://schemas.microsoft.com/office/word/2006/wordml" xmlns:wps="http://schemas.microsoft.com/office/word/2010/wordprocessingShape" mc:Ignorable="w14 w15 w16se w16cid w16 w16cex w16sdtdh w16sdtfl w16du wp14">
+<w:document xmlns:wpc="http://schemas.microsoft.com/office/word/2010/wordprocessingCanvas" xmlns:cx="http://schemas.microsoft.com/office/drawing/2014/chartex" xmlns:cx1="http://schemas.microsoft.com/office/drawing/2015/9/8/chartex" xmlns:cx2="http://schemas.microsoft.com/office/drawing/2015/10/21/chartex" xmlns:cx3="http://schemas.microsoft.com/office/drawing/2016/5/9/chartex" xmlns:cx4="http://schemas.microsoft.com/office/drawing/2016/5/10/chartex" xmlns:cx5="http://schemas.microsoft.com/office/drawing/2016/5/11/chartex" xmlns:cx6="http://schemas.microsoft.com/office/drawing/2016/5/12/chartex" xmlns:cx7="http://schemas.microsoft.com/office/drawing/2016/5/13/chartex" xmlns:cx8="http://schemas.microsoft.com/office/drawing/2016/5/14/chartex" xmlns:mc="http://schemas.openxmlformats.org/markup-compatibility/2006" xmlns:aink="http://schemas.microsoft.com/office/drawing/2016/ink" xmlns:am3d="http://schemas.microsoft.com/office/drawing/2017/model3d" xmlns:o="urn:schemas-microsoft-com:office:office" xmlns:oel="http://schemas.microsoft.com/office/2019/extlst" xmlns:r="http://schemas.openxmlformats.org/officeDocument/2006/relationships" xmlns:m="http://schemas.openxmlformats.org/officeDocument/2006/math" xmlns:v="urn:schemas-microsoft-com:vml" xmlns:wp14="http://schemas.microsoft.com/office/word/2010/wordprocessingDrawing" xmlns:wp="http://schemas.openxmlformats.org/drawingml/2006/wordprocessingDrawing" xmlns:w10="urn:schemas-microsoft-com:office:word" xmlns:w="http://schemas.openxmlformats.org/wordprocessingml/2006/main" xmlns:w14="http://schemas.microsoft.com/office/word/2010/wordml" xmlns:w15="http://schemas.microsoft.com/office/word/2012/wordml" xmlns:w16cex="http://schemas.microsoft.com/office/word/2018/wordml/cex" xmlns:w16cid="http://schemas.microsoft.com/office/word/2016/wordml/cid" xmlns:w16="http://schemas.microsoft.com/office/word/2018/wordml" xmlns:w16sdtdh="http://schemas.microsoft.com/office/word/2020/wordml/sdtdatahash" xmlns:w16se="http://schemas.microsoft.com/office/word/2015/wordml/symex" xmlns:wpg="http://schemas.microsoft.com/office/word/2010/wordprocessingGroup" xmlns:wpi="http://schemas.microsoft.com/office/word/2010/wordprocessingInk" xmlns:wne="http://schemas.microsoft.com/office/word/2006/wordml" xmlns:wps="http://schemas.microsoft.com/office/word/2010/wordprocessingShape" mc:Ignorable="w14 w15 w16se w16cid w16 w16cex w16sdtdh wp14">
   <w:body>
     <w:p>
       <w:pPr>
@@ -630,7 +630,6 @@
         </w:rPr>
         <w:t xml:space="preserve">ภาษา </w:t>
       </w:r>
-      <w:proofErr w:type="spellStart"/>
       <w:r>
         <w:rPr>
           <w:rFonts w:ascii="TH SarabunPSK" w:hAnsi="TH SarabunPSK" w:cs="TH SarabunPSK"/>
@@ -638,7 +637,6 @@
         </w:rPr>
         <w:t>Javascript</w:t>
       </w:r>
-      <w:proofErr w:type="spellEnd"/>
       <w:r>
         <w:rPr>
           <w:rFonts w:ascii="TH SarabunPSK" w:hAnsi="TH SarabunPSK" w:cs="TH SarabunPSK" w:hint="cs"/>
@@ -1718,7 +1716,7 @@
       <w:pPr>
         <w:pStyle w:val="Thesis-Style"/>
         <w:rPr>
-          <w:rFonts w:ascii="TH SarabunPSK" w:hAnsi="TH SarabunPSK" w:cs="TH SarabunPSK" w:hint="cs"/>
+          <w:rFonts w:ascii="TH SarabunPSK" w:hAnsi="TH SarabunPSK" w:cs="TH SarabunPSK"/>
           <w:color w:val="000000" w:themeColor="text1"/>
           <w:cs/>
         </w:rPr>
@@ -1825,7 +1823,106 @@
           <w:spacing w:val="-6"/>
           <w:cs/>
         </w:rPr>
-        <w:t>มีจำนวนทั้งหมด 20 คน   แยกเป็น เพศ ชาย จำนวน 10 คน คิดเป็นร้อยละ 50 เพศ หญิง จำนวน 10 คน คิดเป็นร้อยละ 50</w:t>
+        <w:t xml:space="preserve">มีจำนวนทั้งหมด </w:t>
+      </w:r>
+      <w:r>
+        <w:rPr>
+          <w:rFonts w:ascii="TH SarabunPSK" w:hAnsi="TH SarabunPSK" w:cs="TH SarabunPSK"/>
+          <w:color w:val="000000" w:themeColor="text1"/>
+        </w:rPr>
+        <w:t>3</w:t>
+      </w:r>
+      <w:r>
+        <w:rPr>
+          <w:rFonts w:ascii="TH SarabunPSK" w:hAnsi="TH SarabunPSK" w:cs="TH SarabunPSK" w:hint="cs"/>
+          <w:color w:val="000000" w:themeColor="text1"/>
+        </w:rPr>
+        <w:t>0</w:t>
+      </w:r>
+      <w:r>
+        <w:rPr>
+          <w:rFonts w:ascii="TH SarabunPSK" w:hAnsi="TH SarabunPSK" w:cs="TH SarabunPSK" w:hint="cs"/>
+          <w:color w:val="000000" w:themeColor="text1"/>
+          <w:spacing w:val="-6"/>
+        </w:rPr>
+        <w:t xml:space="preserve"> </w:t>
+      </w:r>
+      <w:r>
+        <w:rPr>
+          <w:rFonts w:ascii="TH SarabunPSK" w:hAnsi="TH SarabunPSK" w:cs="TH SarabunPSK" w:hint="cs"/>
+          <w:color w:val="000000" w:themeColor="text1"/>
+          <w:spacing w:val="-6"/>
+          <w:cs/>
+        </w:rPr>
+        <w:t xml:space="preserve">คน   แยกเป็น เพศ ชาย จำนวน </w:t>
+      </w:r>
+      <w:r>
+        <w:rPr>
+          <w:rFonts w:ascii="TH SarabunPSK" w:hAnsi="TH SarabunPSK" w:cs="TH SarabunPSK"/>
+          <w:color w:val="000000" w:themeColor="text1"/>
+          <w:spacing w:val="-6"/>
+        </w:rPr>
+        <w:t>21</w:t>
+      </w:r>
+      <w:r>
+        <w:rPr>
+          <w:rFonts w:ascii="TH SarabunPSK" w:hAnsi="TH SarabunPSK" w:cs="TH SarabunPSK" w:hint="cs"/>
+          <w:color w:val="000000" w:themeColor="text1"/>
+          <w:spacing w:val="-6"/>
+          <w:cs/>
+        </w:rPr>
+        <w:t xml:space="preserve"> คน คิดเป็นร้อยละ </w:t>
+      </w:r>
+      <w:r>
+        <w:rPr>
+          <w:rFonts w:ascii="TH SarabunPSK" w:hAnsi="TH SarabunPSK" w:cs="TH SarabunPSK"/>
+          <w:color w:val="000000" w:themeColor="text1"/>
+          <w:spacing w:val="-6"/>
+        </w:rPr>
+        <w:t>70</w:t>
+      </w:r>
+      <w:r>
+        <w:rPr>
+          <w:rFonts w:ascii="TH SarabunPSK" w:hAnsi="TH SarabunPSK" w:cs="TH SarabunPSK" w:hint="cs"/>
+          <w:color w:val="000000" w:themeColor="text1"/>
+          <w:spacing w:val="-6"/>
+          <w:cs/>
+        </w:rPr>
+        <w:t xml:space="preserve"> เพศ หญิง จำนวน </w:t>
+      </w:r>
+      <w:r>
+        <w:rPr>
+          <w:rFonts w:ascii="TH SarabunPSK" w:hAnsi="TH SarabunPSK" w:cs="TH SarabunPSK"/>
+          <w:color w:val="000000" w:themeColor="text1"/>
+          <w:spacing w:val="-6"/>
+        </w:rPr>
+        <w:t>9</w:t>
+      </w:r>
+      <w:r>
+        <w:rPr>
+          <w:rFonts w:ascii="TH SarabunPSK" w:hAnsi="TH SarabunPSK" w:cs="TH SarabunPSK" w:hint="cs"/>
+          <w:color w:val="000000" w:themeColor="text1"/>
+          <w:spacing w:val="-6"/>
+          <w:cs/>
+        </w:rPr>
+        <w:t xml:space="preserve"> คน คิดเป็นร้อยละ </w:t>
+      </w:r>
+      <w:r>
+        <w:rPr>
+          <w:rFonts w:ascii="TH SarabunPSK" w:hAnsi="TH SarabunPSK" w:cs="TH SarabunPSK"/>
+          <w:color w:val="000000" w:themeColor="text1"/>
+          <w:spacing w:val="-6"/>
+        </w:rPr>
+        <w:t>3</w:t>
+      </w:r>
+      <w:r>
+        <w:rPr>
+          <w:rFonts w:ascii="TH SarabunPSK" w:hAnsi="TH SarabunPSK" w:cs="TH SarabunPSK" w:hint="cs"/>
+          <w:color w:val="000000" w:themeColor="text1"/>
+          <w:spacing w:val="-6"/>
+          <w:cs/>
+        </w:rPr>
+        <w:t>0</w:t>
       </w:r>
     </w:p>
     <w:p>
@@ -1904,16 +2001,64 @@
           <w:spacing w:val="-6"/>
           <w:cs/>
         </w:rPr>
-        <w:t xml:space="preserve">กลุ่มตัวอย่างที่ได้ตอบมีจำนวนทั้งหมด 20 คน </w:t>
+        <w:t xml:space="preserve">กลุ่มตัวอย่างที่ได้ตอบมีจำนวนทั้งหมด </w:t>
+      </w:r>
+      <w:r>
+        <w:rPr>
+          <w:rFonts w:ascii="TH SarabunPSK" w:hAnsi="TH SarabunPSK" w:cs="TH SarabunPSK"/>
+          <w:color w:val="000000" w:themeColor="text1"/>
+        </w:rPr>
+        <w:t>3</w:t>
+      </w:r>
+      <w:r>
+        <w:rPr>
+          <w:rFonts w:ascii="TH SarabunPSK" w:hAnsi="TH SarabunPSK" w:cs="TH SarabunPSK" w:hint="cs"/>
+          <w:color w:val="000000" w:themeColor="text1"/>
+        </w:rPr>
+        <w:t>0</w:t>
       </w:r>
       <w:r>
         <w:rPr>
           <w:rFonts w:ascii="TH SarabunPSK" w:hAnsi="TH SarabunPSK" w:cs="TH SarabunPSK" w:hint="cs"/>
           <w:color w:val="000000" w:themeColor="text1"/>
           <w:spacing w:val="-6"/>
-          <w:cs/>
-        </w:rPr>
-        <w:t xml:space="preserve">แยกเป็น ผู้ดูแลระบบ จำนวน 2 คน คิดเป็นร้อยละ 10 บุคคลทั่วไป จำนวน 18 คน คิดเป็นร้อยละ 90  </w:t>
+        </w:rPr>
+        <w:t xml:space="preserve"> </w:t>
+      </w:r>
+      <w:r>
+        <w:rPr>
+          <w:rFonts w:ascii="TH SarabunPSK" w:hAnsi="TH SarabunPSK" w:cs="TH SarabunPSK" w:hint="cs"/>
+          <w:color w:val="000000" w:themeColor="text1"/>
+          <w:spacing w:val="-6"/>
+          <w:cs/>
+        </w:rPr>
+        <w:t xml:space="preserve">คน </w:t>
+      </w:r>
+      <w:r>
+        <w:rPr>
+          <w:rFonts w:ascii="TH SarabunPSK" w:hAnsi="TH SarabunPSK" w:cs="TH SarabunPSK" w:hint="cs"/>
+          <w:color w:val="000000" w:themeColor="text1"/>
+          <w:spacing w:val="-6"/>
+          <w:cs/>
+        </w:rPr>
+        <w:t xml:space="preserve">แยกเป็น ผู้ดูแลระบบ จำนวน 2 คน คิดเป็นร้อยละ 10 บุคคลทั่วไป จำนวน </w:t>
+      </w:r>
+      <w:r>
+        <w:rPr>
+          <w:rFonts w:ascii="TH SarabunPSK" w:hAnsi="TH SarabunPSK" w:cs="TH SarabunPSK"/>
+          <w:color w:val="000000" w:themeColor="text1"/>
+          <w:spacing w:val="-6"/>
+        </w:rPr>
+        <w:t>28</w:t>
+      </w:r>
+      <w:r>
+        <w:rPr>
+          <w:rFonts w:ascii="TH SarabunPSK" w:hAnsi="TH SarabunPSK" w:cs="TH SarabunPSK" w:hint="cs"/>
+          <w:color w:val="000000" w:themeColor="text1"/>
+          <w:spacing w:val="-6"/>
+          <w:cs/>
+        </w:rPr>
+        <w:t xml:space="preserve"> คน คิดเป็นร้อยละ 90  </w:t>
       </w:r>
       <w:r>
         <w:rPr>
@@ -4188,7 +4333,7 @@
 </file>
 
 <file path=word/endnotes.xml><?xml version="1.0" encoding="utf-8"?>
-<w:endnotes xmlns:wpc="http://schemas.microsoft.com/office/word/2010/wordprocessingCanvas" xmlns:cx="http://schemas.microsoft.com/office/drawing/2014/chartex" xmlns:cx1="http://schemas.microsoft.com/office/drawing/2015/9/8/chartex" xmlns:cx2="http://schemas.microsoft.com/office/drawing/2015/10/21/chartex" xmlns:cx3="http://schemas.microsoft.com/office/drawing/2016/5/9/chartex" xmlns:cx4="http://schemas.microsoft.com/office/drawing/2016/5/10/chartex" xmlns:cx5="http://schemas.microsoft.com/office/drawing/2016/5/11/chartex" xmlns:cx6="http://schemas.microsoft.com/office/drawing/2016/5/12/chartex" xmlns:cx7="http://schemas.microsoft.com/office/drawing/2016/5/13/chartex" xmlns:cx8="http://schemas.microsoft.com/office/drawing/2016/5/14/chartex" xmlns:mc="http://schemas.openxmlformats.org/markup-compatibility/2006" xmlns:aink="http://schemas.microsoft.com/office/drawing/2016/ink" xmlns:am3d="http://schemas.microsoft.com/office/drawing/2017/model3d" xmlns:o="urn:schemas-microsoft-com:office:office" xmlns:oel="http://schemas.microsoft.com/office/2019/extlst" xmlns:r="http://schemas.openxmlformats.org/officeDocument/2006/relationships" xmlns:m="http://schemas.openxmlformats.org/officeDocument/2006/math" xmlns:v="urn:schemas-microsoft-com:vml" xmlns:wp14="http://schemas.microsoft.com/office/word/2010/wordprocessingDrawing" xmlns:wp="http://schemas.openxmlformats.org/drawingml/2006/wordprocessingDrawing" xmlns:w10="urn:schemas-microsoft-com:office:word" xmlns:w="http://schemas.openxmlformats.org/wordprocessingml/2006/main" xmlns:w14="http://schemas.microsoft.com/office/word/2010/wordml" xmlns:w15="http://schemas.microsoft.com/office/word/2012/wordml" xmlns:w16cex="http://schemas.microsoft.com/office/word/2018/wordml/cex" xmlns:w16cid="http://schemas.microsoft.com/office/word/2016/wordml/cid" xmlns:w16="http://schemas.microsoft.com/office/word/2018/wordml" xmlns:w16du="http://schemas.microsoft.com/office/word/2023/wordml/word16du" xmlns:w16sdtdh="http://schemas.microsoft.com/office/word/2020/wordml/sdtdatahash" xmlns:w16sdtfl="http://schemas.microsoft.com/office/word/2024/wordml/sdtformatlock" xmlns:w16se="http://schemas.microsoft.com/office/word/2015/wordml/symex" xmlns:wpg="http://schemas.microsoft.com/office/word/2010/wordprocessingGroup" xmlns:wpi="http://schemas.microsoft.com/office/word/2010/wordprocessingInk" xmlns:wne="http://schemas.microsoft.com/office/word/2006/wordml" xmlns:wps="http://schemas.microsoft.com/office/word/2010/wordprocessingShape" mc:Ignorable="w14 w15 w16se w16cid w16 w16cex w16sdtdh w16sdtfl w16du wp14">
+<w:endnotes xmlns:wpc="http://schemas.microsoft.com/office/word/2010/wordprocessingCanvas" xmlns:cx="http://schemas.microsoft.com/office/drawing/2014/chartex" xmlns:cx1="http://schemas.microsoft.com/office/drawing/2015/9/8/chartex" xmlns:cx2="http://schemas.microsoft.com/office/drawing/2015/10/21/chartex" xmlns:cx3="http://schemas.microsoft.com/office/drawing/2016/5/9/chartex" xmlns:cx4="http://schemas.microsoft.com/office/drawing/2016/5/10/chartex" xmlns:cx5="http://schemas.microsoft.com/office/drawing/2016/5/11/chartex" xmlns:cx6="http://schemas.microsoft.com/office/drawing/2016/5/12/chartex" xmlns:cx7="http://schemas.microsoft.com/office/drawing/2016/5/13/chartex" xmlns:cx8="http://schemas.microsoft.com/office/drawing/2016/5/14/chartex" xmlns:mc="http://schemas.openxmlformats.org/markup-compatibility/2006" xmlns:aink="http://schemas.microsoft.com/office/drawing/2016/ink" xmlns:am3d="http://schemas.microsoft.com/office/drawing/2017/model3d" xmlns:o="urn:schemas-microsoft-com:office:office" xmlns:oel="http://schemas.microsoft.com/office/2019/extlst" xmlns:r="http://schemas.openxmlformats.org/officeDocument/2006/relationships" xmlns:m="http://schemas.openxmlformats.org/officeDocument/2006/math" xmlns:v="urn:schemas-microsoft-com:vml" xmlns:wp14="http://schemas.microsoft.com/office/word/2010/wordprocessingDrawing" xmlns:wp="http://schemas.openxmlformats.org/drawingml/2006/wordprocessingDrawing" xmlns:w10="urn:schemas-microsoft-com:office:word" xmlns:w="http://schemas.openxmlformats.org/wordprocessingml/2006/main" xmlns:w14="http://schemas.microsoft.com/office/word/2010/wordml" xmlns:w15="http://schemas.microsoft.com/office/word/2012/wordml" xmlns:w16cex="http://schemas.microsoft.com/office/word/2018/wordml/cex" xmlns:w16cid="http://schemas.microsoft.com/office/word/2016/wordml/cid" xmlns:w16="http://schemas.microsoft.com/office/word/2018/wordml" xmlns:w16sdtdh="http://schemas.microsoft.com/office/word/2020/wordml/sdtdatahash" xmlns:w16se="http://schemas.microsoft.com/office/word/2015/wordml/symex" xmlns:wpg="http://schemas.microsoft.com/office/word/2010/wordprocessingGroup" xmlns:wpi="http://schemas.microsoft.com/office/word/2010/wordprocessingInk" xmlns:wne="http://schemas.microsoft.com/office/word/2006/wordml" xmlns:wps="http://schemas.microsoft.com/office/word/2010/wordprocessingShape" mc:Ignorable="w14 w15 w16se w16cid w16 w16cex w16sdtdh wp14">
   <w:endnote w:type="separator" w:id="-1">
     <w:p>
       <w:pPr>
@@ -4213,7 +4358,7 @@
 </file>
 
 <file path=word/footer1.xml><?xml version="1.0" encoding="utf-8"?>
-<w:ftr xmlns:wpc="http://schemas.microsoft.com/office/word/2010/wordprocessingCanvas" xmlns:cx="http://schemas.microsoft.com/office/drawing/2014/chartex" xmlns:cx1="http://schemas.microsoft.com/office/drawing/2015/9/8/chartex" xmlns:cx2="http://schemas.microsoft.com/office/drawing/2015/10/21/chartex" xmlns:cx3="http://schemas.microsoft.com/office/drawing/2016/5/9/chartex" xmlns:cx4="http://schemas.microsoft.com/office/drawing/2016/5/10/chartex" xmlns:cx5="http://schemas.microsoft.com/office/drawing/2016/5/11/chartex" xmlns:cx6="http://schemas.microsoft.com/office/drawing/2016/5/12/chartex" xmlns:cx7="http://schemas.microsoft.com/office/drawing/2016/5/13/chartex" xmlns:cx8="http://schemas.microsoft.com/office/drawing/2016/5/14/chartex" xmlns:mc="http://schemas.openxmlformats.org/markup-compatibility/2006" xmlns:aink="http://schemas.microsoft.com/office/drawing/2016/ink" xmlns:am3d="http://schemas.microsoft.com/office/drawing/2017/model3d" xmlns:o="urn:schemas-microsoft-com:office:office" xmlns:oel="http://schemas.microsoft.com/office/2019/extlst" xmlns:r="http://schemas.openxmlformats.org/officeDocument/2006/relationships" xmlns:m="http://schemas.openxmlformats.org/officeDocument/2006/math" xmlns:v="urn:schemas-microsoft-com:vml" xmlns:wp14="http://schemas.microsoft.com/office/word/2010/wordprocessingDrawing" xmlns:wp="http://schemas.openxmlformats.org/drawingml/2006/wordprocessingDrawing" xmlns:w10="urn:schemas-microsoft-com:office:word" xmlns:w="http://schemas.openxmlformats.org/wordprocessingml/2006/main" xmlns:w14="http://schemas.microsoft.com/office/word/2010/wordml" xmlns:w15="http://schemas.microsoft.com/office/word/2012/wordml" xmlns:w16cex="http://schemas.microsoft.com/office/word/2018/wordml/cex" xmlns:w16cid="http://schemas.microsoft.com/office/word/2016/wordml/cid" xmlns:w16="http://schemas.microsoft.com/office/word/2018/wordml" xmlns:w16du="http://schemas.microsoft.com/office/word/2023/wordml/word16du" xmlns:w16sdtdh="http://schemas.microsoft.com/office/word/2020/wordml/sdtdatahash" xmlns:w16sdtfl="http://schemas.microsoft.com/office/word/2024/wordml/sdtformatlock" xmlns:w16se="http://schemas.microsoft.com/office/word/2015/wordml/symex" xmlns:wpg="http://schemas.microsoft.com/office/word/2010/wordprocessingGroup" xmlns:wpi="http://schemas.microsoft.com/office/word/2010/wordprocessingInk" xmlns:wne="http://schemas.microsoft.com/office/word/2006/wordml" xmlns:wps="http://schemas.microsoft.com/office/word/2010/wordprocessingShape" mc:Ignorable="w14 w15 w16se w16cid w16 w16cex w16sdtdh w16sdtfl w16du wp14">
+<w:ftr xmlns:wpc="http://schemas.microsoft.com/office/word/2010/wordprocessingCanvas" xmlns:cx="http://schemas.microsoft.com/office/drawing/2014/chartex" xmlns:cx1="http://schemas.microsoft.com/office/drawing/2015/9/8/chartex" xmlns:cx2="http://schemas.microsoft.com/office/drawing/2015/10/21/chartex" xmlns:cx3="http://schemas.microsoft.com/office/drawing/2016/5/9/chartex" xmlns:cx4="http://schemas.microsoft.com/office/drawing/2016/5/10/chartex" xmlns:cx5="http://schemas.microsoft.com/office/drawing/2016/5/11/chartex" xmlns:cx6="http://schemas.microsoft.com/office/drawing/2016/5/12/chartex" xmlns:cx7="http://schemas.microsoft.com/office/drawing/2016/5/13/chartex" xmlns:cx8="http://schemas.microsoft.com/office/drawing/2016/5/14/chartex" xmlns:mc="http://schemas.openxmlformats.org/markup-compatibility/2006" xmlns:aink="http://schemas.microsoft.com/office/drawing/2016/ink" xmlns:am3d="http://schemas.microsoft.com/office/drawing/2017/model3d" xmlns:o="urn:schemas-microsoft-com:office:office" xmlns:oel="http://schemas.microsoft.com/office/2019/extlst" xmlns:r="http://schemas.openxmlformats.org/officeDocument/2006/relationships" xmlns:m="http://schemas.openxmlformats.org/officeDocument/2006/math" xmlns:v="urn:schemas-microsoft-com:vml" xmlns:wp14="http://schemas.microsoft.com/office/word/2010/wordprocessingDrawing" xmlns:wp="http://schemas.openxmlformats.org/drawingml/2006/wordprocessingDrawing" xmlns:w10="urn:schemas-microsoft-com:office:word" xmlns:w="http://schemas.openxmlformats.org/wordprocessingml/2006/main" xmlns:w14="http://schemas.microsoft.com/office/word/2010/wordml" xmlns:w15="http://schemas.microsoft.com/office/word/2012/wordml" xmlns:w16cex="http://schemas.microsoft.com/office/word/2018/wordml/cex" xmlns:w16cid="http://schemas.microsoft.com/office/word/2016/wordml/cid" xmlns:w16="http://schemas.microsoft.com/office/word/2018/wordml" xmlns:w16sdtdh="http://schemas.microsoft.com/office/word/2020/wordml/sdtdatahash" xmlns:w16se="http://schemas.microsoft.com/office/word/2015/wordml/symex" xmlns:wpg="http://schemas.microsoft.com/office/word/2010/wordprocessingGroup" xmlns:wpi="http://schemas.microsoft.com/office/word/2010/wordprocessingInk" xmlns:wne="http://schemas.microsoft.com/office/word/2006/wordml" xmlns:wps="http://schemas.microsoft.com/office/word/2010/wordprocessingShape" mc:Ignorable="w14 w15 w16se w16cid w16 w16cex w16sdtdh wp14">
   <w:p>
     <w:pPr>
       <w:pStyle w:val="Footer"/>
@@ -4223,7 +4368,7 @@
 </file>
 
 <file path=word/footer2.xml><?xml version="1.0" encoding="utf-8"?>
-<w:ftr xmlns:wpc="http://schemas.microsoft.com/office/word/2010/wordprocessingCanvas" xmlns:cx="http://schemas.microsoft.com/office/drawing/2014/chartex" xmlns:cx1="http://schemas.microsoft.com/office/drawing/2015/9/8/chartex" xmlns:cx2="http://schemas.microsoft.com/office/drawing/2015/10/21/chartex" xmlns:cx3="http://schemas.microsoft.com/office/drawing/2016/5/9/chartex" xmlns:cx4="http://schemas.microsoft.com/office/drawing/2016/5/10/chartex" xmlns:cx5="http://schemas.microsoft.com/office/drawing/2016/5/11/chartex" xmlns:cx6="http://schemas.microsoft.com/office/drawing/2016/5/12/chartex" xmlns:cx7="http://schemas.microsoft.com/office/drawing/2016/5/13/chartex" xmlns:cx8="http://schemas.microsoft.com/office/drawing/2016/5/14/chartex" xmlns:mc="http://schemas.openxmlformats.org/markup-compatibility/2006" xmlns:aink="http://schemas.microsoft.com/office/drawing/2016/ink" xmlns:am3d="http://schemas.microsoft.com/office/drawing/2017/model3d" xmlns:o="urn:schemas-microsoft-com:office:office" xmlns:oel="http://schemas.microsoft.com/office/2019/extlst" xmlns:r="http://schemas.openxmlformats.org/officeDocument/2006/relationships" xmlns:m="http://schemas.openxmlformats.org/officeDocument/2006/math" xmlns:v="urn:schemas-microsoft-com:vml" xmlns:wp14="http://schemas.microsoft.com/office/word/2010/wordprocessingDrawing" xmlns:wp="http://schemas.openxmlformats.org/drawingml/2006/wordprocessingDrawing" xmlns:w10="urn:schemas-microsoft-com:office:word" xmlns:w="http://schemas.openxmlformats.org/wordprocessingml/2006/main" xmlns:w14="http://schemas.microsoft.com/office/word/2010/wordml" xmlns:w15="http://schemas.microsoft.com/office/word/2012/wordml" xmlns:w16cex="http://schemas.microsoft.com/office/word/2018/wordml/cex" xmlns:w16cid="http://schemas.microsoft.com/office/word/2016/wordml/cid" xmlns:w16="http://schemas.microsoft.com/office/word/2018/wordml" xmlns:w16du="http://schemas.microsoft.com/office/word/2023/wordml/word16du" xmlns:w16sdtdh="http://schemas.microsoft.com/office/word/2020/wordml/sdtdatahash" xmlns:w16sdtfl="http://schemas.microsoft.com/office/word/2024/wordml/sdtformatlock" xmlns:w16se="http://schemas.microsoft.com/office/word/2015/wordml/symex" xmlns:wpg="http://schemas.microsoft.com/office/word/2010/wordprocessingGroup" xmlns:wpi="http://schemas.microsoft.com/office/word/2010/wordprocessingInk" xmlns:wne="http://schemas.microsoft.com/office/word/2006/wordml" xmlns:wps="http://schemas.microsoft.com/office/word/2010/wordprocessingShape" mc:Ignorable="w14 w15 w16se w16cid w16 w16cex w16sdtdh w16sdtfl w16du wp14">
+<w:ftr xmlns:wpc="http://schemas.microsoft.com/office/word/2010/wordprocessingCanvas" xmlns:cx="http://schemas.microsoft.com/office/drawing/2014/chartex" xmlns:cx1="http://schemas.microsoft.com/office/drawing/2015/9/8/chartex" xmlns:cx2="http://schemas.microsoft.com/office/drawing/2015/10/21/chartex" xmlns:cx3="http://schemas.microsoft.com/office/drawing/2016/5/9/chartex" xmlns:cx4="http://schemas.microsoft.com/office/drawing/2016/5/10/chartex" xmlns:cx5="http://schemas.microsoft.com/office/drawing/2016/5/11/chartex" xmlns:cx6="http://schemas.microsoft.com/office/drawing/2016/5/12/chartex" xmlns:cx7="http://schemas.microsoft.com/office/drawing/2016/5/13/chartex" xmlns:cx8="http://schemas.microsoft.com/office/drawing/2016/5/14/chartex" xmlns:mc="http://schemas.openxmlformats.org/markup-compatibility/2006" xmlns:aink="http://schemas.microsoft.com/office/drawing/2016/ink" xmlns:am3d="http://schemas.microsoft.com/office/drawing/2017/model3d" xmlns:o="urn:schemas-microsoft-com:office:office" xmlns:oel="http://schemas.microsoft.com/office/2019/extlst" xmlns:r="http://schemas.openxmlformats.org/officeDocument/2006/relationships" xmlns:m="http://schemas.openxmlformats.org/officeDocument/2006/math" xmlns:v="urn:schemas-microsoft-com:vml" xmlns:wp14="http://schemas.microsoft.com/office/word/2010/wordprocessingDrawing" xmlns:wp="http://schemas.openxmlformats.org/drawingml/2006/wordprocessingDrawing" xmlns:w10="urn:schemas-microsoft-com:office:word" xmlns:w="http://schemas.openxmlformats.org/wordprocessingml/2006/main" xmlns:w14="http://schemas.microsoft.com/office/word/2010/wordml" xmlns:w15="http://schemas.microsoft.com/office/word/2012/wordml" xmlns:w16cex="http://schemas.microsoft.com/office/word/2018/wordml/cex" xmlns:w16cid="http://schemas.microsoft.com/office/word/2016/wordml/cid" xmlns:w16="http://schemas.microsoft.com/office/word/2018/wordml" xmlns:w16sdtdh="http://schemas.microsoft.com/office/word/2020/wordml/sdtdatahash" xmlns:w16se="http://schemas.microsoft.com/office/word/2015/wordml/symex" xmlns:wpg="http://schemas.microsoft.com/office/word/2010/wordprocessingGroup" xmlns:wpi="http://schemas.microsoft.com/office/word/2010/wordprocessingInk" xmlns:wne="http://schemas.microsoft.com/office/word/2006/wordml" xmlns:wps="http://schemas.microsoft.com/office/word/2010/wordprocessingShape" mc:Ignorable="w14 w15 w16se w16cid w16 w16cex w16sdtdh wp14">
   <w:p>
     <w:pPr>
       <w:pStyle w:val="Footer"/>
@@ -4233,7 +4378,7 @@
 </file>
 
 <file path=word/footer3.xml><?xml version="1.0" encoding="utf-8"?>
-<w:ftr xmlns:wpc="http://schemas.microsoft.com/office/word/2010/wordprocessingCanvas" xmlns:cx="http://schemas.microsoft.com/office/drawing/2014/chartex" xmlns:cx1="http://schemas.microsoft.com/office/drawing/2015/9/8/chartex" xmlns:cx2="http://schemas.microsoft.com/office/drawing/2015/10/21/chartex" xmlns:cx3="http://schemas.microsoft.com/office/drawing/2016/5/9/chartex" xmlns:cx4="http://schemas.microsoft.com/office/drawing/2016/5/10/chartex" xmlns:cx5="http://schemas.microsoft.com/office/drawing/2016/5/11/chartex" xmlns:cx6="http://schemas.microsoft.com/office/drawing/2016/5/12/chartex" xmlns:cx7="http://schemas.microsoft.com/office/drawing/2016/5/13/chartex" xmlns:cx8="http://schemas.microsoft.com/office/drawing/2016/5/14/chartex" xmlns:mc="http://schemas.openxmlformats.org/markup-compatibility/2006" xmlns:aink="http://schemas.microsoft.com/office/drawing/2016/ink" xmlns:am3d="http://schemas.microsoft.com/office/drawing/2017/model3d" xmlns:o="urn:schemas-microsoft-com:office:office" xmlns:oel="http://schemas.microsoft.com/office/2019/extlst" xmlns:r="http://schemas.openxmlformats.org/officeDocument/2006/relationships" xmlns:m="http://schemas.openxmlformats.org/officeDocument/2006/math" xmlns:v="urn:schemas-microsoft-com:vml" xmlns:wp14="http://schemas.microsoft.com/office/word/2010/wordprocessingDrawing" xmlns:wp="http://schemas.openxmlformats.org/drawingml/2006/wordprocessingDrawing" xmlns:w10="urn:schemas-microsoft-com:office:word" xmlns:w="http://schemas.openxmlformats.org/wordprocessingml/2006/main" xmlns:w14="http://schemas.microsoft.com/office/word/2010/wordml" xmlns:w15="http://schemas.microsoft.com/office/word/2012/wordml" xmlns:w16cex="http://schemas.microsoft.com/office/word/2018/wordml/cex" xmlns:w16cid="http://schemas.microsoft.com/office/word/2016/wordml/cid" xmlns:w16="http://schemas.microsoft.com/office/word/2018/wordml" xmlns:w16du="http://schemas.microsoft.com/office/word/2023/wordml/word16du" xmlns:w16sdtdh="http://schemas.microsoft.com/office/word/2020/wordml/sdtdatahash" xmlns:w16sdtfl="http://schemas.microsoft.com/office/word/2024/wordml/sdtformatlock" xmlns:w16se="http://schemas.microsoft.com/office/word/2015/wordml/symex" xmlns:wpg="http://schemas.microsoft.com/office/word/2010/wordprocessingGroup" xmlns:wpi="http://schemas.microsoft.com/office/word/2010/wordprocessingInk" xmlns:wne="http://schemas.microsoft.com/office/word/2006/wordml" xmlns:wps="http://schemas.microsoft.com/office/word/2010/wordprocessingShape" mc:Ignorable="w14 w15 w16se w16cid w16 w16cex w16sdtdh w16sdtfl w16du wp14">
+<w:ftr xmlns:wpc="http://schemas.microsoft.com/office/word/2010/wordprocessingCanvas" xmlns:cx="http://schemas.microsoft.com/office/drawing/2014/chartex" xmlns:cx1="http://schemas.microsoft.com/office/drawing/2015/9/8/chartex" xmlns:cx2="http://schemas.microsoft.com/office/drawing/2015/10/21/chartex" xmlns:cx3="http://schemas.microsoft.com/office/drawing/2016/5/9/chartex" xmlns:cx4="http://schemas.microsoft.com/office/drawing/2016/5/10/chartex" xmlns:cx5="http://schemas.microsoft.com/office/drawing/2016/5/11/chartex" xmlns:cx6="http://schemas.microsoft.com/office/drawing/2016/5/12/chartex" xmlns:cx7="http://schemas.microsoft.com/office/drawing/2016/5/13/chartex" xmlns:cx8="http://schemas.microsoft.com/office/drawing/2016/5/14/chartex" xmlns:mc="http://schemas.openxmlformats.org/markup-compatibility/2006" xmlns:aink="http://schemas.microsoft.com/office/drawing/2016/ink" xmlns:am3d="http://schemas.microsoft.com/office/drawing/2017/model3d" xmlns:o="urn:schemas-microsoft-com:office:office" xmlns:oel="http://schemas.microsoft.com/office/2019/extlst" xmlns:r="http://schemas.openxmlformats.org/officeDocument/2006/relationships" xmlns:m="http://schemas.openxmlformats.org/officeDocument/2006/math" xmlns:v="urn:schemas-microsoft-com:vml" xmlns:wp14="http://schemas.microsoft.com/office/word/2010/wordprocessingDrawing" xmlns:wp="http://schemas.openxmlformats.org/drawingml/2006/wordprocessingDrawing" xmlns:w10="urn:schemas-microsoft-com:office:word" xmlns:w="http://schemas.openxmlformats.org/wordprocessingml/2006/main" xmlns:w14="http://schemas.microsoft.com/office/word/2010/wordml" xmlns:w15="http://schemas.microsoft.com/office/word/2012/wordml" xmlns:w16cex="http://schemas.microsoft.com/office/word/2018/wordml/cex" xmlns:w16cid="http://schemas.microsoft.com/office/word/2016/wordml/cid" xmlns:w16="http://schemas.microsoft.com/office/word/2018/wordml" xmlns:w16sdtdh="http://schemas.microsoft.com/office/word/2020/wordml/sdtdatahash" xmlns:w16se="http://schemas.microsoft.com/office/word/2015/wordml/symex" xmlns:wpg="http://schemas.microsoft.com/office/word/2010/wordprocessingGroup" xmlns:wpi="http://schemas.microsoft.com/office/word/2010/wordprocessingInk" xmlns:wne="http://schemas.microsoft.com/office/word/2006/wordml" xmlns:wps="http://schemas.microsoft.com/office/word/2010/wordprocessingShape" mc:Ignorable="w14 w15 w16se w16cid w16 w16cex w16sdtdh wp14">
   <w:p>
     <w:pPr>
       <w:pStyle w:val="Footer"/>
@@ -4243,7 +4388,7 @@
 </file>
 
 <file path=word/footnotes.xml><?xml version="1.0" encoding="utf-8"?>
-<w:footnotes xmlns:wpc="http://schemas.microsoft.com/office/word/2010/wordprocessingCanvas" xmlns:cx="http://schemas.microsoft.com/office/drawing/2014/chartex" xmlns:cx1="http://schemas.microsoft.com/office/drawing/2015/9/8/chartex" xmlns:cx2="http://schemas.microsoft.com/office/drawing/2015/10/21/chartex" xmlns:cx3="http://schemas.microsoft.com/office/drawing/2016/5/9/chartex" xmlns:cx4="http://schemas.microsoft.com/office/drawing/2016/5/10/chartex" xmlns:cx5="http://schemas.microsoft.com/office/drawing/2016/5/11/chartex" xmlns:cx6="http://schemas.microsoft.com/office/drawing/2016/5/12/chartex" xmlns:cx7="http://schemas.microsoft.com/office/drawing/2016/5/13/chartex" xmlns:cx8="http://schemas.microsoft.com/office/drawing/2016/5/14/chartex" xmlns:mc="http://schemas.openxmlformats.org/markup-compatibility/2006" xmlns:aink="http://schemas.microsoft.com/office/drawing/2016/ink" xmlns:am3d="http://schemas.microsoft.com/office/drawing/2017/model3d" xmlns:o="urn:schemas-microsoft-com:office:office" xmlns:oel="http://schemas.microsoft.com/office/2019/extlst" xmlns:r="http://schemas.openxmlformats.org/officeDocument/2006/relationships" xmlns:m="http://schemas.openxmlformats.org/officeDocument/2006/math" xmlns:v="urn:schemas-microsoft-com:vml" xmlns:wp14="http://schemas.microsoft.com/office/word/2010/wordprocessingDrawing" xmlns:wp="http://schemas.openxmlformats.org/drawingml/2006/wordprocessingDrawing" xmlns:w10="urn:schemas-microsoft-com:office:word" xmlns:w="http://schemas.openxmlformats.org/wordprocessingml/2006/main" xmlns:w14="http://schemas.microsoft.com/office/word/2010/wordml" xmlns:w15="http://schemas.microsoft.com/office/word/2012/wordml" xmlns:w16cex="http://schemas.microsoft.com/office/word/2018/wordml/cex" xmlns:w16cid="http://schemas.microsoft.com/office/word/2016/wordml/cid" xmlns:w16="http://schemas.microsoft.com/office/word/2018/wordml" xmlns:w16du="http://schemas.microsoft.com/office/word/2023/wordml/word16du" xmlns:w16sdtdh="http://schemas.microsoft.com/office/word/2020/wordml/sdtdatahash" xmlns:w16sdtfl="http://schemas.microsoft.com/office/word/2024/wordml/sdtformatlock" xmlns:w16se="http://schemas.microsoft.com/office/word/2015/wordml/symex" xmlns:wpg="http://schemas.microsoft.com/office/word/2010/wordprocessingGroup" xmlns:wpi="http://schemas.microsoft.com/office/word/2010/wordprocessingInk" xmlns:wne="http://schemas.microsoft.com/office/word/2006/wordml" xmlns:wps="http://schemas.microsoft.com/office/word/2010/wordprocessingShape" mc:Ignorable="w14 w15 w16se w16cid w16 w16cex w16sdtdh w16sdtfl w16du wp14">
+<w:footnotes xmlns:wpc="http://schemas.microsoft.com/office/word/2010/wordprocessingCanvas" xmlns:cx="http://schemas.microsoft.com/office/drawing/2014/chartex" xmlns:cx1="http://schemas.microsoft.com/office/drawing/2015/9/8/chartex" xmlns:cx2="http://schemas.microsoft.com/office/drawing/2015/10/21/chartex" xmlns:cx3="http://schemas.microsoft.com/office/drawing/2016/5/9/chartex" xmlns:cx4="http://schemas.microsoft.com/office/drawing/2016/5/10/chartex" xmlns:cx5="http://schemas.microsoft.com/office/drawing/2016/5/11/chartex" xmlns:cx6="http://schemas.microsoft.com/office/drawing/2016/5/12/chartex" xmlns:cx7="http://schemas.microsoft.com/office/drawing/2016/5/13/chartex" xmlns:cx8="http://schemas.microsoft.com/office/drawing/2016/5/14/chartex" xmlns:mc="http://schemas.openxmlformats.org/markup-compatibility/2006" xmlns:aink="http://schemas.microsoft.com/office/drawing/2016/ink" xmlns:am3d="http://schemas.microsoft.com/office/drawing/2017/model3d" xmlns:o="urn:schemas-microsoft-com:office:office" xmlns:oel="http://schemas.microsoft.com/office/2019/extlst" xmlns:r="http://schemas.openxmlformats.org/officeDocument/2006/relationships" xmlns:m="http://schemas.openxmlformats.org/officeDocument/2006/math" xmlns:v="urn:schemas-microsoft-com:vml" xmlns:wp14="http://schemas.microsoft.com/office/word/2010/wordprocessingDrawing" xmlns:wp="http://schemas.openxmlformats.org/drawingml/2006/wordprocessingDrawing" xmlns:w10="urn:schemas-microsoft-com:office:word" xmlns:w="http://schemas.openxmlformats.org/wordprocessingml/2006/main" xmlns:w14="http://schemas.microsoft.com/office/word/2010/wordml" xmlns:w15="http://schemas.microsoft.com/office/word/2012/wordml" xmlns:w16cex="http://schemas.microsoft.com/office/word/2018/wordml/cex" xmlns:w16cid="http://schemas.microsoft.com/office/word/2016/wordml/cid" xmlns:w16="http://schemas.microsoft.com/office/word/2018/wordml" xmlns:w16sdtdh="http://schemas.microsoft.com/office/word/2020/wordml/sdtdatahash" xmlns:w16se="http://schemas.microsoft.com/office/word/2015/wordml/symex" xmlns:wpg="http://schemas.microsoft.com/office/word/2010/wordprocessingGroup" xmlns:wpi="http://schemas.microsoft.com/office/word/2010/wordprocessingInk" xmlns:wne="http://schemas.microsoft.com/office/word/2006/wordml" xmlns:wps="http://schemas.microsoft.com/office/word/2010/wordprocessingShape" mc:Ignorable="w14 w15 w16se w16cid w16 w16cex w16sdtdh wp14">
   <w:footnote w:type="separator" w:id="-1">
     <w:p>
       <w:pPr>
@@ -4268,7 +4413,7 @@
 </file>
 
 <file path=word/header1.xml><?xml version="1.0" encoding="utf-8"?>
-<w:hdr xmlns:wpc="http://schemas.microsoft.com/office/word/2010/wordprocessingCanvas" xmlns:cx="http://schemas.microsoft.com/office/drawing/2014/chartex" xmlns:cx1="http://schemas.microsoft.com/office/drawing/2015/9/8/chartex" xmlns:cx2="http://schemas.microsoft.com/office/drawing/2015/10/21/chartex" xmlns:cx3="http://schemas.microsoft.com/office/drawing/2016/5/9/chartex" xmlns:cx4="http://schemas.microsoft.com/office/drawing/2016/5/10/chartex" xmlns:cx5="http://schemas.microsoft.com/office/drawing/2016/5/11/chartex" xmlns:cx6="http://schemas.microsoft.com/office/drawing/2016/5/12/chartex" xmlns:cx7="http://schemas.microsoft.com/office/drawing/2016/5/13/chartex" xmlns:cx8="http://schemas.microsoft.com/office/drawing/2016/5/14/chartex" xmlns:mc="http://schemas.openxmlformats.org/markup-compatibility/2006" xmlns:aink="http://schemas.microsoft.com/office/drawing/2016/ink" xmlns:am3d="http://schemas.microsoft.com/office/drawing/2017/model3d" xmlns:o="urn:schemas-microsoft-com:office:office" xmlns:oel="http://schemas.microsoft.com/office/2019/extlst" xmlns:r="http://schemas.openxmlformats.org/officeDocument/2006/relationships" xmlns:m="http://schemas.openxmlformats.org/officeDocument/2006/math" xmlns:v="urn:schemas-microsoft-com:vml" xmlns:wp14="http://schemas.microsoft.com/office/word/2010/wordprocessingDrawing" xmlns:wp="http://schemas.openxmlformats.org/drawingml/2006/wordprocessingDrawing" xmlns:w10="urn:schemas-microsoft-com:office:word" xmlns:w="http://schemas.openxmlformats.org/wordprocessingml/2006/main" xmlns:w14="http://schemas.microsoft.com/office/word/2010/wordml" xmlns:w15="http://schemas.microsoft.com/office/word/2012/wordml" xmlns:w16cex="http://schemas.microsoft.com/office/word/2018/wordml/cex" xmlns:w16cid="http://schemas.microsoft.com/office/word/2016/wordml/cid" xmlns:w16="http://schemas.microsoft.com/office/word/2018/wordml" xmlns:w16du="http://schemas.microsoft.com/office/word/2023/wordml/word16du" xmlns:w16sdtdh="http://schemas.microsoft.com/office/word/2020/wordml/sdtdatahash" xmlns:w16sdtfl="http://schemas.microsoft.com/office/word/2024/wordml/sdtformatlock" xmlns:w16se="http://schemas.microsoft.com/office/word/2015/wordml/symex" xmlns:wpg="http://schemas.microsoft.com/office/word/2010/wordprocessingGroup" xmlns:wpi="http://schemas.microsoft.com/office/word/2010/wordprocessingInk" xmlns:wne="http://schemas.microsoft.com/office/word/2006/wordml" xmlns:wps="http://schemas.microsoft.com/office/word/2010/wordprocessingShape" mc:Ignorable="w14 w15 w16se w16cid w16 w16cex w16sdtdh w16sdtfl w16du wp14">
+<w:hdr xmlns:wpc="http://schemas.microsoft.com/office/word/2010/wordprocessingCanvas" xmlns:cx="http://schemas.microsoft.com/office/drawing/2014/chartex" xmlns:cx1="http://schemas.microsoft.com/office/drawing/2015/9/8/chartex" xmlns:cx2="http://schemas.microsoft.com/office/drawing/2015/10/21/chartex" xmlns:cx3="http://schemas.microsoft.com/office/drawing/2016/5/9/chartex" xmlns:cx4="http://schemas.microsoft.com/office/drawing/2016/5/10/chartex" xmlns:cx5="http://schemas.microsoft.com/office/drawing/2016/5/11/chartex" xmlns:cx6="http://schemas.microsoft.com/office/drawing/2016/5/12/chartex" xmlns:cx7="http://schemas.microsoft.com/office/drawing/2016/5/13/chartex" xmlns:cx8="http://schemas.microsoft.com/office/drawing/2016/5/14/chartex" xmlns:mc="http://schemas.openxmlformats.org/markup-compatibility/2006" xmlns:aink="http://schemas.microsoft.com/office/drawing/2016/ink" xmlns:am3d="http://schemas.microsoft.com/office/drawing/2017/model3d" xmlns:o="urn:schemas-microsoft-com:office:office" xmlns:oel="http://schemas.microsoft.com/office/2019/extlst" xmlns:r="http://schemas.openxmlformats.org/officeDocument/2006/relationships" xmlns:m="http://schemas.openxmlformats.org/officeDocument/2006/math" xmlns:v="urn:schemas-microsoft-com:vml" xmlns:wp14="http://schemas.microsoft.com/office/word/2010/wordprocessingDrawing" xmlns:wp="http://schemas.openxmlformats.org/drawingml/2006/wordprocessingDrawing" xmlns:w10="urn:schemas-microsoft-com:office:word" xmlns:w="http://schemas.openxmlformats.org/wordprocessingml/2006/main" xmlns:w14="http://schemas.microsoft.com/office/word/2010/wordml" xmlns:w15="http://schemas.microsoft.com/office/word/2012/wordml" xmlns:w16cex="http://schemas.microsoft.com/office/word/2018/wordml/cex" xmlns:w16cid="http://schemas.microsoft.com/office/word/2016/wordml/cid" xmlns:w16="http://schemas.microsoft.com/office/word/2018/wordml" xmlns:w16sdtdh="http://schemas.microsoft.com/office/word/2020/wordml/sdtdatahash" xmlns:w16se="http://schemas.microsoft.com/office/word/2015/wordml/symex" xmlns:wpg="http://schemas.microsoft.com/office/word/2010/wordprocessingGroup" xmlns:wpi="http://schemas.microsoft.com/office/word/2010/wordprocessingInk" xmlns:wne="http://schemas.microsoft.com/office/word/2006/wordml" xmlns:wps="http://schemas.microsoft.com/office/word/2010/wordprocessingShape" mc:Ignorable="w14 w15 w16se w16cid w16 w16cex w16sdtdh wp14">
   <w:p>
     <w:pPr>
       <w:pStyle w:val="Header"/>
@@ -4279,7 +4424,7 @@
 </file>
 
 <file path=word/header2.xml><?xml version="1.0" encoding="utf-8"?>
-<w:hdr xmlns:wpc="http://schemas.microsoft.com/office/word/2010/wordprocessingCanvas" xmlns:cx="http://schemas.microsoft.com/office/drawing/2014/chartex" xmlns:cx1="http://schemas.microsoft.com/office/drawing/2015/9/8/chartex" xmlns:cx2="http://schemas.microsoft.com/office/drawing/2015/10/21/chartex" xmlns:cx3="http://schemas.microsoft.com/office/drawing/2016/5/9/chartex" xmlns:cx4="http://schemas.microsoft.com/office/drawing/2016/5/10/chartex" xmlns:cx5="http://schemas.microsoft.com/office/drawing/2016/5/11/chartex" xmlns:cx6="http://schemas.microsoft.com/office/drawing/2016/5/12/chartex" xmlns:cx7="http://schemas.microsoft.com/office/drawing/2016/5/13/chartex" xmlns:cx8="http://schemas.microsoft.com/office/drawing/2016/5/14/chartex" xmlns:mc="http://schemas.openxmlformats.org/markup-compatibility/2006" xmlns:aink="http://schemas.microsoft.com/office/drawing/2016/ink" xmlns:am3d="http://schemas.microsoft.com/office/drawing/2017/model3d" xmlns:o="urn:schemas-microsoft-com:office:office" xmlns:oel="http://schemas.microsoft.com/office/2019/extlst" xmlns:r="http://schemas.openxmlformats.org/officeDocument/2006/relationships" xmlns:m="http://schemas.openxmlformats.org/officeDocument/2006/math" xmlns:v="urn:schemas-microsoft-com:vml" xmlns:wp14="http://schemas.microsoft.com/office/word/2010/wordprocessingDrawing" xmlns:wp="http://schemas.openxmlformats.org/drawingml/2006/wordprocessingDrawing" xmlns:w10="urn:schemas-microsoft-com:office:word" xmlns:w="http://schemas.openxmlformats.org/wordprocessingml/2006/main" xmlns:w14="http://schemas.microsoft.com/office/word/2010/wordml" xmlns:w15="http://schemas.microsoft.com/office/word/2012/wordml" xmlns:w16cex="http://schemas.microsoft.com/office/word/2018/wordml/cex" xmlns:w16cid="http://schemas.microsoft.com/office/word/2016/wordml/cid" xmlns:w16="http://schemas.microsoft.com/office/word/2018/wordml" xmlns:w16du="http://schemas.microsoft.com/office/word/2023/wordml/word16du" xmlns:w16sdtdh="http://schemas.microsoft.com/office/word/2020/wordml/sdtdatahash" xmlns:w16sdtfl="http://schemas.microsoft.com/office/word/2024/wordml/sdtformatlock" xmlns:w16se="http://schemas.microsoft.com/office/word/2015/wordml/symex" xmlns:wpg="http://schemas.microsoft.com/office/word/2010/wordprocessingGroup" xmlns:wpi="http://schemas.microsoft.com/office/word/2010/wordprocessingInk" xmlns:wne="http://schemas.microsoft.com/office/word/2006/wordml" xmlns:wps="http://schemas.microsoft.com/office/word/2010/wordprocessingShape" mc:Ignorable="w14 w15 w16se w16cid w16 w16cex w16sdtdh w16sdtfl w16du wp14">
+<w:hdr xmlns:wpc="http://schemas.microsoft.com/office/word/2010/wordprocessingCanvas" xmlns:cx="http://schemas.microsoft.com/office/drawing/2014/chartex" xmlns:cx1="http://schemas.microsoft.com/office/drawing/2015/9/8/chartex" xmlns:cx2="http://schemas.microsoft.com/office/drawing/2015/10/21/chartex" xmlns:cx3="http://schemas.microsoft.com/office/drawing/2016/5/9/chartex" xmlns:cx4="http://schemas.microsoft.com/office/drawing/2016/5/10/chartex" xmlns:cx5="http://schemas.microsoft.com/office/drawing/2016/5/11/chartex" xmlns:cx6="http://schemas.microsoft.com/office/drawing/2016/5/12/chartex" xmlns:cx7="http://schemas.microsoft.com/office/drawing/2016/5/13/chartex" xmlns:cx8="http://schemas.microsoft.com/office/drawing/2016/5/14/chartex" xmlns:mc="http://schemas.openxmlformats.org/markup-compatibility/2006" xmlns:aink="http://schemas.microsoft.com/office/drawing/2016/ink" xmlns:am3d="http://schemas.microsoft.com/office/drawing/2017/model3d" xmlns:o="urn:schemas-microsoft-com:office:office" xmlns:oel="http://schemas.microsoft.com/office/2019/extlst" xmlns:r="http://schemas.openxmlformats.org/officeDocument/2006/relationships" xmlns:m="http://schemas.openxmlformats.org/officeDocument/2006/math" xmlns:v="urn:schemas-microsoft-com:vml" xmlns:wp14="http://schemas.microsoft.com/office/word/2010/wordprocessingDrawing" xmlns:wp="http://schemas.openxmlformats.org/drawingml/2006/wordprocessingDrawing" xmlns:w10="urn:schemas-microsoft-com:office:word" xmlns:w="http://schemas.openxmlformats.org/wordprocessingml/2006/main" xmlns:w14="http://schemas.microsoft.com/office/word/2010/wordml" xmlns:w15="http://schemas.microsoft.com/office/word/2012/wordml" xmlns:w16cex="http://schemas.microsoft.com/office/word/2018/wordml/cex" xmlns:w16cid="http://schemas.microsoft.com/office/word/2016/wordml/cid" xmlns:w16="http://schemas.microsoft.com/office/word/2018/wordml" xmlns:w16sdtdh="http://schemas.microsoft.com/office/word/2020/wordml/sdtdatahash" xmlns:w16se="http://schemas.microsoft.com/office/word/2015/wordml/symex" xmlns:wpg="http://schemas.microsoft.com/office/word/2010/wordprocessingGroup" xmlns:wpi="http://schemas.microsoft.com/office/word/2010/wordprocessingInk" xmlns:wne="http://schemas.microsoft.com/office/word/2006/wordml" xmlns:wps="http://schemas.microsoft.com/office/word/2010/wordprocessingShape" mc:Ignorable="w14 w15 w16se w16cid w16 w16cex w16sdtdh wp14">
   <w:sdt>
     <w:sdtPr>
       <w:id w:val="1698661931"/>
@@ -4334,7 +4479,7 @@
 </file>
 
 <file path=word/header3.xml><?xml version="1.0" encoding="utf-8"?>
-<w:hdr xmlns:wpc="http://schemas.microsoft.com/office/word/2010/wordprocessingCanvas" xmlns:cx="http://schemas.microsoft.com/office/drawing/2014/chartex" xmlns:cx1="http://schemas.microsoft.com/office/drawing/2015/9/8/chartex" xmlns:cx2="http://schemas.microsoft.com/office/drawing/2015/10/21/chartex" xmlns:cx3="http://schemas.microsoft.com/office/drawing/2016/5/9/chartex" xmlns:cx4="http://schemas.microsoft.com/office/drawing/2016/5/10/chartex" xmlns:cx5="http://schemas.microsoft.com/office/drawing/2016/5/11/chartex" xmlns:cx6="http://schemas.microsoft.com/office/drawing/2016/5/12/chartex" xmlns:cx7="http://schemas.microsoft.com/office/drawing/2016/5/13/chartex" xmlns:cx8="http://schemas.microsoft.com/office/drawing/2016/5/14/chartex" xmlns:mc="http://schemas.openxmlformats.org/markup-compatibility/2006" xmlns:aink="http://schemas.microsoft.com/office/drawing/2016/ink" xmlns:am3d="http://schemas.microsoft.com/office/drawing/2017/model3d" xmlns:o="urn:schemas-microsoft-com:office:office" xmlns:oel="http://schemas.microsoft.com/office/2019/extlst" xmlns:r="http://schemas.openxmlformats.org/officeDocument/2006/relationships" xmlns:m="http://schemas.openxmlformats.org/officeDocument/2006/math" xmlns:v="urn:schemas-microsoft-com:vml" xmlns:wp14="http://schemas.microsoft.com/office/word/2010/wordprocessingDrawing" xmlns:wp="http://schemas.openxmlformats.org/drawingml/2006/wordprocessingDrawing" xmlns:w10="urn:schemas-microsoft-com:office:word" xmlns:w="http://schemas.openxmlformats.org/wordprocessingml/2006/main" xmlns:w14="http://schemas.microsoft.com/office/word/2010/wordml" xmlns:w15="http://schemas.microsoft.com/office/word/2012/wordml" xmlns:w16cex="http://schemas.microsoft.com/office/word/2018/wordml/cex" xmlns:w16cid="http://schemas.microsoft.com/office/word/2016/wordml/cid" xmlns:w16="http://schemas.microsoft.com/office/word/2018/wordml" xmlns:w16du="http://schemas.microsoft.com/office/word/2023/wordml/word16du" xmlns:w16sdtdh="http://schemas.microsoft.com/office/word/2020/wordml/sdtdatahash" xmlns:w16sdtfl="http://schemas.microsoft.com/office/word/2024/wordml/sdtformatlock" xmlns:w16se="http://schemas.microsoft.com/office/word/2015/wordml/symex" xmlns:wpg="http://schemas.microsoft.com/office/word/2010/wordprocessingGroup" xmlns:wpi="http://schemas.microsoft.com/office/word/2010/wordprocessingInk" xmlns:wne="http://schemas.microsoft.com/office/word/2006/wordml" xmlns:wps="http://schemas.microsoft.com/office/word/2010/wordprocessingShape" mc:Ignorable="w14 w15 w16se w16cid w16 w16cex w16sdtdh w16sdtfl w16du wp14">
+<w:hdr xmlns:wpc="http://schemas.microsoft.com/office/word/2010/wordprocessingCanvas" xmlns:cx="http://schemas.microsoft.com/office/drawing/2014/chartex" xmlns:cx1="http://schemas.microsoft.com/office/drawing/2015/9/8/chartex" xmlns:cx2="http://schemas.microsoft.com/office/drawing/2015/10/21/chartex" xmlns:cx3="http://schemas.microsoft.com/office/drawing/2016/5/9/chartex" xmlns:cx4="http://schemas.microsoft.com/office/drawing/2016/5/10/chartex" xmlns:cx5="http://schemas.microsoft.com/office/drawing/2016/5/11/chartex" xmlns:cx6="http://schemas.microsoft.com/office/drawing/2016/5/12/chartex" xmlns:cx7="http://schemas.microsoft.com/office/drawing/2016/5/13/chartex" xmlns:cx8="http://schemas.microsoft.com/office/drawing/2016/5/14/chartex" xmlns:mc="http://schemas.openxmlformats.org/markup-compatibility/2006" xmlns:aink="http://schemas.microsoft.com/office/drawing/2016/ink" xmlns:am3d="http://schemas.microsoft.com/office/drawing/2017/model3d" xmlns:o="urn:schemas-microsoft-com:office:office" xmlns:oel="http://schemas.microsoft.com/office/2019/extlst" xmlns:r="http://schemas.openxmlformats.org/officeDocument/2006/relationships" xmlns:m="http://schemas.openxmlformats.org/officeDocument/2006/math" xmlns:v="urn:schemas-microsoft-com:vml" xmlns:wp14="http://schemas.microsoft.com/office/word/2010/wordprocessingDrawing" xmlns:wp="http://schemas.openxmlformats.org/drawingml/2006/wordprocessingDrawing" xmlns:w10="urn:schemas-microsoft-com:office:word" xmlns:w="http://schemas.openxmlformats.org/wordprocessingml/2006/main" xmlns:w14="http://schemas.microsoft.com/office/word/2010/wordml" xmlns:w15="http://schemas.microsoft.com/office/word/2012/wordml" xmlns:w16cex="http://schemas.microsoft.com/office/word/2018/wordml/cex" xmlns:w16cid="http://schemas.microsoft.com/office/word/2016/wordml/cid" xmlns:w16="http://schemas.microsoft.com/office/word/2018/wordml" xmlns:w16sdtdh="http://schemas.microsoft.com/office/word/2020/wordml/sdtdatahash" xmlns:w16se="http://schemas.microsoft.com/office/word/2015/wordml/symex" xmlns:wpg="http://schemas.microsoft.com/office/word/2010/wordprocessingGroup" xmlns:wpi="http://schemas.microsoft.com/office/word/2010/wordprocessingInk" xmlns:wne="http://schemas.microsoft.com/office/word/2006/wordml" xmlns:wps="http://schemas.microsoft.com/office/word/2010/wordprocessingShape" mc:Ignorable="w14 w15 w16se w16cid w16 w16cex w16sdtdh wp14">
   <w:p>
     <w:pPr>
       <w:pStyle w:val="Header"/>
@@ -4350,7 +4495,7 @@
 </file>
 
 <file path=word/numbering.xml><?xml version="1.0" encoding="utf-8"?>
-<w:numbering xmlns:wpc="http://schemas.microsoft.com/office/word/2010/wordprocessingCanvas" xmlns:cx="http://schemas.microsoft.com/office/drawing/2014/chartex" xmlns:cx1="http://schemas.microsoft.com/office/drawing/2015/9/8/chartex" xmlns:cx2="http://schemas.microsoft.com/office/drawing/2015/10/21/chartex" xmlns:cx3="http://schemas.microsoft.com/office/drawing/2016/5/9/chartex" xmlns:cx4="http://schemas.microsoft.com/office/drawing/2016/5/10/chartex" xmlns:cx5="http://schemas.microsoft.com/office/drawing/2016/5/11/chartex" xmlns:cx6="http://schemas.microsoft.com/office/drawing/2016/5/12/chartex" xmlns:cx7="http://schemas.microsoft.com/office/drawing/2016/5/13/chartex" xmlns:cx8="http://schemas.microsoft.com/office/drawing/2016/5/14/chartex" xmlns:mc="http://schemas.openxmlformats.org/markup-compatibility/2006" xmlns:aink="http://schemas.microsoft.com/office/drawing/2016/ink" xmlns:am3d="http://schemas.microsoft.com/office/drawing/2017/model3d" xmlns:o="urn:schemas-microsoft-com:office:office" xmlns:oel="http://schemas.microsoft.com/office/2019/extlst" xmlns:r="http://schemas.openxmlformats.org/officeDocument/2006/relationships" xmlns:m="http://schemas.openxmlformats.org/officeDocument/2006/math" xmlns:v="urn:schemas-microsoft-com:vml" xmlns:wp14="http://schemas.microsoft.com/office/word/2010/wordprocessingDrawing" xmlns:wp="http://schemas.openxmlformats.org/drawingml/2006/wordprocessingDrawing" xmlns:w10="urn:schemas-microsoft-com:office:word" xmlns:w="http://schemas.openxmlformats.org/wordprocessingml/2006/main" xmlns:w14="http://schemas.microsoft.com/office/word/2010/wordml" xmlns:w15="http://schemas.microsoft.com/office/word/2012/wordml" xmlns:w16cex="http://schemas.microsoft.com/office/word/2018/wordml/cex" xmlns:w16cid="http://schemas.microsoft.com/office/word/2016/wordml/cid" xmlns:w16="http://schemas.microsoft.com/office/word/2018/wordml" xmlns:w16du="http://schemas.microsoft.com/office/word/2023/wordml/word16du" xmlns:w16sdtdh="http://schemas.microsoft.com/office/word/2020/wordml/sdtdatahash" xmlns:w16sdtfl="http://schemas.microsoft.com/office/word/2024/wordml/sdtformatlock" xmlns:w16se="http://schemas.microsoft.com/office/word/2015/wordml/symex" xmlns:wpg="http://schemas.microsoft.com/office/word/2010/wordprocessingGroup" xmlns:wpi="http://schemas.microsoft.com/office/word/2010/wordprocessingInk" xmlns:wne="http://schemas.microsoft.com/office/word/2006/wordml" xmlns:wps="http://schemas.microsoft.com/office/word/2010/wordprocessingShape" mc:Ignorable="w14 w15 w16se w16cid w16 w16cex w16sdtdh w16sdtfl w16du wp14">
+<w:numbering xmlns:wpc="http://schemas.microsoft.com/office/word/2010/wordprocessingCanvas" xmlns:cx="http://schemas.microsoft.com/office/drawing/2014/chartex" xmlns:cx1="http://schemas.microsoft.com/office/drawing/2015/9/8/chartex" xmlns:cx2="http://schemas.microsoft.com/office/drawing/2015/10/21/chartex" xmlns:cx3="http://schemas.microsoft.com/office/drawing/2016/5/9/chartex" xmlns:cx4="http://schemas.microsoft.com/office/drawing/2016/5/10/chartex" xmlns:cx5="http://schemas.microsoft.com/office/drawing/2016/5/11/chartex" xmlns:cx6="http://schemas.microsoft.com/office/drawing/2016/5/12/chartex" xmlns:cx7="http://schemas.microsoft.com/office/drawing/2016/5/13/chartex" xmlns:cx8="http://schemas.microsoft.com/office/drawing/2016/5/14/chartex" xmlns:mc="http://schemas.openxmlformats.org/markup-compatibility/2006" xmlns:aink="http://schemas.microsoft.com/office/drawing/2016/ink" xmlns:am3d="http://schemas.microsoft.com/office/drawing/2017/model3d" xmlns:o="urn:schemas-microsoft-com:office:office" xmlns:oel="http://schemas.microsoft.com/office/2019/extlst" xmlns:r="http://schemas.openxmlformats.org/officeDocument/2006/relationships" xmlns:m="http://schemas.openxmlformats.org/officeDocument/2006/math" xmlns:v="urn:schemas-microsoft-com:vml" xmlns:wp14="http://schemas.microsoft.com/office/word/2010/wordprocessingDrawing" xmlns:wp="http://schemas.openxmlformats.org/drawingml/2006/wordprocessingDrawing" xmlns:w10="urn:schemas-microsoft-com:office:word" xmlns:w="http://schemas.openxmlformats.org/wordprocessingml/2006/main" xmlns:w14="http://schemas.microsoft.com/office/word/2010/wordml" xmlns:w15="http://schemas.microsoft.com/office/word/2012/wordml" xmlns:w16cex="http://schemas.microsoft.com/office/word/2018/wordml/cex" xmlns:w16cid="http://schemas.microsoft.com/office/word/2016/wordml/cid" xmlns:w16="http://schemas.microsoft.com/office/word/2018/wordml" xmlns:w16sdtdh="http://schemas.microsoft.com/office/word/2020/wordml/sdtdatahash" xmlns:w16se="http://schemas.microsoft.com/office/word/2015/wordml/symex" xmlns:wpg="http://schemas.microsoft.com/office/word/2010/wordprocessingGroup" xmlns:wpi="http://schemas.microsoft.com/office/word/2010/wordprocessingInk" xmlns:wne="http://schemas.microsoft.com/office/word/2006/wordml" xmlns:wps="http://schemas.microsoft.com/office/word/2010/wordprocessingShape" mc:Ignorable="w14 w15 w16se w16cid w16 w16cex w16sdtdh wp14">
   <w:abstractNum w:abstractNumId="0" w15:restartNumberingAfterBreak="0">
     <w:nsid w:val="2A826B2B"/>
     <w:multiLevelType w:val="hybridMultilevel"/>
@@ -4931,7 +5076,7 @@
 </file>
 
 <file path=word/styles.xml><?xml version="1.0" encoding="utf-8"?>
-<w:styles xmlns:mc="http://schemas.openxmlformats.org/markup-compatibility/2006" xmlns:r="http://schemas.openxmlformats.org/officeDocument/2006/relationships" xmlns:w="http://schemas.openxmlformats.org/wordprocessingml/2006/main" xmlns:w14="http://schemas.microsoft.com/office/word/2010/wordml" xmlns:w15="http://schemas.microsoft.com/office/word/2012/wordml" xmlns:w16cex="http://schemas.microsoft.com/office/word/2018/wordml/cex" xmlns:w16cid="http://schemas.microsoft.com/office/word/2016/wordml/cid" xmlns:w16="http://schemas.microsoft.com/office/word/2018/wordml" xmlns:w16du="http://schemas.microsoft.com/office/word/2023/wordml/word16du" xmlns:w16sdtdh="http://schemas.microsoft.com/office/word/2020/wordml/sdtdatahash" xmlns:w16sdtfl="http://schemas.microsoft.com/office/word/2024/wordml/sdtformatlock" xmlns:w16se="http://schemas.microsoft.com/office/word/2015/wordml/symex" mc:Ignorable="w14 w15 w16se w16cid w16 w16cex w16sdtdh w16sdtfl w16du">
+<w:styles xmlns:mc="http://schemas.openxmlformats.org/markup-compatibility/2006" xmlns:r="http://schemas.openxmlformats.org/officeDocument/2006/relationships" xmlns:w="http://schemas.openxmlformats.org/wordprocessingml/2006/main" xmlns:w14="http://schemas.microsoft.com/office/word/2010/wordml" xmlns:w15="http://schemas.microsoft.com/office/word/2012/wordml" xmlns:w16cex="http://schemas.microsoft.com/office/word/2018/wordml/cex" xmlns:w16cid="http://schemas.microsoft.com/office/word/2016/wordml/cid" xmlns:w16="http://schemas.microsoft.com/office/word/2018/wordml" xmlns:w16sdtdh="http://schemas.microsoft.com/office/word/2020/wordml/sdtdatahash" xmlns:w16se="http://schemas.microsoft.com/office/word/2015/wordml/symex" mc:Ignorable="w14 w15 w16se w16cid w16 w16cex w16sdtdh">
   <w:docDefaults>
     <w:rPrDefault>
       <w:rPr>

--- a/_Documects/end/บทที่-5.docx
+++ b/_Documects/end/บทที่-5.docx
@@ -1718,13 +1718,15 @@
         <w:rPr>
           <w:rFonts w:ascii="TH SarabunPSK" w:hAnsi="TH SarabunPSK" w:cs="TH SarabunPSK"/>
           <w:color w:val="000000" w:themeColor="text1"/>
-          <w:cs/>
-        </w:rPr>
-      </w:pPr>
-      <w:r>
-        <w:rPr>
-          <w:rFonts w:ascii="TH SarabunPSK" w:hAnsi="TH SarabunPSK" w:cs="TH SarabunPSK" w:hint="cs"/>
-          <w:color w:val="000000" w:themeColor="text1"/>
+          <w:spacing w:val="-14"/>
+          <w:cs/>
+        </w:rPr>
+      </w:pPr>
+      <w:r>
+        <w:rPr>
+          <w:rFonts w:ascii="TH SarabunPSK" w:hAnsi="TH SarabunPSK" w:cs="TH SarabunPSK" w:hint="cs"/>
+          <w:color w:val="000000" w:themeColor="text1"/>
+          <w:spacing w:val="-14"/>
         </w:rPr>
         <w:lastRenderedPageBreak/>
         <w:tab/>
@@ -1734,6 +1736,7 @@
         <w:rPr>
           <w:rFonts w:ascii="TH SarabunPSK" w:hAnsi="TH SarabunPSK" w:cs="TH SarabunPSK"/>
           <w:color w:val="000000" w:themeColor="text1"/>
+          <w:spacing w:val="-14"/>
         </w:rPr>
         <w:t xml:space="preserve">4 </w:t>
       </w:r>
@@ -1741,6 +1744,7 @@
         <w:rPr>
           <w:rFonts w:ascii="TH SarabunPSK" w:hAnsi="TH SarabunPSK" w:cs="TH SarabunPSK" w:hint="cs"/>
           <w:color w:val="000000" w:themeColor="text1"/>
+          <w:spacing w:val="-14"/>
           <w:cs/>
         </w:rPr>
         <w:t>สรุปผลจากแบบสอบถามความพึงพอใจ</w:t>
@@ -1753,31 +1757,24 @@
         <w:rPr>
           <w:rFonts w:ascii="TH SarabunPSK" w:hAnsi="TH SarabunPSK" w:cs="TH SarabunPSK"/>
           <w:color w:val="000000" w:themeColor="text1"/>
-          <w:spacing w:val="-4"/>
-        </w:rPr>
-      </w:pPr>
-      <w:r>
-        <w:rPr>
-          <w:rFonts w:ascii="TH SarabunPSK" w:hAnsi="TH SarabunPSK" w:cs="TH SarabunPSK" w:hint="cs"/>
-          <w:color w:val="000000" w:themeColor="text1"/>
+          <w:spacing w:val="-14"/>
+        </w:rPr>
+      </w:pPr>
+      <w:r>
+        <w:rPr>
+          <w:rFonts w:ascii="TH SarabunPSK" w:hAnsi="TH SarabunPSK" w:cs="TH SarabunPSK" w:hint="cs"/>
+          <w:color w:val="000000" w:themeColor="text1"/>
+          <w:spacing w:val="-14"/>
           <w:cs/>
         </w:rPr>
         <w:tab/>
-      </w:r>
-      <w:r>
-        <w:rPr>
-          <w:rFonts w:ascii="TH SarabunPSK" w:hAnsi="TH SarabunPSK" w:cs="TH SarabunPSK" w:hint="cs"/>
-          <w:color w:val="000000" w:themeColor="text1"/>
-          <w:spacing w:val="-8"/>
-          <w:cs/>
-        </w:rPr>
         <w:t>ตอนที่</w:t>
       </w:r>
       <w:r>
         <w:rPr>
           <w:rFonts w:ascii="TH SarabunPSK" w:hAnsi="TH SarabunPSK" w:cs="TH SarabunPSK" w:hint="cs"/>
           <w:color w:val="000000" w:themeColor="text1"/>
-          <w:spacing w:val="-8"/>
+          <w:spacing w:val="-14"/>
         </w:rPr>
         <w:t xml:space="preserve"> 1 </w:t>
       </w:r>
@@ -1785,24 +1782,16 @@
         <w:rPr>
           <w:rFonts w:ascii="TH SarabunPSK" w:hAnsi="TH SarabunPSK" w:cs="TH SarabunPSK" w:hint="cs"/>
           <w:color w:val="000000" w:themeColor="text1"/>
-          <w:cs/>
-        </w:rPr>
-        <w:t>เพศ</w:t>
-      </w:r>
-      <w:r>
-        <w:rPr>
-          <w:rFonts w:ascii="TH SarabunPSK" w:hAnsi="TH SarabunPSK" w:cs="TH SarabunPSK" w:hint="cs"/>
-          <w:color w:val="000000" w:themeColor="text1"/>
-          <w:spacing w:val="-8"/>
-          <w:cs/>
-        </w:rPr>
-        <w:t xml:space="preserve"> </w:t>
-      </w:r>
-      <w:r>
-        <w:rPr>
-          <w:rFonts w:ascii="TH SarabunPSK" w:hAnsi="TH SarabunPSK" w:cs="TH SarabunPSK" w:hint="cs"/>
-          <w:color w:val="000000" w:themeColor="text1"/>
-          <w:spacing w:val="-8"/>
+          <w:spacing w:val="-14"/>
+          <w:cs/>
+        </w:rPr>
+        <w:t xml:space="preserve">เพศ </w:t>
+      </w:r>
+      <w:r>
+        <w:rPr>
+          <w:rFonts w:ascii="TH SarabunPSK" w:hAnsi="TH SarabunPSK" w:cs="TH SarabunPSK" w:hint="cs"/>
+          <w:color w:val="000000" w:themeColor="text1"/>
+          <w:spacing w:val="-14"/>
           <w:cs/>
         </w:rPr>
         <w:t>จาก</w:t>
@@ -1811,7 +1800,7 @@
         <w:rPr>
           <w:rFonts w:ascii="TH SarabunPSK" w:hAnsi="TH SarabunPSK" w:cs="TH SarabunPSK" w:hint="cs"/>
           <w:color w:val="000000" w:themeColor="text1"/>
-          <w:spacing w:val="-6"/>
+          <w:spacing w:val="-14"/>
           <w:cs/>
         </w:rPr>
         <w:t>กลุ่มตัวอย่างที่ได้ตอบ</w:t>
@@ -1820,7 +1809,7 @@
         <w:rPr>
           <w:rFonts w:ascii="TH SarabunPSK" w:hAnsi="TH SarabunPSK" w:cs="TH SarabunPSK" w:hint="cs"/>
           <w:color w:val="000000" w:themeColor="text1"/>
-          <w:spacing w:val="-6"/>
+          <w:spacing w:val="-14"/>
           <w:cs/>
         </w:rPr>
         <w:t xml:space="preserve">มีจำนวนทั้งหมด </w:t>
@@ -1829,6 +1818,7 @@
         <w:rPr>
           <w:rFonts w:ascii="TH SarabunPSK" w:hAnsi="TH SarabunPSK" w:cs="TH SarabunPSK"/>
           <w:color w:val="000000" w:themeColor="text1"/>
+          <w:spacing w:val="-14"/>
         </w:rPr>
         <w:t>3</w:t>
       </w:r>
@@ -1836,22 +1826,15 @@
         <w:rPr>
           <w:rFonts w:ascii="TH SarabunPSK" w:hAnsi="TH SarabunPSK" w:cs="TH SarabunPSK" w:hint="cs"/>
           <w:color w:val="000000" w:themeColor="text1"/>
-        </w:rPr>
-        <w:t>0</w:t>
-      </w:r>
-      <w:r>
-        <w:rPr>
-          <w:rFonts w:ascii="TH SarabunPSK" w:hAnsi="TH SarabunPSK" w:cs="TH SarabunPSK" w:hint="cs"/>
-          <w:color w:val="000000" w:themeColor="text1"/>
-          <w:spacing w:val="-6"/>
-        </w:rPr>
-        <w:t xml:space="preserve"> </w:t>
-      </w:r>
-      <w:r>
-        <w:rPr>
-          <w:rFonts w:ascii="TH SarabunPSK" w:hAnsi="TH SarabunPSK" w:cs="TH SarabunPSK" w:hint="cs"/>
-          <w:color w:val="000000" w:themeColor="text1"/>
-          <w:spacing w:val="-6"/>
+          <w:spacing w:val="-14"/>
+        </w:rPr>
+        <w:t xml:space="preserve">0 </w:t>
+      </w:r>
+      <w:r>
+        <w:rPr>
+          <w:rFonts w:ascii="TH SarabunPSK" w:hAnsi="TH SarabunPSK" w:cs="TH SarabunPSK" w:hint="cs"/>
+          <w:color w:val="000000" w:themeColor="text1"/>
+          <w:spacing w:val="-14"/>
           <w:cs/>
         </w:rPr>
         <w:t xml:space="preserve">คน   แยกเป็น เพศ ชาย จำนวน </w:t>
@@ -1860,7 +1843,7 @@
         <w:rPr>
           <w:rFonts w:ascii="TH SarabunPSK" w:hAnsi="TH SarabunPSK" w:cs="TH SarabunPSK"/>
           <w:color w:val="000000" w:themeColor="text1"/>
-          <w:spacing w:val="-6"/>
+          <w:spacing w:val="-14"/>
         </w:rPr>
         <w:t>21</w:t>
       </w:r>
@@ -1868,7 +1851,7 @@
         <w:rPr>
           <w:rFonts w:ascii="TH SarabunPSK" w:hAnsi="TH SarabunPSK" w:cs="TH SarabunPSK" w:hint="cs"/>
           <w:color w:val="000000" w:themeColor="text1"/>
-          <w:spacing w:val="-6"/>
+          <w:spacing w:val="-14"/>
           <w:cs/>
         </w:rPr>
         <w:t xml:space="preserve"> คน คิดเป็นร้อยละ </w:t>
@@ -1877,7 +1860,7 @@
         <w:rPr>
           <w:rFonts w:ascii="TH SarabunPSK" w:hAnsi="TH SarabunPSK" w:cs="TH SarabunPSK"/>
           <w:color w:val="000000" w:themeColor="text1"/>
-          <w:spacing w:val="-6"/>
+          <w:spacing w:val="-14"/>
         </w:rPr>
         <w:t>70</w:t>
       </w:r>
@@ -1885,7 +1868,7 @@
         <w:rPr>
           <w:rFonts w:ascii="TH SarabunPSK" w:hAnsi="TH SarabunPSK" w:cs="TH SarabunPSK" w:hint="cs"/>
           <w:color w:val="000000" w:themeColor="text1"/>
-          <w:spacing w:val="-6"/>
+          <w:spacing w:val="-14"/>
           <w:cs/>
         </w:rPr>
         <w:t xml:space="preserve"> เพศ หญิง จำนวน </w:t>
@@ -1894,7 +1877,7 @@
         <w:rPr>
           <w:rFonts w:ascii="TH SarabunPSK" w:hAnsi="TH SarabunPSK" w:cs="TH SarabunPSK"/>
           <w:color w:val="000000" w:themeColor="text1"/>
-          <w:spacing w:val="-6"/>
+          <w:spacing w:val="-14"/>
         </w:rPr>
         <w:t>9</w:t>
       </w:r>
@@ -1902,7 +1885,7 @@
         <w:rPr>
           <w:rFonts w:ascii="TH SarabunPSK" w:hAnsi="TH SarabunPSK" w:cs="TH SarabunPSK" w:hint="cs"/>
           <w:color w:val="000000" w:themeColor="text1"/>
-          <w:spacing w:val="-6"/>
+          <w:spacing w:val="-14"/>
           <w:cs/>
         </w:rPr>
         <w:t xml:space="preserve"> คน คิดเป็นร้อยละ </w:t>
@@ -1911,7 +1894,7 @@
         <w:rPr>
           <w:rFonts w:ascii="TH SarabunPSK" w:hAnsi="TH SarabunPSK" w:cs="TH SarabunPSK"/>
           <w:color w:val="000000" w:themeColor="text1"/>
-          <w:spacing w:val="-6"/>
+          <w:spacing w:val="-14"/>
         </w:rPr>
         <w:t>3</w:t>
       </w:r>
@@ -1919,7 +1902,7 @@
         <w:rPr>
           <w:rFonts w:ascii="TH SarabunPSK" w:hAnsi="TH SarabunPSK" w:cs="TH SarabunPSK" w:hint="cs"/>
           <w:color w:val="000000" w:themeColor="text1"/>
-          <w:spacing w:val="-6"/>
+          <w:spacing w:val="-14"/>
           <w:cs/>
         </w:rPr>
         <w:t>0</w:t>
@@ -1932,14 +1915,14 @@
         <w:rPr>
           <w:rFonts w:ascii="TH SarabunPSK" w:hAnsi="TH SarabunPSK" w:cs="TH SarabunPSK"/>
           <w:color w:val="000000" w:themeColor="text1"/>
-          <w:spacing w:val="-4"/>
-        </w:rPr>
-      </w:pPr>
-      <w:r>
-        <w:rPr>
-          <w:rFonts w:ascii="TH SarabunPSK" w:hAnsi="TH SarabunPSK" w:cs="TH SarabunPSK" w:hint="cs"/>
-          <w:color w:val="000000" w:themeColor="text1"/>
-          <w:spacing w:val="-4"/>
+          <w:spacing w:val="-14"/>
+        </w:rPr>
+      </w:pPr>
+      <w:r>
+        <w:rPr>
+          <w:rFonts w:ascii="TH SarabunPSK" w:hAnsi="TH SarabunPSK" w:cs="TH SarabunPSK" w:hint="cs"/>
+          <w:color w:val="000000" w:themeColor="text1"/>
+          <w:spacing w:val="-14"/>
         </w:rPr>
         <w:tab/>
       </w:r>
@@ -1947,7 +1930,7 @@
         <w:rPr>
           <w:rFonts w:ascii="TH SarabunPSK" w:hAnsi="TH SarabunPSK" w:cs="TH SarabunPSK" w:hint="cs"/>
           <w:color w:val="000000" w:themeColor="text1"/>
-          <w:spacing w:val="-8"/>
+          <w:spacing w:val="-14"/>
           <w:cs/>
         </w:rPr>
         <w:t>ตอนที่</w:t>
@@ -1956,7 +1939,7 @@
         <w:rPr>
           <w:rFonts w:ascii="TH SarabunPSK" w:hAnsi="TH SarabunPSK" w:cs="TH SarabunPSK" w:hint="cs"/>
           <w:color w:val="000000" w:themeColor="text1"/>
-          <w:spacing w:val="-8"/>
+          <w:spacing w:val="-14"/>
         </w:rPr>
         <w:t xml:space="preserve"> 1</w:t>
       </w:r>
@@ -1964,24 +1947,23 @@
         <w:rPr>
           <w:rFonts w:ascii="TH SarabunPSK" w:hAnsi="TH SarabunPSK" w:cs="TH SarabunPSK" w:hint="cs"/>
           <w:color w:val="000000" w:themeColor="text1"/>
-          <w:spacing w:val="-4"/>
+          <w:spacing w:val="-14"/>
         </w:rPr>
         <w:t xml:space="preserve"> </w:t>
       </w:r>
       <w:r>
         <w:rPr>
-          <w:rFonts w:ascii="TH SarabunPSK" w:hAnsi="TH SarabunPSK" w:cs="TH SarabunPSK" w:hint="cs"/>
-          <w:color w:val="000000" w:themeColor="text1"/>
-          <w:spacing w:val="-4"/>
-          <w:cs/>
-        </w:rPr>
-        <w:t>สิทธิ์การเข้าใช้งานระบบ</w:t>
-      </w:r>
-      <w:r>
-        <w:rPr>
-          <w:rFonts w:ascii="TH SarabunPSK" w:hAnsi="TH SarabunPSK" w:cs="TH SarabunPSK" w:hint="cs"/>
-          <w:color w:val="000000" w:themeColor="text1"/>
-          <w:spacing w:val="-4"/>
+          <w:rFonts w:ascii="TH SarabunPSK" w:hAnsi="TH SarabunPSK" w:cs="TH SarabunPSK"/>
+          <w:spacing w:val="-14"/>
+          <w:cs/>
+        </w:rPr>
+        <w:t>อายุ</w:t>
+      </w:r>
+      <w:r>
+        <w:rPr>
+          <w:rFonts w:ascii="TH SarabunPSK" w:hAnsi="TH SarabunPSK" w:cs="TH SarabunPSK" w:hint="cs"/>
+          <w:spacing w:val="-14"/>
+          <w:cs/>
         </w:rPr>
         <w:t xml:space="preserve"> </w:t>
       </w:r>
@@ -1989,31 +1971,68 @@
         <w:rPr>
           <w:rFonts w:ascii="TH SarabunPSK" w:hAnsi="TH SarabunPSK" w:cs="TH SarabunPSK" w:hint="cs"/>
           <w:color w:val="000000" w:themeColor="text1"/>
-          <w:spacing w:val="-8"/>
+          <w:spacing w:val="-14"/>
           <w:cs/>
         </w:rPr>
         <w:t>จาก</w:t>
       </w:r>
       <w:r>
         <w:rPr>
-          <w:rFonts w:ascii="TH SarabunPSK" w:hAnsi="TH SarabunPSK" w:cs="TH SarabunPSK" w:hint="cs"/>
-          <w:color w:val="000000" w:themeColor="text1"/>
-          <w:spacing w:val="-6"/>
-          <w:cs/>
-        </w:rPr>
-        <w:t xml:space="preserve">กลุ่มตัวอย่างที่ได้ตอบมีจำนวนทั้งหมด </w:t>
-      </w:r>
-      <w:r>
-        <w:rPr>
-          <w:rFonts w:ascii="TH SarabunPSK" w:hAnsi="TH SarabunPSK" w:cs="TH SarabunPSK"/>
-          <w:color w:val="000000" w:themeColor="text1"/>
+          <w:rFonts w:ascii="TH SarabunPSK" w:hAnsi="TH SarabunPSK" w:cs="TH SarabunPSK"/>
+          <w:color w:val="000000" w:themeColor="text1"/>
+          <w:spacing w:val="-14"/>
+          <w:cs/>
+        </w:rPr>
+        <w:t xml:space="preserve">กลุ่มตัวอย่างที่ได้ตอบแบบสอบถามมีจำนวนทั้งหมด </w:t>
+      </w:r>
+      <w:r>
+        <w:rPr>
+          <w:rFonts w:ascii="TH SarabunPSK" w:hAnsi="TH SarabunPSK" w:cs="TH SarabunPSK"/>
+          <w:color w:val="000000" w:themeColor="text1"/>
+          <w:spacing w:val="-14"/>
         </w:rPr>
         <w:t>3</w:t>
       </w:r>
       <w:r>
         <w:rPr>
-          <w:rFonts w:ascii="TH SarabunPSK" w:hAnsi="TH SarabunPSK" w:cs="TH SarabunPSK" w:hint="cs"/>
-          <w:color w:val="000000" w:themeColor="text1"/>
+          <w:rFonts w:ascii="TH SarabunPSK" w:hAnsi="TH SarabunPSK" w:cs="TH SarabunPSK"/>
+          <w:color w:val="000000" w:themeColor="text1"/>
+          <w:spacing w:val="-14"/>
+          <w:cs/>
+        </w:rPr>
+        <w:t xml:space="preserve">0 คน แยก เป็น อายุ 15-18 ปีจำนวน </w:t>
+      </w:r>
+      <w:r>
+        <w:rPr>
+          <w:rFonts w:ascii="TH SarabunPSK" w:hAnsi="TH SarabunPSK" w:cs="TH SarabunPSK"/>
+          <w:color w:val="000000" w:themeColor="text1"/>
+          <w:spacing w:val="-14"/>
+        </w:rPr>
+        <w:t>30</w:t>
+      </w:r>
+      <w:r>
+        <w:rPr>
+          <w:rFonts w:ascii="TH SarabunPSK" w:hAnsi="TH SarabunPSK" w:cs="TH SarabunPSK"/>
+          <w:color w:val="000000" w:themeColor="text1"/>
+          <w:spacing w:val="-14"/>
+          <w:cs/>
+        </w:rPr>
+        <w:t xml:space="preserve"> คน คิดเป็น ร้อยละ </w:t>
+      </w:r>
+      <w:r>
+        <w:rPr>
+          <w:rFonts w:ascii="TH SarabunPSK" w:hAnsi="TH SarabunPSK" w:cs="TH SarabunPSK"/>
+          <w:color w:val="000000" w:themeColor="text1"/>
+          <w:spacing w:val="-14"/>
+        </w:rPr>
+        <w:t>10</w:t>
+      </w:r>
+      <w:r>
+        <w:rPr>
+          <w:rFonts w:ascii="TH SarabunPSK" w:hAnsi="TH SarabunPSK" w:cs="TH SarabunPSK"/>
+          <w:color w:val="000000" w:themeColor="text1"/>
+          <w:spacing w:val="-14"/>
+          <w:cs/>
         </w:rPr>
         <w:t>0</w:t>
       </w:r>
@@ -2021,50 +2040,16 @@
         <w:rPr>
           <w:rFonts w:ascii="TH SarabunPSK" w:hAnsi="TH SarabunPSK" w:cs="TH SarabunPSK" w:hint="cs"/>
           <w:color w:val="000000" w:themeColor="text1"/>
-          <w:spacing w:val="-6"/>
-        </w:rPr>
-        <w:t xml:space="preserve"> </w:t>
-      </w:r>
-      <w:r>
-        <w:rPr>
-          <w:rFonts w:ascii="TH SarabunPSK" w:hAnsi="TH SarabunPSK" w:cs="TH SarabunPSK" w:hint="cs"/>
-          <w:color w:val="000000" w:themeColor="text1"/>
-          <w:spacing w:val="-6"/>
-          <w:cs/>
-        </w:rPr>
-        <w:t xml:space="preserve">คน </w:t>
-      </w:r>
-      <w:r>
-        <w:rPr>
-          <w:rFonts w:ascii="TH SarabunPSK" w:hAnsi="TH SarabunPSK" w:cs="TH SarabunPSK" w:hint="cs"/>
-          <w:color w:val="000000" w:themeColor="text1"/>
-          <w:spacing w:val="-6"/>
-          <w:cs/>
-        </w:rPr>
-        <w:t xml:space="preserve">แยกเป็น ผู้ดูแลระบบ จำนวน 2 คน คิดเป็นร้อยละ 10 บุคคลทั่วไป จำนวน </w:t>
-      </w:r>
-      <w:r>
-        <w:rPr>
-          <w:rFonts w:ascii="TH SarabunPSK" w:hAnsi="TH SarabunPSK" w:cs="TH SarabunPSK"/>
-          <w:color w:val="000000" w:themeColor="text1"/>
-          <w:spacing w:val="-6"/>
-        </w:rPr>
-        <w:t>28</w:t>
-      </w:r>
-      <w:r>
-        <w:rPr>
-          <w:rFonts w:ascii="TH SarabunPSK" w:hAnsi="TH SarabunPSK" w:cs="TH SarabunPSK" w:hint="cs"/>
-          <w:color w:val="000000" w:themeColor="text1"/>
-          <w:spacing w:val="-6"/>
-          <w:cs/>
-        </w:rPr>
-        <w:t xml:space="preserve"> คน คิดเป็นร้อยละ 90  </w:t>
-      </w:r>
-      <w:r>
-        <w:rPr>
-          <w:rFonts w:ascii="TH SarabunPSK" w:hAnsi="TH SarabunPSK" w:cs="TH SarabunPSK" w:hint="cs"/>
-          <w:color w:val="000000" w:themeColor="text1"/>
-          <w:spacing w:val="-6"/>
+          <w:spacing w:val="-14"/>
+          <w:cs/>
+        </w:rPr>
+        <w:t xml:space="preserve">  </w:t>
+      </w:r>
+      <w:r>
+        <w:rPr>
+          <w:rFonts w:ascii="TH SarabunPSK" w:hAnsi="TH SarabunPSK" w:cs="TH SarabunPSK" w:hint="cs"/>
+          <w:color w:val="000000" w:themeColor="text1"/>
+          <w:spacing w:val="-14"/>
           <w:cs/>
         </w:rPr>
         <w:t xml:space="preserve">  </w:t>
@@ -2077,16 +2062,14 @@
         <w:rPr>
           <w:rFonts w:ascii="TH SarabunPSK" w:hAnsi="TH SarabunPSK" w:cs="TH SarabunPSK"/>
           <w:color w:val="000000" w:themeColor="text1"/>
-          <w:sz w:val="16"/>
-          <w:szCs w:val="16"/>
-          <w:cs/>
-        </w:rPr>
-      </w:pPr>
-      <w:r>
-        <w:rPr>
-          <w:rFonts w:ascii="TH SarabunPSK" w:hAnsi="TH SarabunPSK" w:cs="TH SarabunPSK" w:hint="cs"/>
-          <w:color w:val="000000" w:themeColor="text1"/>
-          <w:spacing w:val="-4"/>
+          <w:spacing w:val="-14"/>
+        </w:rPr>
+      </w:pPr>
+      <w:r>
+        <w:rPr>
+          <w:rFonts w:ascii="TH SarabunPSK" w:hAnsi="TH SarabunPSK" w:cs="TH SarabunPSK" w:hint="cs"/>
+          <w:color w:val="000000" w:themeColor="text1"/>
+          <w:spacing w:val="-14"/>
           <w:cs/>
         </w:rPr>
         <w:tab/>
@@ -2095,7 +2078,7 @@
         <w:rPr>
           <w:rFonts w:ascii="TH SarabunPSK" w:hAnsi="TH SarabunPSK" w:cs="TH SarabunPSK" w:hint="cs"/>
           <w:color w:val="000000" w:themeColor="text1"/>
-          <w:spacing w:val="-4"/>
+          <w:spacing w:val="-14"/>
           <w:cs/>
         </w:rPr>
         <w:t>ตอนที่</w:t>
@@ -2104,7 +2087,7 @@
         <w:rPr>
           <w:rFonts w:ascii="TH SarabunPSK" w:hAnsi="TH SarabunPSK" w:cs="TH SarabunPSK" w:hint="cs"/>
           <w:color w:val="000000" w:themeColor="text1"/>
-          <w:spacing w:val="-4"/>
+          <w:spacing w:val="-14"/>
         </w:rPr>
         <w:t xml:space="preserve"> 2 </w:t>
       </w:r>
@@ -2112,6 +2095,7 @@
         <w:rPr>
           <w:rFonts w:ascii="TH SarabunPSK" w:hAnsi="TH SarabunPSK" w:cs="TH SarabunPSK" w:hint="cs"/>
           <w:color w:val="000000" w:themeColor="text1"/>
+          <w:spacing w:val="-14"/>
           <w:cs/>
         </w:rPr>
         <w:t>กลุ่มตัวอย่างที่ได้ตอบ</w:t>
@@ -2120,6 +2104,7 @@
         <w:rPr>
           <w:rFonts w:ascii="TH SarabunPSK" w:hAnsi="TH SarabunPSK" w:cs="TH SarabunPSK" w:hint="cs"/>
           <w:color w:val="000000" w:themeColor="text1"/>
+          <w:spacing w:val="-14"/>
           <w:cs/>
         </w:rPr>
         <w:t>แบบสอบถามมีความพึงพอใจเกี่ยวกับความพึงพอใจในการใช้งาน</w:t>
@@ -2128,6 +2113,7 @@
         <w:rPr>
           <w:rFonts w:ascii="TH SarabunPSK" w:hAnsi="TH SarabunPSK" w:cs="TH SarabunPSK"/>
           <w:color w:val="000000" w:themeColor="text1"/>
+          <w:spacing w:val="-14"/>
           <w:cs/>
         </w:rPr>
         <w:t>ระบบช่วยผู้สร้างคอนเทนต์รับรายได้จากการสนับสนุนของผู้ติดตาม</w:t>
@@ -2136,6 +2122,7 @@
         <w:rPr>
           <w:rFonts w:ascii="TH SarabunPSK" w:hAnsi="TH SarabunPSK" w:cs="TH SarabunPSK" w:hint="cs"/>
           <w:color w:val="000000" w:themeColor="text1"/>
+          <w:spacing w:val="-14"/>
           <w:cs/>
         </w:rPr>
         <w:t xml:space="preserve"> </w:t>
@@ -2144,6 +2131,7 @@
         <w:rPr>
           <w:rFonts w:ascii="TH SarabunPSK" w:hAnsi="TH SarabunPSK" w:cs="TH SarabunPSK" w:hint="cs"/>
           <w:color w:val="000000" w:themeColor="text1"/>
+          <w:spacing w:val="-14"/>
           <w:cs/>
         </w:rPr>
         <w:t>โดยภาพรวมอยู่ในระดับ</w:t>
@@ -2152,6 +2140,7 @@
         <w:rPr>
           <w:rFonts w:ascii="TH SarabunPSK" w:hAnsi="TH SarabunPSK" w:cs="TH SarabunPSK"/>
           <w:color w:val="000000" w:themeColor="text1"/>
+          <w:spacing w:val="-14"/>
           <w:cs/>
         </w:rPr>
         <w:t>พึงพอใจมาก</w:t>
@@ -2160,14 +2149,41 @@
         <w:rPr>
           <w:rFonts w:ascii="TH SarabunPSK" w:hAnsi="TH SarabunPSK" w:cs="TH SarabunPSK" w:hint="cs"/>
           <w:color w:val="000000" w:themeColor="text1"/>
-          <w:cs/>
-        </w:rPr>
-        <w:t xml:space="preserve"> มีค่าเฉลี่ย </w:t>
-      </w:r>
-      <w:r>
-        <w:rPr>
-          <w:rFonts w:ascii="TH SarabunPSK" w:eastAsia="Times New Roman" w:hAnsi="TH SarabunPSK" w:cs="TH SarabunPSK" w:hint="cs"/>
-          <w:color w:val="000000" w:themeColor="text1"/>
+          <w:spacing w:val="-14"/>
+          <w:cs/>
+        </w:rPr>
+        <w:t xml:space="preserve"> </w:t>
+      </w:r>
+      <w:r>
+        <w:rPr>
+          <w:rFonts w:ascii="TH SarabunPSK" w:hAnsi="TH SarabunPSK" w:cs="TH SarabunPSK"/>
+          <w:color w:val="000000" w:themeColor="text1"/>
+          <w:spacing w:val="-14"/>
+        </w:rPr>
+        <w:br/>
+      </w:r>
+      <w:r>
+        <w:rPr>
+          <w:rFonts w:ascii="TH SarabunPSK" w:hAnsi="TH SarabunPSK" w:cs="TH SarabunPSK" w:hint="cs"/>
+          <w:color w:val="000000" w:themeColor="text1"/>
+          <w:spacing w:val="-14"/>
+          <w:cs/>
+        </w:rPr>
+        <w:t xml:space="preserve">มีค่าเฉลี่ย </w:t>
+      </w:r>
+      <w:r>
+        <w:rPr>
+          <w:rFonts w:ascii="TH SarabunPSK" w:hAnsi="TH SarabunPSK" w:cs="TH SarabunPSK"/>
+          <w:color w:val="000000" w:themeColor="text1"/>
+          <w:spacing w:val="-14"/>
+        </w:rPr>
+        <w:t>(</w:t>
+      </w:r>
+      <w:r>
+        <w:rPr>
+          <w:rFonts w:ascii="TH SarabunPSK" w:eastAsia="Times New Roman" w:hAnsi="TH SarabunPSK" w:cs="TH SarabunPSK" w:hint="cs"/>
+          <w:color w:val="000000" w:themeColor="text1"/>
+          <w:spacing w:val="-14"/>
         </w:rPr>
         <w:fldChar w:fldCharType="begin"/>
       </w:r>
@@ -2175,6 +2191,7 @@
         <w:rPr>
           <w:rFonts w:ascii="TH SarabunPSK" w:eastAsia="Times New Roman" w:hAnsi="TH SarabunPSK" w:cs="TH SarabunPSK" w:hint="cs"/>
           <w:color w:val="000000" w:themeColor="text1"/>
+          <w:spacing w:val="-14"/>
         </w:rPr>
         <w:instrText xml:space="preserve"> QUOTE </w:instrText>
       </w:r>
@@ -2182,9 +2199,10 @@
         <w:rPr>
           <w:rFonts w:ascii="TH SarabunPSK" w:hAnsi="TH SarabunPSK" w:cs="TH SarabunPSK"/>
           <w:color w:val="000000" w:themeColor="text1"/>
+          <w:spacing w:val="-14"/>
           <w:position w:val="-14"/>
         </w:rPr>
-        <w:pict w14:anchorId="43031287">
+        <w:pict w14:anchorId="2FA840C3">
           <v:shapetype id="_x0000_t75" coordsize="21600,21600" o:spt="75" o:preferrelative="t" path="m@4@5l@4@11@9@11@9@5xe" filled="f" stroked="f">
             <v:stroke joinstyle="miter"/>
             <v:formulas>
@@ -2204,7 +2222,7 @@
             <v:path o:extrusionok="f" gradientshapeok="t" o:connecttype="rect"/>
             <o:lock v:ext="edit" aspectratio="t"/>
           </v:shapetype>
-          <v:shape id="_x0000_i1025" type="#_x0000_t75" style="width:8.25pt;height:21.75pt" equationxml="&lt;">
+          <v:shape id="_x0000_i1025" type="#_x0000_t75" style="width:8.15pt;height:21.75pt" equationxml="&lt;">
             <v:imagedata r:id="rId8" o:title="" chromakey="white"/>
           </v:shape>
         </w:pict>
@@ -2213,6 +2231,7 @@
         <w:rPr>
           <w:rFonts w:ascii="TH SarabunPSK" w:eastAsia="Times New Roman" w:hAnsi="TH SarabunPSK" w:cs="TH SarabunPSK" w:hint="cs"/>
           <w:color w:val="000000" w:themeColor="text1"/>
+          <w:spacing w:val="-14"/>
           <w:cs/>
         </w:rPr>
         <w:instrText xml:space="preserve"> </w:instrText>
@@ -2221,6 +2240,7 @@
         <w:rPr>
           <w:rFonts w:ascii="TH SarabunPSK" w:eastAsia="Times New Roman" w:hAnsi="TH SarabunPSK" w:cs="TH SarabunPSK" w:hint="cs"/>
           <w:color w:val="000000" w:themeColor="text1"/>
+          <w:spacing w:val="-14"/>
         </w:rPr>
         <w:fldChar w:fldCharType="separate"/>
       </w:r>
@@ -2228,10 +2248,11 @@
         <w:rPr>
           <w:rFonts w:ascii="TH SarabunPSK" w:hAnsi="TH SarabunPSK" w:cs="TH SarabunPSK"/>
           <w:color w:val="000000" w:themeColor="text1"/>
+          <w:spacing w:val="-14"/>
           <w:position w:val="-14"/>
         </w:rPr>
-        <w:pict w14:anchorId="67EAA878">
-          <v:shape id="_x0000_i1026" type="#_x0000_t75" style="width:8.25pt;height:21.75pt" equationxml="&lt;">
+        <w:pict w14:anchorId="64C9427E">
+          <v:shape id="_x0000_i1026" type="#_x0000_t75" style="width:8.15pt;height:21.75pt" equationxml="&lt;">
             <v:imagedata r:id="rId8" o:title="" chromakey="white"/>
           </v:shape>
         </w:pict>
@@ -2240,6 +2261,7 @@
         <w:rPr>
           <w:rFonts w:ascii="TH SarabunPSK" w:eastAsia="Times New Roman" w:hAnsi="TH SarabunPSK" w:cs="TH SarabunPSK" w:hint="cs"/>
           <w:color w:val="000000" w:themeColor="text1"/>
+          <w:spacing w:val="-14"/>
         </w:rPr>
         <w:fldChar w:fldCharType="end"/>
       </w:r>
@@ -2247,6 +2269,7 @@
         <w:rPr>
           <w:rFonts w:ascii="TH SarabunPSK" w:eastAsia="Times New Roman" w:hAnsi="TH SarabunPSK" w:cs="TH SarabunPSK" w:hint="cs"/>
           <w:color w:val="000000" w:themeColor="text1"/>
+          <w:spacing w:val="-14"/>
         </w:rPr>
         <w:t xml:space="preserve"> </w:t>
       </w:r>
@@ -2254,58 +2277,61 @@
         <w:rPr>
           <w:rFonts w:ascii="TH SarabunPSK" w:hAnsi="TH SarabunPSK" w:cs="TH SarabunPSK" w:hint="cs"/>
           <w:color w:val="000000" w:themeColor="text1"/>
-        </w:rPr>
-        <w:t xml:space="preserve">= </w:t>
-      </w:r>
-      <w:r>
-        <w:rPr>
-          <w:rFonts w:ascii="TH SarabunPSK" w:hAnsi="TH SarabunPSK" w:cs="TH SarabunPSK"/>
-          <w:color w:val="000000" w:themeColor="text1"/>
-        </w:rPr>
-        <w:t>3.95</w:t>
-      </w:r>
-      <w:r>
-        <w:rPr>
-          <w:rFonts w:ascii="TH SarabunPSK" w:hAnsi="TH SarabunPSK" w:cs="TH SarabunPSK" w:hint="cs"/>
-          <w:color w:val="000000" w:themeColor="text1"/>
-        </w:rPr>
-        <w:t xml:space="preserve"> </w:t>
-      </w:r>
-      <w:r>
-        <w:rPr>
-          <w:rFonts w:ascii="TH SarabunPSK" w:hAnsi="TH SarabunPSK" w:cs="TH SarabunPSK" w:hint="cs"/>
-          <w:color w:val="000000" w:themeColor="text1"/>
-          <w:cs/>
-        </w:rPr>
-        <w:t>เมื่อพิจารณาเป็นรายข้อปรากฏว่าผู้ตอบแบบสอบถามมีความพึงพอใจเกี่ยวกับ ความเหมาะสมของการจัดวางเมนู อยู่ในระดับ</w:t>
-      </w:r>
-      <w:r>
-        <w:rPr>
-          <w:rFonts w:ascii="TH SarabunPSK" w:hAnsi="TH SarabunPSK" w:cs="TH SarabunPSK"/>
-          <w:color w:val="000000" w:themeColor="text1"/>
-          <w:cs/>
-        </w:rPr>
-        <w:t>พึงพอใจมาก</w:t>
-      </w:r>
-      <w:r>
-        <w:rPr>
-          <w:rFonts w:ascii="TH SarabunPSK" w:hAnsi="TH SarabunPSK" w:cs="TH SarabunPSK"/>
-          <w:color w:val="000000" w:themeColor="text1"/>
-        </w:rPr>
-        <w:t xml:space="preserve"> </w:t>
-      </w:r>
-      <w:r>
-        <w:rPr>
-          <w:rFonts w:ascii="TH SarabunPSK" w:hAnsi="TH SarabunPSK" w:cs="TH SarabunPSK" w:hint="cs"/>
-          <w:color w:val="000000" w:themeColor="text1"/>
+          <w:spacing w:val="-14"/>
+        </w:rPr>
+        <w:t>= 4.26</w:t>
+      </w:r>
+      <w:r>
+        <w:rPr>
+          <w:rFonts w:ascii="TH SarabunPSK" w:hAnsi="TH SarabunPSK" w:cs="TH SarabunPSK"/>
+          <w:color w:val="000000" w:themeColor="text1"/>
+          <w:spacing w:val="-14"/>
+        </w:rPr>
+        <w:t xml:space="preserve"> S.D.=.719)</w:t>
+      </w:r>
+      <w:r>
+        <w:rPr>
+          <w:rFonts w:ascii="TH SarabunPSK" w:hAnsi="TH SarabunPSK" w:cs="TH SarabunPSK" w:hint="cs"/>
+          <w:color w:val="000000" w:themeColor="text1"/>
+          <w:spacing w:val="-14"/>
+          <w:cs/>
+        </w:rPr>
+        <w:t xml:space="preserve"> เมื่อพิจารณาเป็นรายข้อปรากฏว่าผู้ตอบแบบสอบถามมีความพึงพอใจเกี่ยวกับ ความเหมาะสมของการจัดวางเมนู อยู่ในระดับมากที่สุด</w:t>
+      </w:r>
+    </w:p>
+    <w:p>
+      <w:pPr>
+        <w:pStyle w:val="Thesis-Style"/>
+        <w:jc w:val="thaiDistribute"/>
+        <w:rPr>
+          <w:rFonts w:ascii="TH SarabunPSK" w:hAnsi="TH SarabunPSK" w:cs="TH SarabunPSK"/>
+          <w:color w:val="000000" w:themeColor="text1"/>
+          <w:spacing w:val="-14"/>
+          <w:cs/>
+        </w:rPr>
+      </w:pPr>
+      <w:r>
+        <w:rPr>
+          <w:rFonts w:ascii="TH SarabunPSK" w:hAnsi="TH SarabunPSK" w:cs="TH SarabunPSK" w:hint="cs"/>
+          <w:color w:val="000000" w:themeColor="text1"/>
+          <w:spacing w:val="-14"/>
           <w:cs/>
         </w:rPr>
         <w:t xml:space="preserve">มีค่าเฉลี่ย </w:t>
       </w:r>
       <w:r>
         <w:rPr>
-          <w:rFonts w:ascii="TH SarabunPSK" w:eastAsia="Times New Roman" w:hAnsi="TH SarabunPSK" w:cs="TH SarabunPSK" w:hint="cs"/>
-          <w:color w:val="000000" w:themeColor="text1"/>
+          <w:rFonts w:ascii="TH SarabunPSK" w:hAnsi="TH SarabunPSK" w:cs="TH SarabunPSK"/>
+          <w:color w:val="000000" w:themeColor="text1"/>
+          <w:spacing w:val="-14"/>
+        </w:rPr>
+        <w:t>(</w:t>
+      </w:r>
+      <w:r>
+        <w:rPr>
+          <w:rFonts w:ascii="TH SarabunPSK" w:eastAsia="Times New Roman" w:hAnsi="TH SarabunPSK" w:cs="TH SarabunPSK" w:hint="cs"/>
+          <w:color w:val="000000" w:themeColor="text1"/>
+          <w:spacing w:val="-14"/>
         </w:rPr>
         <w:fldChar w:fldCharType="begin"/>
       </w:r>
@@ -2313,6 +2339,7 @@
         <w:rPr>
           <w:rFonts w:ascii="TH SarabunPSK" w:eastAsia="Times New Roman" w:hAnsi="TH SarabunPSK" w:cs="TH SarabunPSK" w:hint="cs"/>
           <w:color w:val="000000" w:themeColor="text1"/>
+          <w:spacing w:val="-14"/>
         </w:rPr>
         <w:instrText xml:space="preserve"> QUOTE </w:instrText>
       </w:r>
@@ -2320,10 +2347,11 @@
         <w:rPr>
           <w:rFonts w:ascii="TH SarabunPSK" w:hAnsi="TH SarabunPSK" w:cs="TH SarabunPSK"/>
           <w:color w:val="000000" w:themeColor="text1"/>
+          <w:spacing w:val="-14"/>
           <w:position w:val="-14"/>
         </w:rPr>
-        <w:pict w14:anchorId="304E0539">
-          <v:shape id="_x0000_i1027" type="#_x0000_t75" style="width:8.25pt;height:21.75pt" equationxml="&lt;">
+        <w:pict w14:anchorId="1808CAD2">
+          <v:shape id="_x0000_i1027" type="#_x0000_t75" style="width:8.15pt;height:21.75pt" equationxml="&lt;">
             <v:imagedata r:id="rId8" o:title="" chromakey="white"/>
           </v:shape>
         </w:pict>
@@ -2332,6 +2360,7 @@
         <w:rPr>
           <w:rFonts w:ascii="TH SarabunPSK" w:eastAsia="Times New Roman" w:hAnsi="TH SarabunPSK" w:cs="TH SarabunPSK" w:hint="cs"/>
           <w:color w:val="000000" w:themeColor="text1"/>
+          <w:spacing w:val="-14"/>
           <w:cs/>
         </w:rPr>
         <w:instrText xml:space="preserve"> </w:instrText>
@@ -2340,6 +2369,7 @@
         <w:rPr>
           <w:rFonts w:ascii="TH SarabunPSK" w:eastAsia="Times New Roman" w:hAnsi="TH SarabunPSK" w:cs="TH SarabunPSK" w:hint="cs"/>
           <w:color w:val="000000" w:themeColor="text1"/>
+          <w:spacing w:val="-14"/>
         </w:rPr>
         <w:fldChar w:fldCharType="separate"/>
       </w:r>
@@ -2347,10 +2377,11 @@
         <w:rPr>
           <w:rFonts w:ascii="TH SarabunPSK" w:hAnsi="TH SarabunPSK" w:cs="TH SarabunPSK"/>
           <w:color w:val="000000" w:themeColor="text1"/>
+          <w:spacing w:val="-14"/>
           <w:position w:val="-14"/>
         </w:rPr>
-        <w:pict w14:anchorId="3C2B1853">
-          <v:shape id="_x0000_i1028" type="#_x0000_t75" style="width:8.25pt;height:21.75pt" equationxml="&lt;">
+        <w:pict w14:anchorId="2459951C">
+          <v:shape id="_x0000_i1028" type="#_x0000_t75" style="width:8.15pt;height:21.75pt" equationxml="&lt;">
             <v:imagedata r:id="rId8" o:title="" chromakey="white"/>
           </v:shape>
         </w:pict>
@@ -2359,6 +2390,7 @@
         <w:rPr>
           <w:rFonts w:ascii="TH SarabunPSK" w:eastAsia="Times New Roman" w:hAnsi="TH SarabunPSK" w:cs="TH SarabunPSK" w:hint="cs"/>
           <w:color w:val="000000" w:themeColor="text1"/>
+          <w:spacing w:val="-14"/>
         </w:rPr>
         <w:fldChar w:fldCharType="end"/>
       </w:r>
@@ -2366,6 +2398,7 @@
         <w:rPr>
           <w:rFonts w:ascii="TH SarabunPSK" w:eastAsia="Times New Roman" w:hAnsi="TH SarabunPSK" w:cs="TH SarabunPSK" w:hint="cs"/>
           <w:color w:val="000000" w:themeColor="text1"/>
+          <w:spacing w:val="-14"/>
         </w:rPr>
         <w:t xml:space="preserve"> </w:t>
       </w:r>
@@ -2373,55 +2406,58 @@
         <w:rPr>
           <w:rFonts w:ascii="TH SarabunPSK" w:hAnsi="TH SarabunPSK" w:cs="TH SarabunPSK" w:hint="cs"/>
           <w:color w:val="000000" w:themeColor="text1"/>
-        </w:rPr>
-        <w:t xml:space="preserve"> = </w:t>
-      </w:r>
-      <w:r>
-        <w:rPr>
-          <w:rFonts w:ascii="TH SarabunPSK" w:hAnsi="TH SarabunPSK" w:cs="TH SarabunPSK"/>
-          <w:color w:val="000000" w:themeColor="text1"/>
-        </w:rPr>
-        <w:t>4.05</w:t>
-      </w:r>
-      <w:r>
-        <w:rPr>
-          <w:rFonts w:ascii="TH SarabunPSK" w:hAnsi="TH SarabunPSK" w:cs="TH SarabunPSK" w:hint="cs"/>
-          <w:color w:val="000000" w:themeColor="text1"/>
-          <w:cs/>
-        </w:rPr>
-        <w:t xml:space="preserve"> ความรวดเร็วในการตอบสนองของระบบ </w:t>
-      </w:r>
-      <w:r>
-        <w:rPr>
-          <w:rFonts w:ascii="TH SarabunPSK" w:hAnsi="TH SarabunPSK" w:cs="TH SarabunPSK" w:hint="cs"/>
-          <w:color w:val="000000" w:themeColor="text1"/>
-          <w:spacing w:val="-6"/>
-          <w:cs/>
-        </w:rPr>
-        <w:t>อยู่ในระดับ</w:t>
-      </w:r>
-      <w:r>
-        <w:rPr>
-          <w:rFonts w:ascii="TH SarabunPSK" w:hAnsi="TH SarabunPSK" w:cs="TH SarabunPSK"/>
-          <w:color w:val="000000" w:themeColor="text1"/>
-          <w:cs/>
-        </w:rPr>
-        <w:t>พึงพอใจมาก</w:t>
-      </w:r>
-      <w:r>
-        <w:rPr>
-          <w:rFonts w:ascii="TH SarabunPSK" w:hAnsi="TH SarabunPSK" w:cs="TH SarabunPSK" w:hint="cs"/>
-          <w:color w:val="000000" w:themeColor="text1"/>
-          <w:spacing w:val="-6"/>
-          <w:cs/>
-        </w:rPr>
-        <w:t xml:space="preserve"> มีค่าเฉลี่ย </w:t>
-      </w:r>
-      <w:r>
-        <w:rPr>
-          <w:rFonts w:ascii="TH SarabunPSK" w:eastAsia="Times New Roman" w:hAnsi="TH SarabunPSK" w:cs="TH SarabunPSK" w:hint="cs"/>
-          <w:color w:val="000000" w:themeColor="text1"/>
-          <w:spacing w:val="-6"/>
+          <w:spacing w:val="-14"/>
+        </w:rPr>
+        <w:t>= 4.55</w:t>
+      </w:r>
+      <w:r>
+        <w:rPr>
+          <w:rFonts w:ascii="TH SarabunPSK" w:hAnsi="TH SarabunPSK" w:cs="TH SarabunPSK"/>
+          <w:color w:val="000000" w:themeColor="text1"/>
+          <w:spacing w:val="-14"/>
+        </w:rPr>
+        <w:t xml:space="preserve"> S.D.=.759)</w:t>
+      </w:r>
+      <w:r>
+        <w:rPr>
+          <w:rFonts w:ascii="TH SarabunPSK" w:hAnsi="TH SarabunPSK" w:cs="TH SarabunPSK" w:hint="cs"/>
+          <w:color w:val="000000" w:themeColor="text1"/>
+          <w:spacing w:val="-14"/>
+          <w:cs/>
+        </w:rPr>
+        <w:t xml:space="preserve"> ความรวดเร็วในการตอบสนองของระบบ อยู่ในระดับมาก</w:t>
+      </w:r>
+      <w:r>
+        <w:rPr>
+          <w:rFonts w:ascii="TH SarabunPSK" w:hAnsi="TH SarabunPSK" w:cs="TH SarabunPSK"/>
+          <w:color w:val="000000" w:themeColor="text1"/>
+          <w:spacing w:val="-14"/>
+          <w:cs/>
+        </w:rPr>
+        <w:br/>
+      </w:r>
+      <w:r>
+        <w:rPr>
+          <w:rFonts w:ascii="TH SarabunPSK" w:hAnsi="TH SarabunPSK" w:cs="TH SarabunPSK" w:hint="cs"/>
+          <w:color w:val="000000" w:themeColor="text1"/>
+          <w:spacing w:val="-14"/>
+          <w:cs/>
+        </w:rPr>
+        <w:t xml:space="preserve">มีค่าเฉลี่ย </w:t>
+      </w:r>
+      <w:r>
+        <w:rPr>
+          <w:rFonts w:ascii="TH SarabunPSK" w:hAnsi="TH SarabunPSK" w:cs="TH SarabunPSK"/>
+          <w:color w:val="000000" w:themeColor="text1"/>
+          <w:spacing w:val="-14"/>
+        </w:rPr>
+        <w:t>(</w:t>
+      </w:r>
+      <w:r>
+        <w:rPr>
+          <w:rFonts w:ascii="TH SarabunPSK" w:eastAsia="Times New Roman" w:hAnsi="TH SarabunPSK" w:cs="TH SarabunPSK" w:hint="cs"/>
+          <w:color w:val="000000" w:themeColor="text1"/>
+          <w:spacing w:val="-14"/>
         </w:rPr>
         <w:fldChar w:fldCharType="begin"/>
       </w:r>
@@ -2429,7 +2465,7 @@
         <w:rPr>
           <w:rFonts w:ascii="TH SarabunPSK" w:eastAsia="Times New Roman" w:hAnsi="TH SarabunPSK" w:cs="TH SarabunPSK" w:hint="cs"/>
           <w:color w:val="000000" w:themeColor="text1"/>
-          <w:spacing w:val="-6"/>
+          <w:spacing w:val="-14"/>
         </w:rPr>
         <w:instrText xml:space="preserve"> QUOTE </w:instrText>
       </w:r>
@@ -2437,10 +2473,11 @@
         <w:rPr>
           <w:rFonts w:ascii="TH SarabunPSK" w:hAnsi="TH SarabunPSK" w:cs="TH SarabunPSK"/>
           <w:color w:val="000000" w:themeColor="text1"/>
+          <w:spacing w:val="-14"/>
           <w:position w:val="-14"/>
         </w:rPr>
-        <w:pict w14:anchorId="5C50FFF8">
-          <v:shape id="_x0000_i1029" type="#_x0000_t75" style="width:8.25pt;height:21.75pt" equationxml="&lt;">
+        <w:pict w14:anchorId="1BBA1D34">
+          <v:shape id="_x0000_i1029" type="#_x0000_t75" style="width:8.15pt;height:21.75pt" equationxml="&lt;">
             <v:imagedata r:id="rId8" o:title="" chromakey="white"/>
           </v:shape>
         </w:pict>
@@ -2449,7 +2486,7 @@
         <w:rPr>
           <w:rFonts w:ascii="TH SarabunPSK" w:eastAsia="Times New Roman" w:hAnsi="TH SarabunPSK" w:cs="TH SarabunPSK" w:hint="cs"/>
           <w:color w:val="000000" w:themeColor="text1"/>
-          <w:spacing w:val="-6"/>
+          <w:spacing w:val="-14"/>
           <w:cs/>
         </w:rPr>
         <w:instrText xml:space="preserve"> </w:instrText>
@@ -2458,7 +2495,7 @@
         <w:rPr>
           <w:rFonts w:ascii="TH SarabunPSK" w:eastAsia="Times New Roman" w:hAnsi="TH SarabunPSK" w:cs="TH SarabunPSK" w:hint="cs"/>
           <w:color w:val="000000" w:themeColor="text1"/>
-          <w:spacing w:val="-6"/>
+          <w:spacing w:val="-14"/>
         </w:rPr>
         <w:fldChar w:fldCharType="separate"/>
       </w:r>
@@ -2466,10 +2503,11 @@
         <w:rPr>
           <w:rFonts w:ascii="TH SarabunPSK" w:hAnsi="TH SarabunPSK" w:cs="TH SarabunPSK"/>
           <w:color w:val="000000" w:themeColor="text1"/>
+          <w:spacing w:val="-14"/>
           <w:position w:val="-14"/>
         </w:rPr>
-        <w:pict w14:anchorId="2A78A270">
-          <v:shape id="_x0000_i1030" type="#_x0000_t75" style="width:8.25pt;height:21.75pt" equationxml="&lt;">
+        <w:pict w14:anchorId="4DFF190D">
+          <v:shape id="_x0000_i1030" type="#_x0000_t75" style="width:8.15pt;height:21.75pt" equationxml="&lt;">
             <v:imagedata r:id="rId8" o:title="" chromakey="white"/>
           </v:shape>
         </w:pict>
@@ -2478,7 +2516,7 @@
         <w:rPr>
           <w:rFonts w:ascii="TH SarabunPSK" w:eastAsia="Times New Roman" w:hAnsi="TH SarabunPSK" w:cs="TH SarabunPSK" w:hint="cs"/>
           <w:color w:val="000000" w:themeColor="text1"/>
-          <w:spacing w:val="-6"/>
+          <w:spacing w:val="-14"/>
         </w:rPr>
         <w:fldChar w:fldCharType="end"/>
       </w:r>
@@ -2486,7 +2524,7 @@
         <w:rPr>
           <w:rFonts w:ascii="TH SarabunPSK" w:eastAsia="Times New Roman" w:hAnsi="TH SarabunPSK" w:cs="TH SarabunPSK" w:hint="cs"/>
           <w:color w:val="000000" w:themeColor="text1"/>
-          <w:spacing w:val="-6"/>
+          <w:spacing w:val="-14"/>
         </w:rPr>
         <w:t xml:space="preserve"> </w:t>
       </w:r>
@@ -2494,64 +2532,58 @@
         <w:rPr>
           <w:rFonts w:ascii="TH SarabunPSK" w:hAnsi="TH SarabunPSK" w:cs="TH SarabunPSK" w:hint="cs"/>
           <w:color w:val="000000" w:themeColor="text1"/>
-          <w:spacing w:val="-6"/>
-        </w:rPr>
-        <w:t xml:space="preserve"> = </w:t>
-      </w:r>
-      <w:r>
-        <w:rPr>
-          <w:rFonts w:ascii="TH SarabunPSK" w:hAnsi="TH SarabunPSK" w:cs="TH SarabunPSK"/>
-          <w:color w:val="000000" w:themeColor="text1"/>
-        </w:rPr>
-        <w:t xml:space="preserve">4.10 </w:t>
-      </w:r>
-      <w:r>
-        <w:rPr>
-          <w:rFonts w:ascii="TH SarabunPSK" w:hAnsi="TH SarabunPSK" w:cs="TH SarabunPSK"/>
-          <w:color w:val="000000" w:themeColor="text1"/>
-          <w:cs/>
-        </w:rPr>
-        <w:t>ความสะดวกในการสร้างรายการจำหน่ายสินค้า</w:t>
-      </w:r>
-      <w:r>
-        <w:rPr>
-          <w:rFonts w:ascii="TH SarabunPSK" w:hAnsi="TH SarabunPSK" w:cs="TH SarabunPSK"/>
-          <w:color w:val="000000" w:themeColor="text1"/>
-          <w:spacing w:val="-6"/>
-        </w:rPr>
-        <w:t xml:space="preserve"> </w:t>
-      </w:r>
-      <w:r>
-        <w:rPr>
-          <w:rFonts w:ascii="TH SarabunPSK" w:hAnsi="TH SarabunPSK" w:cs="TH SarabunPSK" w:hint="cs"/>
-          <w:color w:val="000000" w:themeColor="text1"/>
-          <w:spacing w:val="-6"/>
-          <w:cs/>
-        </w:rPr>
-        <w:t>อยู่ในระดับ</w:t>
-      </w:r>
-      <w:r>
-        <w:rPr>
-          <w:rFonts w:ascii="TH SarabunPSK" w:hAnsi="TH SarabunPSK" w:cs="TH SarabunPSK"/>
-          <w:color w:val="000000" w:themeColor="text1"/>
-          <w:cs/>
-        </w:rPr>
-        <w:t>พึงพอใจมาก</w:t>
-      </w:r>
-      <w:r>
-        <w:rPr>
-          <w:rFonts w:ascii="TH SarabunPSK" w:hAnsi="TH SarabunPSK" w:cs="TH SarabunPSK" w:hint="cs"/>
-          <w:color w:val="000000" w:themeColor="text1"/>
-          <w:spacing w:val="-6"/>
-          <w:cs/>
-        </w:rPr>
-        <w:t xml:space="preserve"> มีค่าเฉลี่ย </w:t>
-      </w:r>
-      <w:r>
-        <w:rPr>
-          <w:rFonts w:ascii="TH SarabunPSK" w:eastAsia="Times New Roman" w:hAnsi="TH SarabunPSK" w:cs="TH SarabunPSK" w:hint="cs"/>
-          <w:color w:val="000000" w:themeColor="text1"/>
-          <w:spacing w:val="-6"/>
+          <w:spacing w:val="-14"/>
+        </w:rPr>
+        <w:t>= 4.40</w:t>
+      </w:r>
+      <w:r>
+        <w:rPr>
+          <w:rFonts w:ascii="TH SarabunPSK" w:hAnsi="TH SarabunPSK" w:cs="TH SarabunPSK"/>
+          <w:color w:val="000000" w:themeColor="text1"/>
+          <w:spacing w:val="-14"/>
+        </w:rPr>
+        <w:t xml:space="preserve"> S.D.=.681)</w:t>
+      </w:r>
+      <w:r>
+        <w:rPr>
+          <w:rFonts w:ascii="TH SarabunPSK" w:hAnsi="TH SarabunPSK" w:cs="TH SarabunPSK" w:hint="cs"/>
+          <w:color w:val="000000" w:themeColor="text1"/>
+          <w:spacing w:val="-14"/>
+          <w:cs/>
+        </w:rPr>
+        <w:t xml:space="preserve"> ความสะดวกในการค้นหาผู้ใช้งานอื่นในระบบ อยู่ในระดับมาก </w:t>
+      </w:r>
+      <w:r>
+        <w:rPr>
+          <w:rFonts w:ascii="TH SarabunPSK" w:hAnsi="TH SarabunPSK" w:cs="TH SarabunPSK"/>
+          <w:color w:val="000000" w:themeColor="text1"/>
+          <w:spacing w:val="-14"/>
+          <w:cs/>
+        </w:rPr>
+        <w:br/>
+      </w:r>
+      <w:r>
+        <w:rPr>
+          <w:rFonts w:ascii="TH SarabunPSK" w:hAnsi="TH SarabunPSK" w:cs="TH SarabunPSK" w:hint="cs"/>
+          <w:color w:val="000000" w:themeColor="text1"/>
+          <w:spacing w:val="-14"/>
+          <w:cs/>
+        </w:rPr>
+        <w:t xml:space="preserve">มีค่าเฉลี่ย </w:t>
+      </w:r>
+      <w:r>
+        <w:rPr>
+          <w:rFonts w:ascii="TH SarabunPSK" w:hAnsi="TH SarabunPSK" w:cs="TH SarabunPSK"/>
+          <w:color w:val="000000" w:themeColor="text1"/>
+          <w:spacing w:val="-14"/>
+        </w:rPr>
+        <w:t>(</w:t>
+      </w:r>
+      <w:r>
+        <w:rPr>
+          <w:rFonts w:ascii="TH SarabunPSK" w:eastAsia="Times New Roman" w:hAnsi="TH SarabunPSK" w:cs="TH SarabunPSK" w:hint="cs"/>
+          <w:color w:val="000000" w:themeColor="text1"/>
+          <w:spacing w:val="-14"/>
         </w:rPr>
         <w:fldChar w:fldCharType="begin"/>
       </w:r>
@@ -2559,7 +2591,7 @@
         <w:rPr>
           <w:rFonts w:ascii="TH SarabunPSK" w:eastAsia="Times New Roman" w:hAnsi="TH SarabunPSK" w:cs="TH SarabunPSK" w:hint="cs"/>
           <w:color w:val="000000" w:themeColor="text1"/>
-          <w:spacing w:val="-6"/>
+          <w:spacing w:val="-14"/>
         </w:rPr>
         <w:instrText xml:space="preserve"> QUOTE </w:instrText>
       </w:r>
@@ -2567,10 +2599,11 @@
         <w:rPr>
           <w:rFonts w:ascii="TH SarabunPSK" w:hAnsi="TH SarabunPSK" w:cs="TH SarabunPSK"/>
           <w:color w:val="000000" w:themeColor="text1"/>
+          <w:spacing w:val="-14"/>
           <w:position w:val="-14"/>
         </w:rPr>
-        <w:pict w14:anchorId="70FC7841">
-          <v:shape id="_x0000_i1031" type="#_x0000_t75" style="width:8.25pt;height:21.75pt" equationxml="&lt;">
+        <w:pict w14:anchorId="4E70D44C">
+          <v:shape id="_x0000_i1031" type="#_x0000_t75" style="width:8.15pt;height:21.75pt" equationxml="&lt;">
             <v:imagedata r:id="rId8" o:title="" chromakey="white"/>
           </v:shape>
         </w:pict>
@@ -2579,7 +2612,7 @@
         <w:rPr>
           <w:rFonts w:ascii="TH SarabunPSK" w:eastAsia="Times New Roman" w:hAnsi="TH SarabunPSK" w:cs="TH SarabunPSK" w:hint="cs"/>
           <w:color w:val="000000" w:themeColor="text1"/>
-          <w:spacing w:val="-6"/>
+          <w:spacing w:val="-14"/>
           <w:cs/>
         </w:rPr>
         <w:instrText xml:space="preserve"> </w:instrText>
@@ -2588,7 +2621,7 @@
         <w:rPr>
           <w:rFonts w:ascii="TH SarabunPSK" w:eastAsia="Times New Roman" w:hAnsi="TH SarabunPSK" w:cs="TH SarabunPSK" w:hint="cs"/>
           <w:color w:val="000000" w:themeColor="text1"/>
-          <w:spacing w:val="-6"/>
+          <w:spacing w:val="-14"/>
         </w:rPr>
         <w:fldChar w:fldCharType="separate"/>
       </w:r>
@@ -2596,10 +2629,11 @@
         <w:rPr>
           <w:rFonts w:ascii="TH SarabunPSK" w:hAnsi="TH SarabunPSK" w:cs="TH SarabunPSK"/>
           <w:color w:val="000000" w:themeColor="text1"/>
+          <w:spacing w:val="-14"/>
           <w:position w:val="-14"/>
         </w:rPr>
-        <w:pict w14:anchorId="209E4017">
-          <v:shape id="_x0000_i1032" type="#_x0000_t75" style="width:8.25pt;height:21.75pt" equationxml="&lt;">
+        <w:pict w14:anchorId="598D59E0">
+          <v:shape id="_x0000_i1032" type="#_x0000_t75" style="width:8.15pt;height:21.75pt" equationxml="&lt;">
             <v:imagedata r:id="rId8" o:title="" chromakey="white"/>
           </v:shape>
         </w:pict>
@@ -2608,7 +2642,7 @@
         <w:rPr>
           <w:rFonts w:ascii="TH SarabunPSK" w:eastAsia="Times New Roman" w:hAnsi="TH SarabunPSK" w:cs="TH SarabunPSK" w:hint="cs"/>
           <w:color w:val="000000" w:themeColor="text1"/>
-          <w:spacing w:val="-6"/>
+          <w:spacing w:val="-14"/>
         </w:rPr>
         <w:fldChar w:fldCharType="end"/>
       </w:r>
@@ -2616,7 +2650,7 @@
         <w:rPr>
           <w:rFonts w:ascii="TH SarabunPSK" w:eastAsia="Times New Roman" w:hAnsi="TH SarabunPSK" w:cs="TH SarabunPSK" w:hint="cs"/>
           <w:color w:val="000000" w:themeColor="text1"/>
-          <w:spacing w:val="-6"/>
+          <w:spacing w:val="-14"/>
         </w:rPr>
         <w:t xml:space="preserve"> </w:t>
       </w:r>
@@ -2624,53 +2658,58 @@
         <w:rPr>
           <w:rFonts w:ascii="TH SarabunPSK" w:hAnsi="TH SarabunPSK" w:cs="TH SarabunPSK" w:hint="cs"/>
           <w:color w:val="000000" w:themeColor="text1"/>
-          <w:spacing w:val="-6"/>
-        </w:rPr>
-        <w:t xml:space="preserve"> = </w:t>
-      </w:r>
-      <w:r>
-        <w:rPr>
-          <w:rFonts w:ascii="TH SarabunPSK" w:hAnsi="TH SarabunPSK" w:cs="TH SarabunPSK"/>
-          <w:color w:val="000000" w:themeColor="text1"/>
-        </w:rPr>
-        <w:t xml:space="preserve">4.10 </w:t>
-      </w:r>
-      <w:r>
-        <w:rPr>
-          <w:rFonts w:ascii="TH SarabunPSK" w:hAnsi="TH SarabunPSK" w:cs="TH SarabunPSK"/>
-          <w:color w:val="000000" w:themeColor="text1"/>
-          <w:cs/>
-        </w:rPr>
-        <w:t>การจัดรูปแบบในเว็บไซต์เพื่อให้เข้าถึงเมนูต่างๆ ได้สะดวกขึ้น</w:t>
-      </w:r>
-      <w:r>
-        <w:rPr>
-          <w:rFonts w:ascii="TH SarabunPSK" w:hAnsi="TH SarabunPSK" w:cs="TH SarabunPSK" w:hint="cs"/>
-          <w:color w:val="000000" w:themeColor="text1"/>
-          <w:cs/>
-        </w:rPr>
-        <w:t xml:space="preserve"> อยู่ในระดับ</w:t>
-      </w:r>
-      <w:r>
-        <w:rPr>
-          <w:rFonts w:ascii="TH SarabunPSK" w:hAnsi="TH SarabunPSK" w:cs="TH SarabunPSK"/>
-          <w:color w:val="000000" w:themeColor="text1"/>
-          <w:cs/>
-        </w:rPr>
-        <w:t>พึงพอใจมาก</w:t>
-      </w:r>
-      <w:r>
-        <w:rPr>
-          <w:rFonts w:ascii="TH SarabunPSK" w:hAnsi="TH SarabunPSK" w:cs="TH SarabunPSK" w:hint="cs"/>
-          <w:color w:val="000000" w:themeColor="text1"/>
-          <w:cs/>
-        </w:rPr>
-        <w:t xml:space="preserve"> มีค่าเฉลี่ย </w:t>
-      </w:r>
-      <w:r>
-        <w:rPr>
-          <w:rFonts w:ascii="TH SarabunPSK" w:eastAsia="Times New Roman" w:hAnsi="TH SarabunPSK" w:cs="TH SarabunPSK" w:hint="cs"/>
-          <w:color w:val="000000" w:themeColor="text1"/>
+          <w:spacing w:val="-14"/>
+        </w:rPr>
+        <w:t>= 4.05</w:t>
+      </w:r>
+      <w:r>
+        <w:rPr>
+          <w:rFonts w:ascii="TH SarabunPSK" w:hAnsi="TH SarabunPSK" w:cs="TH SarabunPSK"/>
+          <w:color w:val="000000" w:themeColor="text1"/>
+          <w:spacing w:val="-14"/>
+        </w:rPr>
+        <w:t xml:space="preserve"> S.D.=.759)</w:t>
+      </w:r>
+      <w:r>
+        <w:rPr>
+          <w:rFonts w:ascii="TH SarabunPSK" w:hAnsi="TH SarabunPSK" w:cs="TH SarabunPSK" w:hint="cs"/>
+          <w:color w:val="000000" w:themeColor="text1"/>
+          <w:spacing w:val="-14"/>
+          <w:cs/>
+        </w:rPr>
+        <w:t xml:space="preserve"> การจัดรูปแบบในเว็บไซต์สำหรับอุปกรณ์ต่างๆ อยู่ในระดับมาก </w:t>
+      </w:r>
+      <w:r>
+        <w:rPr>
+          <w:rFonts w:ascii="TH SarabunPSK" w:hAnsi="TH SarabunPSK" w:cs="TH SarabunPSK"/>
+          <w:color w:val="000000" w:themeColor="text1"/>
+          <w:spacing w:val="-14"/>
+          <w:cs/>
+        </w:rPr>
+        <w:br/>
+      </w:r>
+      <w:r>
+        <w:rPr>
+          <w:rFonts w:ascii="TH SarabunPSK" w:hAnsi="TH SarabunPSK" w:cs="TH SarabunPSK" w:hint="cs"/>
+          <w:color w:val="000000" w:themeColor="text1"/>
+          <w:spacing w:val="-14"/>
+          <w:cs/>
+        </w:rPr>
+        <w:t xml:space="preserve">มีค่าเฉลี่ย </w:t>
+      </w:r>
+      <w:r>
+        <w:rPr>
+          <w:rFonts w:ascii="TH SarabunPSK" w:hAnsi="TH SarabunPSK" w:cs="TH SarabunPSK"/>
+          <w:color w:val="000000" w:themeColor="text1"/>
+          <w:spacing w:val="-14"/>
+        </w:rPr>
+        <w:t>(</w:t>
+      </w:r>
+      <w:r>
+        <w:rPr>
+          <w:rFonts w:ascii="TH SarabunPSK" w:eastAsia="Times New Roman" w:hAnsi="TH SarabunPSK" w:cs="TH SarabunPSK" w:hint="cs"/>
+          <w:color w:val="000000" w:themeColor="text1"/>
+          <w:spacing w:val="-14"/>
         </w:rPr>
         <w:fldChar w:fldCharType="begin"/>
       </w:r>
@@ -2678,6 +2717,7 @@
         <w:rPr>
           <w:rFonts w:ascii="TH SarabunPSK" w:eastAsia="Times New Roman" w:hAnsi="TH SarabunPSK" w:cs="TH SarabunPSK" w:hint="cs"/>
           <w:color w:val="000000" w:themeColor="text1"/>
+          <w:spacing w:val="-14"/>
         </w:rPr>
         <w:instrText xml:space="preserve"> QUOTE </w:instrText>
       </w:r>
@@ -2685,10 +2725,11 @@
         <w:rPr>
           <w:rFonts w:ascii="TH SarabunPSK" w:hAnsi="TH SarabunPSK" w:cs="TH SarabunPSK"/>
           <w:color w:val="000000" w:themeColor="text1"/>
+          <w:spacing w:val="-14"/>
           <w:position w:val="-14"/>
         </w:rPr>
-        <w:pict w14:anchorId="720D6A2D">
-          <v:shape id="_x0000_i1033" type="#_x0000_t75" style="width:8.25pt;height:21.75pt" equationxml="&lt;">
+        <w:pict w14:anchorId="1EBDC04B">
+          <v:shape id="_x0000_i1033" type="#_x0000_t75" style="width:8.15pt;height:21.75pt" equationxml="&lt;">
             <v:imagedata r:id="rId8" o:title="" chromakey="white"/>
           </v:shape>
         </w:pict>
@@ -2697,6 +2738,7 @@
         <w:rPr>
           <w:rFonts w:ascii="TH SarabunPSK" w:eastAsia="Times New Roman" w:hAnsi="TH SarabunPSK" w:cs="TH SarabunPSK" w:hint="cs"/>
           <w:color w:val="000000" w:themeColor="text1"/>
+          <w:spacing w:val="-14"/>
           <w:cs/>
         </w:rPr>
         <w:instrText xml:space="preserve"> </w:instrText>
@@ -2705,6 +2747,7 @@
         <w:rPr>
           <w:rFonts w:ascii="TH SarabunPSK" w:eastAsia="Times New Roman" w:hAnsi="TH SarabunPSK" w:cs="TH SarabunPSK" w:hint="cs"/>
           <w:color w:val="000000" w:themeColor="text1"/>
+          <w:spacing w:val="-14"/>
         </w:rPr>
         <w:fldChar w:fldCharType="separate"/>
       </w:r>
@@ -2712,10 +2755,11 @@
         <w:rPr>
           <w:rFonts w:ascii="TH SarabunPSK" w:hAnsi="TH SarabunPSK" w:cs="TH SarabunPSK"/>
           <w:color w:val="000000" w:themeColor="text1"/>
+          <w:spacing w:val="-14"/>
           <w:position w:val="-14"/>
         </w:rPr>
-        <w:pict w14:anchorId="07AF268E">
-          <v:shape id="_x0000_i1034" type="#_x0000_t75" style="width:8.25pt;height:21.75pt" equationxml="&lt;">
+        <w:pict w14:anchorId="7086AF85">
+          <v:shape id="_x0000_i1034" type="#_x0000_t75" style="width:8.15pt;height:21.75pt" equationxml="&lt;">
             <v:imagedata r:id="rId8" o:title="" chromakey="white"/>
           </v:shape>
         </w:pict>
@@ -2724,6 +2768,7 @@
         <w:rPr>
           <w:rFonts w:ascii="TH SarabunPSK" w:eastAsia="Times New Roman" w:hAnsi="TH SarabunPSK" w:cs="TH SarabunPSK" w:hint="cs"/>
           <w:color w:val="000000" w:themeColor="text1"/>
+          <w:spacing w:val="-14"/>
         </w:rPr>
         <w:fldChar w:fldCharType="end"/>
       </w:r>
@@ -2731,6 +2776,7 @@
         <w:rPr>
           <w:rFonts w:ascii="TH SarabunPSK" w:eastAsia="Times New Roman" w:hAnsi="TH SarabunPSK" w:cs="TH SarabunPSK" w:hint="cs"/>
           <w:color w:val="000000" w:themeColor="text1"/>
+          <w:spacing w:val="-14"/>
         </w:rPr>
         <w:t xml:space="preserve"> </w:t>
       </w:r>
@@ -2738,44 +2784,58 @@
         <w:rPr>
           <w:rFonts w:ascii="TH SarabunPSK" w:hAnsi="TH SarabunPSK" w:cs="TH SarabunPSK" w:hint="cs"/>
           <w:color w:val="000000" w:themeColor="text1"/>
-        </w:rPr>
-        <w:t xml:space="preserve"> = </w:t>
-      </w:r>
-      <w:r>
-        <w:rPr>
-          <w:rFonts w:ascii="TH SarabunPSK" w:hAnsi="TH SarabunPSK" w:cs="TH SarabunPSK"/>
-          <w:color w:val="000000" w:themeColor="text1"/>
-        </w:rPr>
-        <w:t xml:space="preserve">4.00 </w:t>
-      </w:r>
-      <w:r>
-        <w:rPr>
-          <w:rFonts w:ascii="TH SarabunPSK" w:hAnsi="TH SarabunPSK" w:cs="TH SarabunPSK" w:hint="cs"/>
-          <w:color w:val="000000" w:themeColor="text1"/>
-          <w:cs/>
-        </w:rPr>
-        <w:t>สีสันในการออกแบบเว็บไซต์มีความเหมาะสม อยู่ในระดับ</w:t>
-      </w:r>
-      <w:r>
-        <w:rPr>
-          <w:rFonts w:ascii="TH SarabunPSK" w:hAnsi="TH SarabunPSK" w:cs="TH SarabunPSK"/>
-          <w:color w:val="000000" w:themeColor="text1"/>
-          <w:cs/>
-        </w:rPr>
-        <w:t>พึงพอใจปานกลาง</w:t>
-      </w:r>
-      <w:r>
-        <w:rPr>
-          <w:rFonts w:ascii="TH SarabunPSK" w:hAnsi="TH SarabunPSK" w:cs="TH SarabunPSK" w:hint="cs"/>
-          <w:color w:val="000000" w:themeColor="text1"/>
-          <w:cs/>
-        </w:rPr>
-        <w:t xml:space="preserve"> มีค่าเฉลี่ย </w:t>
-      </w:r>
-      <w:r>
-        <w:rPr>
-          <w:rFonts w:ascii="TH SarabunPSK" w:eastAsia="Times New Roman" w:hAnsi="TH SarabunPSK" w:cs="TH SarabunPSK" w:hint="cs"/>
-          <w:color w:val="000000" w:themeColor="text1"/>
+          <w:spacing w:val="-14"/>
+        </w:rPr>
+        <w:t>= 4.20</w:t>
+      </w:r>
+      <w:r>
+        <w:rPr>
+          <w:rFonts w:ascii="TH SarabunPSK" w:hAnsi="TH SarabunPSK" w:cs="TH SarabunPSK"/>
+          <w:color w:val="000000" w:themeColor="text1"/>
+          <w:spacing w:val="-14"/>
+        </w:rPr>
+        <w:t xml:space="preserve"> S.D.=.696)</w:t>
+      </w:r>
+      <w:r>
+        <w:rPr>
+          <w:rFonts w:ascii="TH SarabunPSK" w:hAnsi="TH SarabunPSK" w:cs="TH SarabunPSK" w:hint="cs"/>
+          <w:color w:val="000000" w:themeColor="text1"/>
+          <w:spacing w:val="-14"/>
+          <w:cs/>
+        </w:rPr>
+        <w:t xml:space="preserve"> สีสันในการออกแบบเว็บไซต์มีความเหมาะสม อยู่ในระดับมาก </w:t>
+      </w:r>
+      <w:r>
+        <w:rPr>
+          <w:rFonts w:ascii="TH SarabunPSK" w:hAnsi="TH SarabunPSK" w:cs="TH SarabunPSK"/>
+          <w:color w:val="000000" w:themeColor="text1"/>
+          <w:spacing w:val="-14"/>
+          <w:cs/>
+        </w:rPr>
+        <w:br/>
+      </w:r>
+      <w:r>
+        <w:rPr>
+          <w:rFonts w:ascii="TH SarabunPSK" w:hAnsi="TH SarabunPSK" w:cs="TH SarabunPSK" w:hint="cs"/>
+          <w:color w:val="000000" w:themeColor="text1"/>
+          <w:spacing w:val="-14"/>
+          <w:cs/>
+        </w:rPr>
+        <w:t xml:space="preserve">มีค่าเฉลี่ย </w:t>
+      </w:r>
+      <w:r>
+        <w:rPr>
+          <w:rFonts w:ascii="TH SarabunPSK" w:hAnsi="TH SarabunPSK" w:cs="TH SarabunPSK"/>
+          <w:color w:val="000000" w:themeColor="text1"/>
+          <w:spacing w:val="-14"/>
+        </w:rPr>
+        <w:t>(</w:t>
+      </w:r>
+      <w:r>
+        <w:rPr>
+          <w:rFonts w:ascii="TH SarabunPSK" w:eastAsia="Times New Roman" w:hAnsi="TH SarabunPSK" w:cs="TH SarabunPSK" w:hint="cs"/>
+          <w:color w:val="000000" w:themeColor="text1"/>
+          <w:spacing w:val="-14"/>
         </w:rPr>
         <w:fldChar w:fldCharType="begin"/>
       </w:r>
@@ -2783,6 +2843,7 @@
         <w:rPr>
           <w:rFonts w:ascii="TH SarabunPSK" w:eastAsia="Times New Roman" w:hAnsi="TH SarabunPSK" w:cs="TH SarabunPSK" w:hint="cs"/>
           <w:color w:val="000000" w:themeColor="text1"/>
+          <w:spacing w:val="-14"/>
         </w:rPr>
         <w:instrText xml:space="preserve"> QUOTE </w:instrText>
       </w:r>
@@ -2790,10 +2851,11 @@
         <w:rPr>
           <w:rFonts w:ascii="TH SarabunPSK" w:hAnsi="TH SarabunPSK" w:cs="TH SarabunPSK"/>
           <w:color w:val="000000" w:themeColor="text1"/>
+          <w:spacing w:val="-14"/>
           <w:position w:val="-14"/>
         </w:rPr>
-        <w:pict w14:anchorId="6566BFC5">
-          <v:shape id="_x0000_i1035" type="#_x0000_t75" style="width:8.25pt;height:21.75pt" equationxml="&lt;">
+        <w:pict w14:anchorId="7A087CF2">
+          <v:shape id="_x0000_i1035" type="#_x0000_t75" style="width:8.15pt;height:21.75pt" equationxml="&lt;">
             <v:imagedata r:id="rId8" o:title="" chromakey="white"/>
           </v:shape>
         </w:pict>
@@ -2802,6 +2864,7 @@
         <w:rPr>
           <w:rFonts w:ascii="TH SarabunPSK" w:eastAsia="Times New Roman" w:hAnsi="TH SarabunPSK" w:cs="TH SarabunPSK" w:hint="cs"/>
           <w:color w:val="000000" w:themeColor="text1"/>
+          <w:spacing w:val="-14"/>
           <w:cs/>
         </w:rPr>
         <w:instrText xml:space="preserve"> </w:instrText>
@@ -2810,6 +2873,7 @@
         <w:rPr>
           <w:rFonts w:ascii="TH SarabunPSK" w:eastAsia="Times New Roman" w:hAnsi="TH SarabunPSK" w:cs="TH SarabunPSK" w:hint="cs"/>
           <w:color w:val="000000" w:themeColor="text1"/>
+          <w:spacing w:val="-14"/>
         </w:rPr>
         <w:fldChar w:fldCharType="separate"/>
       </w:r>
@@ -2817,10 +2881,11 @@
         <w:rPr>
           <w:rFonts w:ascii="TH SarabunPSK" w:hAnsi="TH SarabunPSK" w:cs="TH SarabunPSK"/>
           <w:color w:val="000000" w:themeColor="text1"/>
+          <w:spacing w:val="-14"/>
           <w:position w:val="-14"/>
         </w:rPr>
-        <w:pict w14:anchorId="31D7CC86">
-          <v:shape id="_x0000_i1036" type="#_x0000_t75" style="width:8.25pt;height:21.75pt" equationxml="&lt;">
+        <w:pict w14:anchorId="32AE4507">
+          <v:shape id="_x0000_i1036" type="#_x0000_t75" style="width:8.15pt;height:21.75pt" equationxml="&lt;">
             <v:imagedata r:id="rId8" o:title="" chromakey="white"/>
           </v:shape>
         </w:pict>
@@ -2829,6 +2894,7 @@
         <w:rPr>
           <w:rFonts w:ascii="TH SarabunPSK" w:eastAsia="Times New Roman" w:hAnsi="TH SarabunPSK" w:cs="TH SarabunPSK" w:hint="cs"/>
           <w:color w:val="000000" w:themeColor="text1"/>
+          <w:spacing w:val="-14"/>
         </w:rPr>
         <w:fldChar w:fldCharType="end"/>
       </w:r>
@@ -2836,6 +2902,7 @@
         <w:rPr>
           <w:rFonts w:ascii="TH SarabunPSK" w:eastAsia="Times New Roman" w:hAnsi="TH SarabunPSK" w:cs="TH SarabunPSK" w:hint="cs"/>
           <w:color w:val="000000" w:themeColor="text1"/>
+          <w:spacing w:val="-14"/>
         </w:rPr>
         <w:t xml:space="preserve"> </w:t>
       </w:r>
@@ -2843,44 +2910,58 @@
         <w:rPr>
           <w:rFonts w:ascii="TH SarabunPSK" w:hAnsi="TH SarabunPSK" w:cs="TH SarabunPSK" w:hint="cs"/>
           <w:color w:val="000000" w:themeColor="text1"/>
-        </w:rPr>
-        <w:t xml:space="preserve"> = </w:t>
-      </w:r>
-      <w:r>
-        <w:rPr>
-          <w:rFonts w:ascii="TH SarabunPSK" w:hAnsi="TH SarabunPSK" w:cs="TH SarabunPSK"/>
-          <w:color w:val="000000" w:themeColor="text1"/>
-        </w:rPr>
-        <w:t>3.35</w:t>
-      </w:r>
-      <w:r>
-        <w:rPr>
-          <w:rFonts w:ascii="TH SarabunPSK" w:hAnsi="TH SarabunPSK" w:cs="TH SarabunPSK" w:hint="cs"/>
-          <w:color w:val="000000" w:themeColor="text1"/>
-          <w:cs/>
-        </w:rPr>
-        <w:t xml:space="preserve"> ความสวยงาม ความทันสมัย ความน่าสนใจของหน้าเว็บไซต์ อยู่ในระดับ</w:t>
-      </w:r>
-      <w:r>
-        <w:rPr>
-          <w:rFonts w:ascii="TH SarabunPSK" w:hAnsi="TH SarabunPSK" w:cs="TH SarabunPSK"/>
-          <w:color w:val="000000" w:themeColor="text1"/>
-          <w:cs/>
-        </w:rPr>
-        <w:t>พึงพอใจพึงพอใจมากที่สุด</w:t>
-      </w:r>
-      <w:r>
-        <w:rPr>
-          <w:rFonts w:ascii="TH SarabunPSK" w:hAnsi="TH SarabunPSK" w:cs="TH SarabunPSK" w:hint="cs"/>
-          <w:color w:val="000000" w:themeColor="text1"/>
-          <w:cs/>
-        </w:rPr>
-        <w:t xml:space="preserve"> มีค่าเฉลี่ย </w:t>
-      </w:r>
-      <w:r>
-        <w:rPr>
-          <w:rFonts w:ascii="TH SarabunPSK" w:eastAsia="Times New Roman" w:hAnsi="TH SarabunPSK" w:cs="TH SarabunPSK" w:hint="cs"/>
-          <w:color w:val="000000" w:themeColor="text1"/>
+          <w:spacing w:val="-14"/>
+        </w:rPr>
+        <w:t>= 4.05</w:t>
+      </w:r>
+      <w:r>
+        <w:rPr>
+          <w:rFonts w:ascii="TH SarabunPSK" w:hAnsi="TH SarabunPSK" w:cs="TH SarabunPSK"/>
+          <w:color w:val="000000" w:themeColor="text1"/>
+          <w:spacing w:val="-14"/>
+        </w:rPr>
+        <w:t xml:space="preserve"> S.D.=.826)</w:t>
+      </w:r>
+      <w:r>
+        <w:rPr>
+          <w:rFonts w:ascii="TH SarabunPSK" w:hAnsi="TH SarabunPSK" w:cs="TH SarabunPSK" w:hint="cs"/>
+          <w:color w:val="000000" w:themeColor="text1"/>
+          <w:spacing w:val="-14"/>
+          <w:cs/>
+        </w:rPr>
+        <w:t xml:space="preserve"> ความสวยงาม ความทันสมัย ความน่าสนใจของหน้าเว็บไซต์ อยู่ในระดับมาก </w:t>
+      </w:r>
+      <w:r>
+        <w:rPr>
+          <w:rFonts w:ascii="TH SarabunPSK" w:hAnsi="TH SarabunPSK" w:cs="TH SarabunPSK"/>
+          <w:color w:val="000000" w:themeColor="text1"/>
+          <w:spacing w:val="-14"/>
+          <w:cs/>
+        </w:rPr>
+        <w:br/>
+      </w:r>
+      <w:r>
+        <w:rPr>
+          <w:rFonts w:ascii="TH SarabunPSK" w:hAnsi="TH SarabunPSK" w:cs="TH SarabunPSK" w:hint="cs"/>
+          <w:color w:val="000000" w:themeColor="text1"/>
+          <w:spacing w:val="-14"/>
+          <w:cs/>
+        </w:rPr>
+        <w:t xml:space="preserve">มีค่าเฉลี่ย </w:t>
+      </w:r>
+      <w:r>
+        <w:rPr>
+          <w:rFonts w:ascii="TH SarabunPSK" w:hAnsi="TH SarabunPSK" w:cs="TH SarabunPSK"/>
+          <w:color w:val="000000" w:themeColor="text1"/>
+          <w:spacing w:val="-14"/>
+        </w:rPr>
+        <w:t>(</w:t>
+      </w:r>
+      <w:r>
+        <w:rPr>
+          <w:rFonts w:ascii="TH SarabunPSK" w:eastAsia="Times New Roman" w:hAnsi="TH SarabunPSK" w:cs="TH SarabunPSK" w:hint="cs"/>
+          <w:color w:val="000000" w:themeColor="text1"/>
+          <w:spacing w:val="-14"/>
         </w:rPr>
         <w:fldChar w:fldCharType="begin"/>
       </w:r>
@@ -2888,6 +2969,7 @@
         <w:rPr>
           <w:rFonts w:ascii="TH SarabunPSK" w:eastAsia="Times New Roman" w:hAnsi="TH SarabunPSK" w:cs="TH SarabunPSK" w:hint="cs"/>
           <w:color w:val="000000" w:themeColor="text1"/>
+          <w:spacing w:val="-14"/>
         </w:rPr>
         <w:instrText xml:space="preserve"> QUOTE </w:instrText>
       </w:r>
@@ -2895,10 +2977,11 @@
         <w:rPr>
           <w:rFonts w:ascii="TH SarabunPSK" w:hAnsi="TH SarabunPSK" w:cs="TH SarabunPSK"/>
           <w:color w:val="000000" w:themeColor="text1"/>
+          <w:spacing w:val="-14"/>
           <w:position w:val="-14"/>
         </w:rPr>
-        <w:pict w14:anchorId="3ECDEFFF">
-          <v:shape id="_x0000_i1037" type="#_x0000_t75" style="width:8.25pt;height:21.75pt" equationxml="&lt;">
+        <w:pict w14:anchorId="629AF3C9">
+          <v:shape id="_x0000_i1037" type="#_x0000_t75" style="width:8.15pt;height:21.75pt" equationxml="&lt;">
             <v:imagedata r:id="rId8" o:title="" chromakey="white"/>
           </v:shape>
         </w:pict>
@@ -2907,6 +2990,7 @@
         <w:rPr>
           <w:rFonts w:ascii="TH SarabunPSK" w:eastAsia="Times New Roman" w:hAnsi="TH SarabunPSK" w:cs="TH SarabunPSK" w:hint="cs"/>
           <w:color w:val="000000" w:themeColor="text1"/>
+          <w:spacing w:val="-14"/>
           <w:cs/>
         </w:rPr>
         <w:instrText xml:space="preserve"> </w:instrText>
@@ -2915,6 +2999,7 @@
         <w:rPr>
           <w:rFonts w:ascii="TH SarabunPSK" w:eastAsia="Times New Roman" w:hAnsi="TH SarabunPSK" w:cs="TH SarabunPSK" w:hint="cs"/>
           <w:color w:val="000000" w:themeColor="text1"/>
+          <w:spacing w:val="-14"/>
         </w:rPr>
         <w:fldChar w:fldCharType="separate"/>
       </w:r>
@@ -2922,10 +3007,11 @@
         <w:rPr>
           <w:rFonts w:ascii="TH SarabunPSK" w:hAnsi="TH SarabunPSK" w:cs="TH SarabunPSK"/>
           <w:color w:val="000000" w:themeColor="text1"/>
+          <w:spacing w:val="-14"/>
           <w:position w:val="-14"/>
         </w:rPr>
-        <w:pict w14:anchorId="7D7CCFC4">
-          <v:shape id="_x0000_i1038" type="#_x0000_t75" style="width:8.25pt;height:21.75pt" equationxml="&lt;">
+        <w:pict w14:anchorId="6D87427B">
+          <v:shape id="_x0000_i1038" type="#_x0000_t75" style="width:8.15pt;height:21.75pt" equationxml="&lt;">
             <v:imagedata r:id="rId8" o:title="" chromakey="white"/>
           </v:shape>
         </w:pict>
@@ -2934,6 +3020,7 @@
         <w:rPr>
           <w:rFonts w:ascii="TH SarabunPSK" w:eastAsia="Times New Roman" w:hAnsi="TH SarabunPSK" w:cs="TH SarabunPSK" w:hint="cs"/>
           <w:color w:val="000000" w:themeColor="text1"/>
+          <w:spacing w:val="-14"/>
         </w:rPr>
         <w:fldChar w:fldCharType="end"/>
       </w:r>
@@ -2941,6 +3028,7 @@
         <w:rPr>
           <w:rFonts w:ascii="TH SarabunPSK" w:eastAsia="Times New Roman" w:hAnsi="TH SarabunPSK" w:cs="TH SarabunPSK" w:hint="cs"/>
           <w:color w:val="000000" w:themeColor="text1"/>
+          <w:spacing w:val="-14"/>
         </w:rPr>
         <w:t xml:space="preserve"> </w:t>
       </w:r>
@@ -2948,28 +3036,58 @@
         <w:rPr>
           <w:rFonts w:ascii="TH SarabunPSK" w:hAnsi="TH SarabunPSK" w:cs="TH SarabunPSK" w:hint="cs"/>
           <w:color w:val="000000" w:themeColor="text1"/>
-        </w:rPr>
-        <w:t xml:space="preserve"> = </w:t>
-      </w:r>
-      <w:r>
-        <w:rPr>
-          <w:rFonts w:ascii="TH SarabunPSK" w:hAnsi="TH SarabunPSK" w:cs="TH SarabunPSK"/>
-          <w:color w:val="000000" w:themeColor="text1"/>
-        </w:rPr>
-        <w:t xml:space="preserve">4.00 </w:t>
-      </w:r>
-      <w:r>
-        <w:rPr>
-          <w:rFonts w:ascii="TH SarabunPSK" w:hAnsi="TH SarabunPSK" w:cs="TH SarabunPSK" w:hint="cs"/>
-          <w:color w:val="000000" w:themeColor="text1"/>
-          <w:cs/>
-        </w:rPr>
-        <w:t xml:space="preserve">ขนาดตัวอักษรและรูปแบบตัวอักษรอ่านง่ายและสวยงาม อยู่ในระดับมาก มีค่าเฉลี่ย </w:t>
-      </w:r>
-      <w:r>
-        <w:rPr>
-          <w:rFonts w:ascii="TH SarabunPSK" w:eastAsia="Times New Roman" w:hAnsi="TH SarabunPSK" w:cs="TH SarabunPSK" w:hint="cs"/>
-          <w:color w:val="000000" w:themeColor="text1"/>
+          <w:spacing w:val="-14"/>
+        </w:rPr>
+        <w:t>= 4.10</w:t>
+      </w:r>
+      <w:r>
+        <w:rPr>
+          <w:rFonts w:ascii="TH SarabunPSK" w:hAnsi="TH SarabunPSK" w:cs="TH SarabunPSK"/>
+          <w:color w:val="000000" w:themeColor="text1"/>
+          <w:spacing w:val="-14"/>
+        </w:rPr>
+        <w:t xml:space="preserve"> S.D.=.788)</w:t>
+      </w:r>
+      <w:r>
+        <w:rPr>
+          <w:rFonts w:ascii="TH SarabunPSK" w:hAnsi="TH SarabunPSK" w:cs="TH SarabunPSK" w:hint="cs"/>
+          <w:color w:val="000000" w:themeColor="text1"/>
+          <w:spacing w:val="-14"/>
+          <w:cs/>
+        </w:rPr>
+        <w:t xml:space="preserve"> ขนาดตัวอักษรและรูปแบบตัวอักษรอ่านง่ายและสวยงาม อยู่ในระดับมาก </w:t>
+      </w:r>
+      <w:r>
+        <w:rPr>
+          <w:rFonts w:ascii="TH SarabunPSK" w:hAnsi="TH SarabunPSK" w:cs="TH SarabunPSK"/>
+          <w:color w:val="000000" w:themeColor="text1"/>
+          <w:spacing w:val="-14"/>
+          <w:cs/>
+        </w:rPr>
+        <w:br/>
+      </w:r>
+      <w:r>
+        <w:rPr>
+          <w:rFonts w:ascii="TH SarabunPSK" w:hAnsi="TH SarabunPSK" w:cs="TH SarabunPSK" w:hint="cs"/>
+          <w:color w:val="000000" w:themeColor="text1"/>
+          <w:spacing w:val="-14"/>
+          <w:cs/>
+        </w:rPr>
+        <w:t xml:space="preserve">มีค่าเฉลี่ย </w:t>
+      </w:r>
+      <w:r>
+        <w:rPr>
+          <w:rFonts w:ascii="TH SarabunPSK" w:hAnsi="TH SarabunPSK" w:cs="TH SarabunPSK"/>
+          <w:color w:val="000000" w:themeColor="text1"/>
+          <w:spacing w:val="-14"/>
+        </w:rPr>
+        <w:t>(</w:t>
+      </w:r>
+      <w:r>
+        <w:rPr>
+          <w:rFonts w:ascii="TH SarabunPSK" w:eastAsia="Times New Roman" w:hAnsi="TH SarabunPSK" w:cs="TH SarabunPSK" w:hint="cs"/>
+          <w:color w:val="000000" w:themeColor="text1"/>
+          <w:spacing w:val="-14"/>
         </w:rPr>
         <w:fldChar w:fldCharType="begin"/>
       </w:r>
@@ -2977,6 +3095,7 @@
         <w:rPr>
           <w:rFonts w:ascii="TH SarabunPSK" w:eastAsia="Times New Roman" w:hAnsi="TH SarabunPSK" w:cs="TH SarabunPSK" w:hint="cs"/>
           <w:color w:val="000000" w:themeColor="text1"/>
+          <w:spacing w:val="-14"/>
         </w:rPr>
         <w:instrText xml:space="preserve"> QUOTE </w:instrText>
       </w:r>
@@ -2984,10 +3103,11 @@
         <w:rPr>
           <w:rFonts w:ascii="TH SarabunPSK" w:hAnsi="TH SarabunPSK" w:cs="TH SarabunPSK"/>
           <w:color w:val="000000" w:themeColor="text1"/>
+          <w:spacing w:val="-14"/>
           <w:position w:val="-14"/>
         </w:rPr>
-        <w:pict w14:anchorId="383B9301">
-          <v:shape id="_x0000_i1039" type="#_x0000_t75" style="width:8.25pt;height:21.75pt" equationxml="&lt;">
+        <w:pict w14:anchorId="790E4810">
+          <v:shape id="_x0000_i1039" type="#_x0000_t75" style="width:8.15pt;height:21.75pt" equationxml="&lt;">
             <v:imagedata r:id="rId8" o:title="" chromakey="white"/>
           </v:shape>
         </w:pict>
@@ -2996,6 +3116,7 @@
         <w:rPr>
           <w:rFonts w:ascii="TH SarabunPSK" w:eastAsia="Times New Roman" w:hAnsi="TH SarabunPSK" w:cs="TH SarabunPSK" w:hint="cs"/>
           <w:color w:val="000000" w:themeColor="text1"/>
+          <w:spacing w:val="-14"/>
           <w:cs/>
         </w:rPr>
         <w:instrText xml:space="preserve"> </w:instrText>
@@ -3004,6 +3125,7 @@
         <w:rPr>
           <w:rFonts w:ascii="TH SarabunPSK" w:eastAsia="Times New Roman" w:hAnsi="TH SarabunPSK" w:cs="TH SarabunPSK" w:hint="cs"/>
           <w:color w:val="000000" w:themeColor="text1"/>
+          <w:spacing w:val="-14"/>
         </w:rPr>
         <w:fldChar w:fldCharType="separate"/>
       </w:r>
@@ -3011,10 +3133,11 @@
         <w:rPr>
           <w:rFonts w:ascii="TH SarabunPSK" w:hAnsi="TH SarabunPSK" w:cs="TH SarabunPSK"/>
           <w:color w:val="000000" w:themeColor="text1"/>
+          <w:spacing w:val="-14"/>
           <w:position w:val="-14"/>
         </w:rPr>
-        <w:pict w14:anchorId="6083707E">
-          <v:shape id="_x0000_i1040" type="#_x0000_t75" style="width:8.25pt;height:21.75pt" equationxml="&lt;">
+        <w:pict w14:anchorId="33EF96DB">
+          <v:shape id="_x0000_i1040" type="#_x0000_t75" style="width:8.15pt;height:21.75pt" equationxml="&lt;">
             <v:imagedata r:id="rId8" o:title="" chromakey="white"/>
           </v:shape>
         </w:pict>
@@ -3023,6 +3146,7 @@
         <w:rPr>
           <w:rFonts w:ascii="TH SarabunPSK" w:eastAsia="Times New Roman" w:hAnsi="TH SarabunPSK" w:cs="TH SarabunPSK" w:hint="cs"/>
           <w:color w:val="000000" w:themeColor="text1"/>
+          <w:spacing w:val="-14"/>
         </w:rPr>
         <w:fldChar w:fldCharType="end"/>
       </w:r>
@@ -3030,6 +3154,7 @@
         <w:rPr>
           <w:rFonts w:ascii="TH SarabunPSK" w:eastAsia="Times New Roman" w:hAnsi="TH SarabunPSK" w:cs="TH SarabunPSK" w:hint="cs"/>
           <w:color w:val="000000" w:themeColor="text1"/>
+          <w:spacing w:val="-14"/>
         </w:rPr>
         <w:t xml:space="preserve"> </w:t>
       </w:r>
@@ -3037,20 +3162,23 @@
         <w:rPr>
           <w:rFonts w:ascii="TH SarabunPSK" w:hAnsi="TH SarabunPSK" w:cs="TH SarabunPSK" w:hint="cs"/>
           <w:color w:val="000000" w:themeColor="text1"/>
-        </w:rPr>
-        <w:t xml:space="preserve"> = </w:t>
-      </w:r>
-      <w:r>
-        <w:rPr>
-          <w:rFonts w:ascii="TH SarabunPSK" w:hAnsi="TH SarabunPSK" w:cs="TH SarabunPSK"/>
-          <w:color w:val="000000" w:themeColor="text1"/>
-        </w:rPr>
-        <w:t>4.65</w:t>
-      </w:r>
-      <w:r>
-        <w:rPr>
-          <w:rFonts w:ascii="TH SarabunPSK" w:hAnsi="TH SarabunPSK" w:cs="TH SarabunPSK" w:hint="cs"/>
-          <w:color w:val="000000" w:themeColor="text1"/>
+          <w:spacing w:val="-14"/>
+        </w:rPr>
+        <w:t>= 4.35</w:t>
+      </w:r>
+      <w:r>
+        <w:rPr>
+          <w:rFonts w:ascii="TH SarabunPSK" w:hAnsi="TH SarabunPSK" w:cs="TH SarabunPSK"/>
+          <w:color w:val="000000" w:themeColor="text1"/>
+          <w:spacing w:val="-14"/>
+        </w:rPr>
+        <w:t xml:space="preserve"> S.D.=.745)</w:t>
+      </w:r>
+      <w:r>
+        <w:rPr>
+          <w:rFonts w:ascii="TH SarabunPSK" w:hAnsi="TH SarabunPSK" w:cs="TH SarabunPSK" w:hint="cs"/>
+          <w:color w:val="000000" w:themeColor="text1"/>
+          <w:spacing w:val="-14"/>
           <w:cs/>
         </w:rPr>
         <w:t xml:space="preserve"> การจัดรูปแบบในเว็บไซต์ง่ายต่อการอ่านและการใช้งาน</w:t>
@@ -3059,6 +3187,7 @@
         <w:rPr>
           <w:rFonts w:ascii="TH SarabunPSK" w:hAnsi="TH SarabunPSK" w:cs="TH SarabunPSK" w:hint="cs"/>
           <w:color w:val="000000" w:themeColor="text1"/>
+          <w:spacing w:val="-14"/>
         </w:rPr>
         <w:t xml:space="preserve"> </w:t>
       </w:r>
@@ -3066,30 +3195,42 @@
         <w:rPr>
           <w:rFonts w:ascii="TH SarabunPSK" w:hAnsi="TH SarabunPSK" w:cs="TH SarabunPSK" w:hint="cs"/>
           <w:color w:val="000000" w:themeColor="text1"/>
-          <w:cs/>
-        </w:rPr>
-        <w:t>อยู่ในระดับ</w:t>
-      </w:r>
-      <w:r>
-        <w:rPr>
-          <w:rFonts w:ascii="TH SarabunPSK" w:hAnsi="TH SarabunPSK" w:cs="TH SarabunPSK"/>
-          <w:color w:val="000000" w:themeColor="text1"/>
-          <w:cs/>
-        </w:rPr>
-        <w:t>พึงพอใจปานกลาง</w:t>
-      </w:r>
-      <w:r>
-        <w:rPr>
-          <w:rFonts w:ascii="TH SarabunPSK" w:hAnsi="TH SarabunPSK" w:cs="TH SarabunPSK" w:hint="cs"/>
-          <w:color w:val="000000" w:themeColor="text1"/>
-          <w:cs/>
-        </w:rPr>
-        <w:t xml:space="preserve"> มีค่าเฉลี่ย </w:t>
-      </w:r>
-      <w:r>
-        <w:rPr>
-          <w:rFonts w:ascii="TH SarabunPSK" w:eastAsia="Times New Roman" w:hAnsi="TH SarabunPSK" w:cs="TH SarabunPSK" w:hint="cs"/>
-          <w:color w:val="000000" w:themeColor="text1"/>
+          <w:spacing w:val="-14"/>
+          <w:cs/>
+        </w:rPr>
+        <w:t xml:space="preserve">อยู่ในระดับมาก </w:t>
+      </w:r>
+      <w:r>
+        <w:rPr>
+          <w:rFonts w:ascii="TH SarabunPSK" w:hAnsi="TH SarabunPSK" w:cs="TH SarabunPSK"/>
+          <w:color w:val="000000" w:themeColor="text1"/>
+          <w:spacing w:val="-14"/>
+          <w:cs/>
+        </w:rPr>
+        <w:br/>
+      </w:r>
+      <w:r>
+        <w:rPr>
+          <w:rFonts w:ascii="TH SarabunPSK" w:hAnsi="TH SarabunPSK" w:cs="TH SarabunPSK" w:hint="cs"/>
+          <w:color w:val="000000" w:themeColor="text1"/>
+          <w:spacing w:val="-14"/>
+          <w:cs/>
+        </w:rPr>
+        <w:t xml:space="preserve">มีค่าเฉลี่ย </w:t>
+      </w:r>
+      <w:r>
+        <w:rPr>
+          <w:rFonts w:ascii="TH SarabunPSK" w:hAnsi="TH SarabunPSK" w:cs="TH SarabunPSK"/>
+          <w:color w:val="000000" w:themeColor="text1"/>
+          <w:spacing w:val="-14"/>
+        </w:rPr>
+        <w:t>(</w:t>
+      </w:r>
+      <w:r>
+        <w:rPr>
+          <w:rFonts w:ascii="TH SarabunPSK" w:eastAsia="Times New Roman" w:hAnsi="TH SarabunPSK" w:cs="TH SarabunPSK" w:hint="cs"/>
+          <w:color w:val="000000" w:themeColor="text1"/>
+          <w:spacing w:val="-14"/>
         </w:rPr>
         <w:fldChar w:fldCharType="begin"/>
       </w:r>
@@ -3097,6 +3238,7 @@
         <w:rPr>
           <w:rFonts w:ascii="TH SarabunPSK" w:eastAsia="Times New Roman" w:hAnsi="TH SarabunPSK" w:cs="TH SarabunPSK" w:hint="cs"/>
           <w:color w:val="000000" w:themeColor="text1"/>
+          <w:spacing w:val="-14"/>
         </w:rPr>
         <w:instrText xml:space="preserve"> QUOTE </w:instrText>
       </w:r>
@@ -3104,10 +3246,11 @@
         <w:rPr>
           <w:rFonts w:ascii="TH SarabunPSK" w:hAnsi="TH SarabunPSK" w:cs="TH SarabunPSK"/>
           <w:color w:val="000000" w:themeColor="text1"/>
+          <w:spacing w:val="-14"/>
           <w:position w:val="-14"/>
         </w:rPr>
-        <w:pict w14:anchorId="2D7F7787">
-          <v:shape id="_x0000_i1041" type="#_x0000_t75" style="width:8.25pt;height:21.75pt" equationxml="&lt;">
+        <w:pict w14:anchorId="097B31F1">
+          <v:shape id="_x0000_i1041" type="#_x0000_t75" style="width:8.15pt;height:21.75pt" equationxml="&lt;">
             <v:imagedata r:id="rId8" o:title="" chromakey="white"/>
           </v:shape>
         </w:pict>
@@ -3116,6 +3259,7 @@
         <w:rPr>
           <w:rFonts w:ascii="TH SarabunPSK" w:eastAsia="Times New Roman" w:hAnsi="TH SarabunPSK" w:cs="TH SarabunPSK" w:hint="cs"/>
           <w:color w:val="000000" w:themeColor="text1"/>
+          <w:spacing w:val="-14"/>
           <w:cs/>
         </w:rPr>
         <w:instrText xml:space="preserve"> </w:instrText>
@@ -3124,6 +3268,7 @@
         <w:rPr>
           <w:rFonts w:ascii="TH SarabunPSK" w:eastAsia="Times New Roman" w:hAnsi="TH SarabunPSK" w:cs="TH SarabunPSK" w:hint="cs"/>
           <w:color w:val="000000" w:themeColor="text1"/>
+          <w:spacing w:val="-14"/>
         </w:rPr>
         <w:fldChar w:fldCharType="separate"/>
       </w:r>
@@ -3131,10 +3276,11 @@
         <w:rPr>
           <w:rFonts w:ascii="TH SarabunPSK" w:hAnsi="TH SarabunPSK" w:cs="TH SarabunPSK"/>
           <w:color w:val="000000" w:themeColor="text1"/>
+          <w:spacing w:val="-14"/>
           <w:position w:val="-14"/>
         </w:rPr>
-        <w:pict w14:anchorId="0E194326">
-          <v:shape id="_x0000_i1042" type="#_x0000_t75" style="width:8.25pt;height:21.75pt" equationxml="&lt;">
+        <w:pict w14:anchorId="5637B0FB">
+          <v:shape id="_x0000_i1042" type="#_x0000_t75" style="width:8.15pt;height:21.75pt" equationxml="&lt;">
             <v:imagedata r:id="rId8" o:title="" chromakey="white"/>
           </v:shape>
         </w:pict>
@@ -3143,6 +3289,7 @@
         <w:rPr>
           <w:rFonts w:ascii="TH SarabunPSK" w:eastAsia="Times New Roman" w:hAnsi="TH SarabunPSK" w:cs="TH SarabunPSK" w:hint="cs"/>
           <w:color w:val="000000" w:themeColor="text1"/>
+          <w:spacing w:val="-14"/>
         </w:rPr>
         <w:fldChar w:fldCharType="end"/>
       </w:r>
@@ -3150,6 +3297,7 @@
         <w:rPr>
           <w:rFonts w:ascii="TH SarabunPSK" w:eastAsia="Times New Roman" w:hAnsi="TH SarabunPSK" w:cs="TH SarabunPSK" w:hint="cs"/>
           <w:color w:val="000000" w:themeColor="text1"/>
+          <w:spacing w:val="-14"/>
         </w:rPr>
         <w:t xml:space="preserve"> </w:t>
       </w:r>
@@ -3157,28 +3305,32 @@
         <w:rPr>
           <w:rFonts w:ascii="TH SarabunPSK" w:hAnsi="TH SarabunPSK" w:cs="TH SarabunPSK" w:hint="cs"/>
           <w:color w:val="000000" w:themeColor="text1"/>
-        </w:rPr>
-        <w:t xml:space="preserve"> = </w:t>
-      </w:r>
-      <w:r>
-        <w:rPr>
-          <w:rFonts w:ascii="TH SarabunPSK" w:hAnsi="TH SarabunPSK" w:cs="TH SarabunPSK"/>
-          <w:color w:val="000000" w:themeColor="text1"/>
-        </w:rPr>
-        <w:t xml:space="preserve">3.45 </w:t>
-      </w:r>
-      <w:r>
-        <w:rPr>
-          <w:rFonts w:ascii="TH SarabunPSK" w:hAnsi="TH SarabunPSK" w:cs="TH SarabunPSK" w:hint="cs"/>
-          <w:color w:val="000000" w:themeColor="text1"/>
-          <w:cs/>
-        </w:rPr>
-        <w:t>ภาพรวมความพึงพอใจเกี่ยวกับระบบ</w:t>
-      </w:r>
-      <w:r>
-        <w:rPr>
-          <w:rFonts w:ascii="TH SarabunPSK" w:hAnsi="TH SarabunPSK" w:cs="TH SarabunPSK" w:hint="cs"/>
-          <w:color w:val="000000" w:themeColor="text1"/>
+          <w:spacing w:val="-14"/>
+        </w:rPr>
+        <w:t>= 4.50</w:t>
+      </w:r>
+      <w:r>
+        <w:rPr>
+          <w:rFonts w:ascii="TH SarabunPSK" w:hAnsi="TH SarabunPSK" w:cs="TH SarabunPSK"/>
+          <w:color w:val="000000" w:themeColor="text1"/>
+          <w:spacing w:val="-14"/>
+        </w:rPr>
+        <w:t xml:space="preserve"> S.D.=.688)</w:t>
+      </w:r>
+      <w:r>
+        <w:rPr>
+          <w:rFonts w:ascii="TH SarabunPSK" w:hAnsi="TH SarabunPSK" w:cs="TH SarabunPSK" w:hint="cs"/>
+          <w:color w:val="000000" w:themeColor="text1"/>
+          <w:spacing w:val="-14"/>
+          <w:cs/>
+        </w:rPr>
+        <w:t xml:space="preserve"> ภาพรวมความพึงพอใจเกี่ยวกับระบบ</w:t>
+      </w:r>
+      <w:r>
+        <w:rPr>
+          <w:rFonts w:ascii="TH SarabunPSK" w:hAnsi="TH SarabunPSK" w:cs="TH SarabunPSK" w:hint="cs"/>
+          <w:color w:val="000000" w:themeColor="text1"/>
+          <w:spacing w:val="-14"/>
         </w:rPr>
         <w:t xml:space="preserve"> </w:t>
       </w:r>
@@ -3186,30 +3338,42 @@
         <w:rPr>
           <w:rFonts w:ascii="TH SarabunPSK" w:hAnsi="TH SarabunPSK" w:cs="TH SarabunPSK" w:hint="cs"/>
           <w:color w:val="000000" w:themeColor="text1"/>
-          <w:cs/>
-        </w:rPr>
-        <w:t>อยู่ในระดับ</w:t>
-      </w:r>
-      <w:r>
-        <w:rPr>
-          <w:rFonts w:ascii="TH SarabunPSK" w:hAnsi="TH SarabunPSK" w:cs="TH SarabunPSK"/>
-          <w:color w:val="000000" w:themeColor="text1"/>
-          <w:cs/>
-        </w:rPr>
-        <w:t>พึงพอใจมาก</w:t>
-      </w:r>
-      <w:r>
-        <w:rPr>
-          <w:rFonts w:ascii="TH SarabunPSK" w:hAnsi="TH SarabunPSK" w:cs="TH SarabunPSK" w:hint="cs"/>
-          <w:color w:val="000000" w:themeColor="text1"/>
-          <w:cs/>
-        </w:rPr>
-        <w:t xml:space="preserve"> มีค่าเฉลี่ย </w:t>
-      </w:r>
-      <w:r>
-        <w:rPr>
-          <w:rFonts w:ascii="TH SarabunPSK" w:eastAsia="Times New Roman" w:hAnsi="TH SarabunPSK" w:cs="TH SarabunPSK" w:hint="cs"/>
-          <w:color w:val="000000" w:themeColor="text1"/>
+          <w:spacing w:val="-14"/>
+          <w:cs/>
+        </w:rPr>
+        <w:t xml:space="preserve">อยู่ในระดับมาก </w:t>
+      </w:r>
+      <w:r>
+        <w:rPr>
+          <w:rFonts w:ascii="TH SarabunPSK" w:hAnsi="TH SarabunPSK" w:cs="TH SarabunPSK"/>
+          <w:color w:val="000000" w:themeColor="text1"/>
+          <w:spacing w:val="-14"/>
+          <w:cs/>
+        </w:rPr>
+        <w:br/>
+      </w:r>
+      <w:r>
+        <w:rPr>
+          <w:rFonts w:ascii="TH SarabunPSK" w:hAnsi="TH SarabunPSK" w:cs="TH SarabunPSK" w:hint="cs"/>
+          <w:color w:val="000000" w:themeColor="text1"/>
+          <w:spacing w:val="-14"/>
+          <w:cs/>
+        </w:rPr>
+        <w:t xml:space="preserve">มีค่าเฉลี่ย </w:t>
+      </w:r>
+      <w:r>
+        <w:rPr>
+          <w:rFonts w:ascii="TH SarabunPSK" w:hAnsi="TH SarabunPSK" w:cs="TH SarabunPSK"/>
+          <w:color w:val="000000" w:themeColor="text1"/>
+          <w:spacing w:val="-14"/>
+        </w:rPr>
+        <w:t>(</w:t>
+      </w:r>
+      <w:r>
+        <w:rPr>
+          <w:rFonts w:ascii="TH SarabunPSK" w:eastAsia="Times New Roman" w:hAnsi="TH SarabunPSK" w:cs="TH SarabunPSK" w:hint="cs"/>
+          <w:color w:val="000000" w:themeColor="text1"/>
+          <w:spacing w:val="-14"/>
         </w:rPr>
         <w:fldChar w:fldCharType="begin"/>
       </w:r>
@@ -3217,6 +3381,7 @@
         <w:rPr>
           <w:rFonts w:ascii="TH SarabunPSK" w:eastAsia="Times New Roman" w:hAnsi="TH SarabunPSK" w:cs="TH SarabunPSK" w:hint="cs"/>
           <w:color w:val="000000" w:themeColor="text1"/>
+          <w:spacing w:val="-14"/>
         </w:rPr>
         <w:instrText xml:space="preserve"> QUOTE </w:instrText>
       </w:r>
@@ -3224,10 +3389,11 @@
         <w:rPr>
           <w:rFonts w:ascii="TH SarabunPSK" w:hAnsi="TH SarabunPSK" w:cs="TH SarabunPSK"/>
           <w:color w:val="000000" w:themeColor="text1"/>
+          <w:spacing w:val="-14"/>
           <w:position w:val="-14"/>
         </w:rPr>
-        <w:pict w14:anchorId="7A31B8C1">
-          <v:shape id="_x0000_i1043" type="#_x0000_t75" style="width:8.25pt;height:21.75pt" equationxml="&lt;">
+        <w:pict w14:anchorId="318D837F">
+          <v:shape id="_x0000_i1043" type="#_x0000_t75" style="width:8.15pt;height:21.75pt" equationxml="&lt;">
             <v:imagedata r:id="rId8" o:title="" chromakey="white"/>
           </v:shape>
         </w:pict>
@@ -3236,6 +3402,7 @@
         <w:rPr>
           <w:rFonts w:ascii="TH SarabunPSK" w:eastAsia="Times New Roman" w:hAnsi="TH SarabunPSK" w:cs="TH SarabunPSK" w:hint="cs"/>
           <w:color w:val="000000" w:themeColor="text1"/>
+          <w:spacing w:val="-14"/>
           <w:cs/>
         </w:rPr>
         <w:instrText xml:space="preserve"> </w:instrText>
@@ -3244,6 +3411,7 @@
         <w:rPr>
           <w:rFonts w:ascii="TH SarabunPSK" w:eastAsia="Times New Roman" w:hAnsi="TH SarabunPSK" w:cs="TH SarabunPSK" w:hint="cs"/>
           <w:color w:val="000000" w:themeColor="text1"/>
+          <w:spacing w:val="-14"/>
         </w:rPr>
         <w:fldChar w:fldCharType="separate"/>
       </w:r>
@@ -3251,10 +3419,11 @@
         <w:rPr>
           <w:rFonts w:ascii="TH SarabunPSK" w:hAnsi="TH SarabunPSK" w:cs="TH SarabunPSK"/>
           <w:color w:val="000000" w:themeColor="text1"/>
+          <w:spacing w:val="-14"/>
           <w:position w:val="-14"/>
         </w:rPr>
-        <w:pict w14:anchorId="6089CDE8">
-          <v:shape id="_x0000_i1044" type="#_x0000_t75" style="width:8.25pt;height:21.75pt" equationxml="&lt;">
+        <w:pict w14:anchorId="1CFA71B6">
+          <v:shape id="_x0000_i1044" type="#_x0000_t75" style="width:8.15pt;height:21.75pt" equationxml="&lt;">
             <v:imagedata r:id="rId8" o:title="" chromakey="white"/>
           </v:shape>
         </w:pict>
@@ -3263,6 +3432,7 @@
         <w:rPr>
           <w:rFonts w:ascii="TH SarabunPSK" w:eastAsia="Times New Roman" w:hAnsi="TH SarabunPSK" w:cs="TH SarabunPSK" w:hint="cs"/>
           <w:color w:val="000000" w:themeColor="text1"/>
+          <w:spacing w:val="-14"/>
         </w:rPr>
         <w:fldChar w:fldCharType="end"/>
       </w:r>
@@ -3270,6 +3440,7 @@
         <w:rPr>
           <w:rFonts w:ascii="TH SarabunPSK" w:eastAsia="Times New Roman" w:hAnsi="TH SarabunPSK" w:cs="TH SarabunPSK" w:hint="cs"/>
           <w:color w:val="000000" w:themeColor="text1"/>
+          <w:spacing w:val="-14"/>
         </w:rPr>
         <w:t xml:space="preserve"> </w:t>
       </w:r>
@@ -3277,20 +3448,23 @@
         <w:rPr>
           <w:rFonts w:ascii="TH SarabunPSK" w:hAnsi="TH SarabunPSK" w:cs="TH SarabunPSK" w:hint="cs"/>
           <w:color w:val="000000" w:themeColor="text1"/>
-        </w:rPr>
-        <w:t xml:space="preserve"> = </w:t>
-      </w:r>
-      <w:r>
-        <w:rPr>
-          <w:rFonts w:ascii="TH SarabunPSK" w:hAnsi="TH SarabunPSK" w:cs="TH SarabunPSK"/>
-          <w:color w:val="000000" w:themeColor="text1"/>
-        </w:rPr>
-        <w:t xml:space="preserve">3.60 </w:t>
-      </w:r>
-      <w:r>
-        <w:rPr>
-          <w:rFonts w:ascii="TH SarabunPSK" w:hAnsi="TH SarabunPSK" w:cs="TH SarabunPSK" w:hint="cs"/>
-          <w:color w:val="000000" w:themeColor="text1"/>
+          <w:spacing w:val="-14"/>
+        </w:rPr>
+        <w:t>= 4.05</w:t>
+      </w:r>
+      <w:r>
+        <w:rPr>
+          <w:rFonts w:ascii="TH SarabunPSK" w:hAnsi="TH SarabunPSK" w:cs="TH SarabunPSK"/>
+          <w:color w:val="000000" w:themeColor="text1"/>
+          <w:spacing w:val="-14"/>
+        </w:rPr>
+        <w:t xml:space="preserve"> S.D.=.510) </w:t>
+      </w:r>
+      <w:r>
+        <w:rPr>
+          <w:rFonts w:ascii="TH SarabunPSK" w:hAnsi="TH SarabunPSK" w:cs="TH SarabunPSK" w:hint="cs"/>
+          <w:color w:val="000000" w:themeColor="text1"/>
+          <w:spacing w:val="-14"/>
           <w:cs/>
         </w:rPr>
         <w:t>ความสะดวกในการ</w:t>
@@ -3299,7 +3473,7 @@
         <w:rPr>
           <w:rFonts w:ascii="TH SarabunPSK" w:eastAsia="Times New Roman" w:hAnsi="TH SarabunPSK" w:cs="TH SarabunPSK" w:hint="cs"/>
           <w:color w:val="000000" w:themeColor="text1"/>
-          <w:spacing w:val="-10"/>
+          <w:spacing w:val="-14"/>
           <w:cs/>
         </w:rPr>
         <w:t>ใช้งานระบบ</w:t>
@@ -3308,7 +3482,7 @@
         <w:rPr>
           <w:rFonts w:ascii="TH SarabunPSK" w:hAnsi="TH SarabunPSK" w:cs="TH SarabunPSK" w:hint="cs"/>
           <w:color w:val="000000" w:themeColor="text1"/>
-          <w:spacing w:val="-4"/>
+          <w:spacing w:val="-14"/>
         </w:rPr>
         <w:t xml:space="preserve"> </w:t>
       </w:r>
@@ -3316,40 +3490,42 @@
         <w:rPr>
           <w:rFonts w:ascii="TH SarabunPSK" w:hAnsi="TH SarabunPSK" w:cs="TH SarabunPSK" w:hint="cs"/>
           <w:color w:val="000000" w:themeColor="text1"/>
-          <w:spacing w:val="-4"/>
-          <w:cs/>
-        </w:rPr>
-        <w:t xml:space="preserve"> อยู่ในระดับ</w:t>
-      </w:r>
-      <w:r>
-        <w:rPr>
-          <w:rFonts w:ascii="TH SarabunPSK" w:hAnsi="TH SarabunPSK" w:cs="TH SarabunPSK"/>
-          <w:color w:val="000000" w:themeColor="text1"/>
-          <w:cs/>
-        </w:rPr>
-        <w:t>พึงพอใจมาก</w:t>
-      </w:r>
-      <w:r>
-        <w:rPr>
-          <w:rFonts w:ascii="TH SarabunPSK" w:hAnsi="TH SarabunPSK" w:cs="TH SarabunPSK" w:hint="cs"/>
-          <w:color w:val="000000" w:themeColor="text1"/>
-          <w:spacing w:val="-4"/>
-          <w:cs/>
-        </w:rPr>
-        <w:t xml:space="preserve"> มี</w:t>
-      </w:r>
-      <w:r>
-        <w:rPr>
-          <w:rFonts w:ascii="TH SarabunPSK" w:hAnsi="TH SarabunPSK" w:cs="TH SarabunPSK" w:hint="cs"/>
-          <w:color w:val="000000" w:themeColor="text1"/>
-          <w:cs/>
-        </w:rPr>
-        <w:t xml:space="preserve">ค่าเฉลี่ย </w:t>
-      </w:r>
-      <w:r>
-        <w:rPr>
-          <w:rFonts w:ascii="TH SarabunPSK" w:hAnsi="TH SarabunPSK" w:cs="TH SarabunPSK" w:hint="cs"/>
-          <w:color w:val="000000" w:themeColor="text1"/>
+          <w:spacing w:val="-14"/>
+          <w:cs/>
+        </w:rPr>
+        <w:t xml:space="preserve">อยู่ในระดับมากที่สุด </w:t>
+      </w:r>
+      <w:r>
+        <w:rPr>
+          <w:rFonts w:ascii="TH SarabunPSK" w:hAnsi="TH SarabunPSK" w:cs="TH SarabunPSK"/>
+          <w:color w:val="000000" w:themeColor="text1"/>
+          <w:spacing w:val="-14"/>
+          <w:cs/>
+        </w:rPr>
+        <w:br/>
+      </w:r>
+      <w:r>
+        <w:rPr>
+          <w:rFonts w:ascii="TH SarabunPSK" w:hAnsi="TH SarabunPSK" w:cs="TH SarabunPSK" w:hint="cs"/>
+          <w:color w:val="000000" w:themeColor="text1"/>
+          <w:spacing w:val="-14"/>
+          <w:cs/>
+        </w:rPr>
+        <w:t xml:space="preserve">มีค่าเฉลี่ย </w:t>
+      </w:r>
+      <w:r>
+        <w:rPr>
+          <w:rFonts w:ascii="TH SarabunPSK" w:hAnsi="TH SarabunPSK" w:cs="TH SarabunPSK"/>
+          <w:color w:val="000000" w:themeColor="text1"/>
+          <w:spacing w:val="-14"/>
+        </w:rPr>
+        <w:t>(</w:t>
+      </w:r>
+      <w:r>
+        <w:rPr>
+          <w:rFonts w:ascii="TH SarabunPSK" w:hAnsi="TH SarabunPSK" w:cs="TH SarabunPSK" w:hint="cs"/>
+          <w:color w:val="000000" w:themeColor="text1"/>
+          <w:spacing w:val="-14"/>
         </w:rPr>
         <w:fldChar w:fldCharType="begin"/>
       </w:r>
@@ -3357,6 +3533,7 @@
         <w:rPr>
           <w:rFonts w:ascii="TH SarabunPSK" w:hAnsi="TH SarabunPSK" w:cs="TH SarabunPSK" w:hint="cs"/>
           <w:color w:val="000000" w:themeColor="text1"/>
+          <w:spacing w:val="-14"/>
         </w:rPr>
         <w:instrText xml:space="preserve"> QUOTE </w:instrText>
       </w:r>
@@ -3364,10 +3541,11 @@
         <w:rPr>
           <w:rFonts w:ascii="TH SarabunPSK" w:hAnsi="TH SarabunPSK" w:cs="TH SarabunPSK"/>
           <w:color w:val="000000" w:themeColor="text1"/>
+          <w:spacing w:val="-14"/>
           <w:position w:val="-14"/>
         </w:rPr>
-        <w:pict w14:anchorId="21AD189F">
-          <v:shape id="_x0000_i1045" type="#_x0000_t75" style="width:8.25pt;height:21.75pt" equationxml="&lt;">
+        <w:pict w14:anchorId="4EE90D09">
+          <v:shape id="_x0000_i1045" type="#_x0000_t75" style="width:8.15pt;height:21.75pt" equationxml="&lt;">
             <v:imagedata r:id="rId8" o:title="" chromakey="white"/>
           </v:shape>
         </w:pict>
@@ -3376,6 +3554,7 @@
         <w:rPr>
           <w:rFonts w:ascii="TH SarabunPSK" w:hAnsi="TH SarabunPSK" w:cs="TH SarabunPSK" w:hint="cs"/>
           <w:color w:val="000000" w:themeColor="text1"/>
+          <w:spacing w:val="-14"/>
           <w:cs/>
         </w:rPr>
         <w:instrText xml:space="preserve"> </w:instrText>
@@ -3384,6 +3563,7 @@
         <w:rPr>
           <w:rFonts w:ascii="TH SarabunPSK" w:hAnsi="TH SarabunPSK" w:cs="TH SarabunPSK" w:hint="cs"/>
           <w:color w:val="000000" w:themeColor="text1"/>
+          <w:spacing w:val="-14"/>
         </w:rPr>
         <w:fldChar w:fldCharType="separate"/>
       </w:r>
@@ -3391,10 +3571,11 @@
         <w:rPr>
           <w:rFonts w:ascii="TH SarabunPSK" w:hAnsi="TH SarabunPSK" w:cs="TH SarabunPSK"/>
           <w:color w:val="000000" w:themeColor="text1"/>
+          <w:spacing w:val="-14"/>
           <w:position w:val="-14"/>
         </w:rPr>
-        <w:pict w14:anchorId="08964F5A">
-          <v:shape id="_x0000_i1046" type="#_x0000_t75" style="width:8.25pt;height:21.75pt" equationxml="&lt;">
+        <w:pict w14:anchorId="5DA5FBC4">
+          <v:shape id="_x0000_i1046" type="#_x0000_t75" style="width:8.15pt;height:21.75pt" equationxml="&lt;">
             <v:imagedata r:id="rId8" o:title="" chromakey="white"/>
           </v:shape>
         </w:pict>
@@ -3403,32 +3584,45 @@
         <w:rPr>
           <w:rFonts w:ascii="TH SarabunPSK" w:hAnsi="TH SarabunPSK" w:cs="TH SarabunPSK" w:hint="cs"/>
           <w:color w:val="000000" w:themeColor="text1"/>
+          <w:spacing w:val="-14"/>
         </w:rPr>
         <w:fldChar w:fldCharType="end"/>
       </w:r>
       <w:r>
         <w:rPr>
-          <w:rFonts w:ascii="TH SarabunPSK" w:hAnsi="TH SarabunPSK" w:cs="TH SarabunPSK" w:hint="cs"/>
-          <w:color w:val="000000" w:themeColor="text1"/>
-        </w:rPr>
-        <w:t xml:space="preserve">= </w:t>
-      </w:r>
-      <w:r>
-        <w:rPr>
-          <w:rFonts w:ascii="TH SarabunPSK" w:hAnsi="TH SarabunPSK" w:cs="TH SarabunPSK"/>
-          <w:color w:val="000000" w:themeColor="text1"/>
-        </w:rPr>
-        <w:t>4.20</w:t>
+          <w:rFonts w:ascii="TH SarabunPSK" w:hAnsi="TH SarabunPSK" w:cs="TH SarabunPSK"/>
+          <w:color w:val="000000" w:themeColor="text1"/>
+          <w:spacing w:val="-14"/>
+        </w:rPr>
+        <w:t xml:space="preserve"> </w:t>
+      </w:r>
+      <w:r>
+        <w:rPr>
+          <w:rFonts w:ascii="TH SarabunPSK" w:hAnsi="TH SarabunPSK" w:cs="TH SarabunPSK" w:hint="cs"/>
+          <w:color w:val="000000" w:themeColor="text1"/>
+          <w:spacing w:val="-14"/>
+        </w:rPr>
+        <w:t>= 4.35</w:t>
+      </w:r>
+      <w:r>
+        <w:rPr>
+          <w:rFonts w:ascii="TH SarabunPSK" w:hAnsi="TH SarabunPSK" w:cs="TH SarabunPSK"/>
+          <w:color w:val="000000" w:themeColor="text1"/>
+          <w:spacing w:val="-14"/>
+        </w:rPr>
+        <w:t xml:space="preserve"> S.D.=.754)</w:t>
       </w:r>
     </w:p>
     <w:p>
       <w:pPr>
         <w:pStyle w:val="Thesis-Style"/>
+        <w:jc w:val="thaiDistribute"/>
         <w:rPr>
           <w:rFonts w:ascii="TH SarabunPSK" w:hAnsi="TH SarabunPSK" w:cs="TH SarabunPSK"/>
           <w:b/>
           <w:bCs/>
           <w:color w:val="000000" w:themeColor="text1"/>
+          <w:spacing w:val="-14"/>
         </w:rPr>
       </w:pPr>
       <w:r>
@@ -3437,6 +3631,7 @@
           <w:b/>
           <w:bCs/>
           <w:color w:val="000000" w:themeColor="text1"/>
+          <w:spacing w:val="-14"/>
         </w:rPr>
         <w:t>5.2</w:t>
       </w:r>
@@ -3446,6 +3641,7 @@
           <w:b/>
           <w:bCs/>
           <w:color w:val="000000" w:themeColor="text1"/>
+          <w:spacing w:val="-14"/>
           <w:cs/>
         </w:rPr>
         <w:t xml:space="preserve"> อภิปรายผล</w:t>
@@ -3457,12 +3653,14 @@
         <w:rPr>
           <w:rFonts w:ascii="TH SarabunPSK" w:hAnsi="TH SarabunPSK" w:cs="TH SarabunPSK"/>
           <w:color w:val="000000" w:themeColor="text1"/>
-        </w:rPr>
-      </w:pPr>
-      <w:r>
-        <w:rPr>
-          <w:rFonts w:ascii="TH SarabunPSK" w:hAnsi="TH SarabunPSK" w:cs="TH SarabunPSK" w:hint="cs"/>
-          <w:color w:val="000000" w:themeColor="text1"/>
+          <w:spacing w:val="-14"/>
+        </w:rPr>
+      </w:pPr>
+      <w:r>
+        <w:rPr>
+          <w:rFonts w:ascii="TH SarabunPSK" w:hAnsi="TH SarabunPSK" w:cs="TH SarabunPSK" w:hint="cs"/>
+          <w:color w:val="000000" w:themeColor="text1"/>
+          <w:spacing w:val="-14"/>
           <w:cs/>
         </w:rPr>
         <w:tab/>
@@ -3472,6 +3670,7 @@
         <w:rPr>
           <w:rFonts w:ascii="TH SarabunPSK" w:hAnsi="TH SarabunPSK" w:cs="TH SarabunPSK" w:hint="cs"/>
           <w:color w:val="000000" w:themeColor="text1"/>
+          <w:spacing w:val="-14"/>
           <w:cs/>
         </w:rPr>
         <w:t>งาน</w:t>
@@ -3480,6 +3679,7 @@
         <w:rPr>
           <w:rFonts w:ascii="TH SarabunPSK" w:hAnsi="TH SarabunPSK" w:cs="TH SarabunPSK" w:hint="cs"/>
           <w:color w:val="000000" w:themeColor="text1"/>
+          <w:spacing w:val="-14"/>
           <w:cs/>
         </w:rPr>
         <w:t>ให้ครั้งนี้เพื่อศึกษาความพึงพอใจในการใช้งาน</w:t>
@@ -3488,6 +3688,7 @@
         <w:rPr>
           <w:rFonts w:ascii="TH SarabunPSK" w:hAnsi="TH SarabunPSK" w:cs="TH SarabunPSK" w:hint="cs"/>
           <w:color w:val="000000" w:themeColor="text1"/>
+          <w:spacing w:val="-14"/>
           <w:cs/>
         </w:rPr>
         <w:t>ระบบ</w:t>
@@ -3496,6 +3697,7 @@
         <w:rPr>
           <w:rFonts w:ascii="TH SarabunPSK" w:hAnsi="TH SarabunPSK" w:cs="TH SarabunPSK"/>
           <w:color w:val="000000" w:themeColor="text1"/>
+          <w:spacing w:val="-14"/>
           <w:cs/>
         </w:rPr>
         <w:t>ระบบช่วยผู้สร้างคอนเทนต์รับรายได้จากการสนับสนุนของผู้ติดตาม</w:t>
@@ -3504,6 +3706,7 @@
         <w:rPr>
           <w:rFonts w:ascii="TH SarabunPSK" w:hAnsi="TH SarabunPSK" w:cs="TH SarabunPSK" w:hint="cs"/>
           <w:color w:val="000000" w:themeColor="text1"/>
+          <w:spacing w:val="-14"/>
           <w:cs/>
         </w:rPr>
         <w:t xml:space="preserve"> </w:t>
@@ -3512,6 +3715,7 @@
         <w:rPr>
           <w:rFonts w:ascii="TH SarabunPSK" w:hAnsi="TH SarabunPSK" w:cs="TH SarabunPSK" w:hint="cs"/>
           <w:color w:val="000000" w:themeColor="text1"/>
+          <w:spacing w:val="-14"/>
           <w:cs/>
         </w:rPr>
         <w:t>หัวข้อที่สามารถนำมาอภิปรายผลได้ดังนี้</w:t>
@@ -3527,35 +3731,27 @@
         <w:rPr>
           <w:rFonts w:ascii="TH SarabunPSK" w:hAnsi="TH SarabunPSK" w:cs="TH SarabunPSK"/>
           <w:color w:val="000000" w:themeColor="text1"/>
-          <w:spacing w:val="2"/>
-          <w:sz w:val="32"/>
-          <w:szCs w:val="32"/>
-        </w:rPr>
-      </w:pPr>
-      <w:r>
-        <w:rPr>
-          <w:rFonts w:ascii="TH SarabunPSK" w:hAnsi="TH SarabunPSK" w:cs="TH SarabunPSK" w:hint="cs"/>
-          <w:color w:val="000000" w:themeColor="text1"/>
+          <w:spacing w:val="-14"/>
+          <w:sz w:val="32"/>
+          <w:szCs w:val="32"/>
+        </w:rPr>
+      </w:pPr>
+      <w:r>
+        <w:rPr>
+          <w:rFonts w:ascii="TH SarabunPSK" w:hAnsi="TH SarabunPSK" w:cs="TH SarabunPSK" w:hint="cs"/>
+          <w:color w:val="000000" w:themeColor="text1"/>
+          <w:spacing w:val="-14"/>
           <w:sz w:val="32"/>
           <w:szCs w:val="32"/>
         </w:rPr>
         <w:tab/>
-      </w:r>
-      <w:r>
-        <w:rPr>
-          <w:rFonts w:ascii="TH SarabunPSK" w:hAnsi="TH SarabunPSK" w:cs="TH SarabunPSK" w:hint="cs"/>
-          <w:color w:val="000000" w:themeColor="text1"/>
-          <w:spacing w:val="2"/>
-          <w:sz w:val="32"/>
-          <w:szCs w:val="32"/>
-        </w:rPr>
         <w:t>5.2.1</w:t>
       </w:r>
       <w:r>
         <w:rPr>
           <w:rFonts w:ascii="TH SarabunPSK" w:hAnsi="TH SarabunPSK" w:cs="TH SarabunPSK" w:hint="cs"/>
           <w:color w:val="000000" w:themeColor="text1"/>
-          <w:spacing w:val="2"/>
+          <w:spacing w:val="-14"/>
           <w:sz w:val="32"/>
           <w:szCs w:val="32"/>
           <w:cs/>
@@ -3566,12 +3762,106 @@
         <w:rPr>
           <w:rFonts w:ascii="TH SarabunPSK" w:hAnsi="TH SarabunPSK" w:cs="TH SarabunPSK" w:hint="cs"/>
           <w:color w:val="000000" w:themeColor="text1"/>
-          <w:spacing w:val="2"/>
-          <w:sz w:val="32"/>
-          <w:szCs w:val="32"/>
-          <w:cs/>
-        </w:rPr>
-        <w:t>เพศ จากกลุ่มตัวอย่างที่ได้ตอบมีจำนวนทั้งหมด 20 คน   แยกเป็น เพศ ชาย จำนวน 10 คน คิดเป็นร้อยละ 50 เพศ หญิง จำนวน 10 คน คิดเป็นร้อยละ 50</w:t>
+          <w:spacing w:val="-14"/>
+          <w:sz w:val="32"/>
+          <w:szCs w:val="32"/>
+          <w:cs/>
+        </w:rPr>
+        <w:t xml:space="preserve">เพศ จากกลุ่มตัวอย่างที่ได้ตอบมีจำนวนทั้งหมด </w:t>
+      </w:r>
+      <w:r>
+        <w:rPr>
+          <w:rFonts w:ascii="TH SarabunPSK" w:hAnsi="TH SarabunPSK" w:cs="TH SarabunPSK"/>
+          <w:color w:val="000000" w:themeColor="text1"/>
+          <w:spacing w:val="-14"/>
+          <w:sz w:val="32"/>
+          <w:szCs w:val="32"/>
+        </w:rPr>
+        <w:t>3</w:t>
+      </w:r>
+      <w:r>
+        <w:rPr>
+          <w:rFonts w:ascii="TH SarabunPSK" w:hAnsi="TH SarabunPSK" w:cs="TH SarabunPSK" w:hint="cs"/>
+          <w:color w:val="000000" w:themeColor="text1"/>
+          <w:spacing w:val="-14"/>
+          <w:sz w:val="32"/>
+          <w:szCs w:val="32"/>
+          <w:cs/>
+        </w:rPr>
+        <w:t xml:space="preserve">0 คน แยกเป็น เพศชาย จำนวน </w:t>
+      </w:r>
+      <w:r>
+        <w:rPr>
+          <w:rFonts w:ascii="TH SarabunPSK" w:hAnsi="TH SarabunPSK" w:cs="TH SarabunPSK"/>
+          <w:color w:val="000000" w:themeColor="text1"/>
+          <w:spacing w:val="-14"/>
+          <w:sz w:val="32"/>
+          <w:szCs w:val="32"/>
+        </w:rPr>
+        <w:t>21</w:t>
+      </w:r>
+      <w:r>
+        <w:rPr>
+          <w:rFonts w:ascii="TH SarabunPSK" w:hAnsi="TH SarabunPSK" w:cs="TH SarabunPSK" w:hint="cs"/>
+          <w:color w:val="000000" w:themeColor="text1"/>
+          <w:spacing w:val="-14"/>
+          <w:sz w:val="32"/>
+          <w:szCs w:val="32"/>
+          <w:cs/>
+        </w:rPr>
+        <w:t xml:space="preserve"> คน คิดเป็นร้อยละ </w:t>
+      </w:r>
+      <w:r>
+        <w:rPr>
+          <w:rFonts w:ascii="TH SarabunPSK" w:hAnsi="TH SarabunPSK" w:cs="TH SarabunPSK"/>
+          <w:color w:val="000000" w:themeColor="text1"/>
+          <w:spacing w:val="-14"/>
+          <w:sz w:val="32"/>
+          <w:szCs w:val="32"/>
+        </w:rPr>
+        <w:t>7</w:t>
+      </w:r>
+      <w:r>
+        <w:rPr>
+          <w:rFonts w:ascii="TH SarabunPSK" w:hAnsi="TH SarabunPSK" w:cs="TH SarabunPSK" w:hint="cs"/>
+          <w:color w:val="000000" w:themeColor="text1"/>
+          <w:spacing w:val="-14"/>
+          <w:sz w:val="32"/>
+          <w:szCs w:val="32"/>
+          <w:cs/>
+        </w:rPr>
+        <w:t xml:space="preserve">0 เพศหญิง จำนวน </w:t>
+      </w:r>
+      <w:r>
+        <w:rPr>
+          <w:rFonts w:ascii="TH SarabunPSK" w:hAnsi="TH SarabunPSK" w:cs="TH SarabunPSK"/>
+          <w:color w:val="000000" w:themeColor="text1"/>
+          <w:spacing w:val="-14"/>
+          <w:sz w:val="32"/>
+          <w:szCs w:val="32"/>
+        </w:rPr>
+        <w:t>9</w:t>
+      </w:r>
+      <w:r>
+        <w:rPr>
+          <w:rFonts w:ascii="TH SarabunPSK" w:hAnsi="TH SarabunPSK" w:cs="TH SarabunPSK" w:hint="cs"/>
+          <w:color w:val="000000" w:themeColor="text1"/>
+          <w:spacing w:val="-14"/>
+          <w:sz w:val="32"/>
+          <w:szCs w:val="32"/>
+          <w:cs/>
+        </w:rPr>
+        <w:t xml:space="preserve"> คน คิดเป็นร้อยละ </w:t>
+      </w:r>
+      <w:r>
+        <w:rPr>
+          <w:rFonts w:ascii="TH SarabunPSK" w:hAnsi="TH SarabunPSK" w:cs="TH SarabunPSK"/>
+          <w:color w:val="000000" w:themeColor="text1"/>
+          <w:spacing w:val="-14"/>
+          <w:sz w:val="32"/>
+          <w:szCs w:val="32"/>
+        </w:rPr>
+        <w:t>30</w:t>
       </w:r>
     </w:p>
     <w:p>
@@ -3583,17 +3873,17 @@
         <w:jc w:val="thaiDistribute"/>
         <w:rPr>
           <w:rFonts w:ascii="TH SarabunPSK" w:hAnsi="TH SarabunPSK" w:cs="TH SarabunPSK"/>
-          <w:color w:val="000000" w:themeColor="text1"/>
-          <w:spacing w:val="2"/>
-          <w:sz w:val="32"/>
-          <w:szCs w:val="32"/>
-        </w:rPr>
-      </w:pPr>
-      <w:r>
-        <w:rPr>
-          <w:rFonts w:ascii="TH SarabunPSK" w:hAnsi="TH SarabunPSK" w:cs="TH SarabunPSK" w:hint="cs"/>
-          <w:color w:val="000000" w:themeColor="text1"/>
-          <w:spacing w:val="2"/>
+          <w:color w:val="FF0000"/>
+          <w:spacing w:val="-14"/>
+          <w:sz w:val="32"/>
+          <w:szCs w:val="32"/>
+        </w:rPr>
+      </w:pPr>
+      <w:r>
+        <w:rPr>
+          <w:rFonts w:ascii="TH SarabunPSK" w:hAnsi="TH SarabunPSK" w:cs="TH SarabunPSK" w:hint="cs"/>
+          <w:color w:val="000000" w:themeColor="text1"/>
+          <w:spacing w:val="-14"/>
           <w:sz w:val="32"/>
           <w:szCs w:val="32"/>
           <w:cs/>
@@ -3604,7 +3894,7 @@
         <w:rPr>
           <w:rFonts w:ascii="TH SarabunPSK" w:hAnsi="TH SarabunPSK" w:cs="TH SarabunPSK" w:hint="cs"/>
           <w:color w:val="000000" w:themeColor="text1"/>
-          <w:spacing w:val="2"/>
+          <w:spacing w:val="-14"/>
           <w:sz w:val="32"/>
           <w:szCs w:val="32"/>
         </w:rPr>
@@ -3614,6 +3904,7 @@
         <w:rPr>
           <w:rFonts w:ascii="TH SarabunPSK" w:hAnsi="TH SarabunPSK" w:cs="TH SarabunPSK" w:hint="cs"/>
           <w:color w:val="000000" w:themeColor="text1"/>
+          <w:spacing w:val="-14"/>
           <w:sz w:val="32"/>
           <w:szCs w:val="32"/>
           <w:cs/>
@@ -3622,63 +3913,21 @@
       </w:r>
       <w:r>
         <w:rPr>
-          <w:rFonts w:ascii="TH SarabunPSK" w:hAnsi="TH SarabunPSK" w:cs="TH SarabunPSK" w:hint="cs"/>
-          <w:color w:val="000000" w:themeColor="text1"/>
-          <w:spacing w:val="2"/>
-          <w:sz w:val="32"/>
-          <w:szCs w:val="32"/>
-          <w:cs/>
-        </w:rPr>
-        <w:t>สิทธิ์การเข้าใช้งานระบบ</w:t>
-      </w:r>
-      <w:r>
-        <w:rPr>
-          <w:rFonts w:ascii="TH SarabunPSK" w:hAnsi="TH SarabunPSK" w:cs="TH SarabunPSK" w:hint="cs"/>
-          <w:color w:val="000000" w:themeColor="text1"/>
-          <w:spacing w:val="-6"/>
-          <w:sz w:val="32"/>
-          <w:szCs w:val="32"/>
-          <w:cs/>
-        </w:rPr>
-        <w:t xml:space="preserve"> แบบสอบถามมีจำนวนทั้งหมด</w:t>
-      </w:r>
-      <w:r>
-        <w:rPr>
-          <w:rFonts w:ascii="TH SarabunPSK" w:hAnsi="TH SarabunPSK" w:cs="TH SarabunPSK" w:hint="cs"/>
-          <w:color w:val="000000" w:themeColor="text1"/>
-          <w:spacing w:val="-6"/>
-          <w:sz w:val="32"/>
-          <w:szCs w:val="32"/>
-        </w:rPr>
-        <w:t xml:space="preserve"> 20 </w:t>
-      </w:r>
-      <w:r>
-        <w:rPr>
-          <w:rFonts w:ascii="TH SarabunPSK" w:hAnsi="TH SarabunPSK" w:cs="TH SarabunPSK" w:hint="cs"/>
-          <w:color w:val="000000" w:themeColor="text1"/>
-          <w:spacing w:val="-6"/>
-          <w:sz w:val="32"/>
-          <w:szCs w:val="32"/>
-          <w:cs/>
-        </w:rPr>
-        <w:t>คน   แยก</w:t>
-      </w:r>
-      <w:r>
-        <w:rPr>
-          <w:rFonts w:ascii="TH SarabunPSK" w:hAnsi="TH SarabunPSK" w:cs="TH SarabunPSK" w:hint="cs"/>
-          <w:color w:val="000000" w:themeColor="text1"/>
-          <w:sz w:val="32"/>
-          <w:szCs w:val="32"/>
-          <w:cs/>
-        </w:rPr>
-        <w:t>เป็น ผู้ดูแลระบบ จำนวน 2</w:t>
-      </w:r>
-      <w:r>
-        <w:rPr>
-          <w:rFonts w:ascii="TH SarabunPSK" w:hAnsi="TH SarabunPSK" w:cs="TH SarabunPSK" w:hint="cs"/>
-          <w:color w:val="000000" w:themeColor="text1"/>
-          <w:sz w:val="32"/>
-          <w:szCs w:val="32"/>
+          <w:rFonts w:ascii="TH SarabunPSK" w:hAnsi="TH SarabunPSK" w:cs="TH SarabunPSK"/>
+          <w:spacing w:val="-14"/>
+          <w:sz w:val="32"/>
+          <w:szCs w:val="32"/>
+          <w:cs/>
+        </w:rPr>
+        <w:t>อายุ</w:t>
+      </w:r>
+      <w:r>
+        <w:rPr>
+          <w:rFonts w:ascii="TH SarabunPSK" w:hAnsi="TH SarabunPSK" w:cs="TH SarabunPSK" w:hint="cs"/>
+          <w:spacing w:val="-14"/>
+          <w:sz w:val="32"/>
+          <w:szCs w:val="32"/>
+          <w:cs/>
         </w:rPr>
         <w:t xml:space="preserve"> </w:t>
       </w:r>
@@ -3686,16 +3935,137 @@
         <w:rPr>
           <w:rFonts w:ascii="TH SarabunPSK" w:hAnsi="TH SarabunPSK" w:cs="TH SarabunPSK" w:hint="cs"/>
           <w:color w:val="000000" w:themeColor="text1"/>
-          <w:sz w:val="32"/>
-          <w:szCs w:val="32"/>
-          <w:cs/>
-        </w:rPr>
-        <w:t>คน คิดเป็นร้อยละ</w:t>
-      </w:r>
-      <w:r>
-        <w:rPr>
-          <w:rFonts w:ascii="TH SarabunPSK" w:hAnsi="TH SarabunPSK" w:cs="TH SarabunPSK" w:hint="cs"/>
-          <w:color w:val="000000" w:themeColor="text1"/>
+          <w:spacing w:val="-14"/>
+          <w:sz w:val="32"/>
+          <w:szCs w:val="32"/>
+          <w:cs/>
+        </w:rPr>
+        <w:t>จาก</w:t>
+      </w:r>
+      <w:r>
+        <w:rPr>
+          <w:rFonts w:ascii="TH SarabunPSK" w:hAnsi="TH SarabunPSK" w:cs="TH SarabunPSK"/>
+          <w:color w:val="000000" w:themeColor="text1"/>
+          <w:spacing w:val="-14"/>
+          <w:sz w:val="32"/>
+          <w:szCs w:val="32"/>
+          <w:cs/>
+        </w:rPr>
+        <w:t xml:space="preserve">กลุ่มตัวอย่างที่ได้ตอบแบบสอบถามมีจำนวนทั้งหมด </w:t>
+      </w:r>
+      <w:r>
+        <w:rPr>
+          <w:rFonts w:ascii="TH SarabunPSK" w:hAnsi="TH SarabunPSK" w:cs="TH SarabunPSK"/>
+          <w:color w:val="000000" w:themeColor="text1"/>
+          <w:spacing w:val="-14"/>
+          <w:sz w:val="32"/>
+          <w:szCs w:val="32"/>
+        </w:rPr>
+        <w:t>3</w:t>
+      </w:r>
+      <w:r>
+        <w:rPr>
+          <w:rFonts w:ascii="TH SarabunPSK" w:hAnsi="TH SarabunPSK" w:cs="TH SarabunPSK"/>
+          <w:color w:val="000000" w:themeColor="text1"/>
+          <w:spacing w:val="-14"/>
+          <w:sz w:val="32"/>
+          <w:szCs w:val="32"/>
+          <w:cs/>
+        </w:rPr>
+        <w:t xml:space="preserve">0 คน แยก เป็น อายุ 15-18 ปีจำนวน </w:t>
+      </w:r>
+      <w:r>
+        <w:rPr>
+          <w:rFonts w:ascii="TH SarabunPSK" w:hAnsi="TH SarabunPSK" w:cs="TH SarabunPSK"/>
+          <w:color w:val="000000" w:themeColor="text1"/>
+          <w:spacing w:val="-14"/>
+          <w:sz w:val="32"/>
+          <w:szCs w:val="32"/>
+        </w:rPr>
+        <w:t>30</w:t>
+      </w:r>
+      <w:r>
+        <w:rPr>
+          <w:rFonts w:ascii="TH SarabunPSK" w:hAnsi="TH SarabunPSK" w:cs="TH SarabunPSK"/>
+          <w:color w:val="000000" w:themeColor="text1"/>
+          <w:spacing w:val="-14"/>
+          <w:sz w:val="32"/>
+          <w:szCs w:val="32"/>
+          <w:cs/>
+        </w:rPr>
+        <w:t xml:space="preserve"> คน คิดเป็น ร้อยละ </w:t>
+      </w:r>
+      <w:r>
+        <w:rPr>
+          <w:rFonts w:ascii="TH SarabunPSK" w:hAnsi="TH SarabunPSK" w:cs="TH SarabunPSK"/>
+          <w:color w:val="000000" w:themeColor="text1"/>
+          <w:spacing w:val="-14"/>
+          <w:sz w:val="32"/>
+          <w:szCs w:val="32"/>
+        </w:rPr>
+        <w:t>10</w:t>
+      </w:r>
+      <w:r>
+        <w:rPr>
+          <w:rFonts w:ascii="TH SarabunPSK" w:hAnsi="TH SarabunPSK" w:cs="TH SarabunPSK"/>
+          <w:color w:val="000000" w:themeColor="text1"/>
+          <w:spacing w:val="-14"/>
+          <w:sz w:val="32"/>
+          <w:szCs w:val="32"/>
+          <w:cs/>
+        </w:rPr>
+        <w:t>0</w:t>
+      </w:r>
+    </w:p>
+    <w:p>
+      <w:pPr>
+        <w:tabs>
+          <w:tab w:val="left" w:pos="567"/>
+        </w:tabs>
+        <w:spacing w:after="0" w:line="240" w:lineRule="auto"/>
+        <w:rPr>
+          <w:rFonts w:ascii="TH SarabunPSK" w:hAnsi="TH SarabunPSK" w:cs="TH SarabunPSK"/>
+          <w:color w:val="000000" w:themeColor="text1"/>
+          <w:spacing w:val="-14"/>
+          <w:sz w:val="32"/>
+          <w:szCs w:val="32"/>
+        </w:rPr>
+      </w:pPr>
+      <w:r>
+        <w:rPr>
+          <w:rFonts w:ascii="TH SarabunPSK" w:hAnsi="TH SarabunPSK" w:cs="TH SarabunPSK"/>
+          <w:color w:val="000000" w:themeColor="text1"/>
+          <w:spacing w:val="-14"/>
+          <w:sz w:val="32"/>
+          <w:szCs w:val="32"/>
+        </w:rPr>
+        <w:tab/>
+      </w:r>
+      <w:r>
+        <w:rPr>
+          <w:rFonts w:ascii="TH SarabunPSK" w:hAnsi="TH SarabunPSK" w:cs="TH SarabunPSK" w:hint="cs"/>
+          <w:color w:val="000000" w:themeColor="text1"/>
+          <w:spacing w:val="-14"/>
+          <w:sz w:val="32"/>
+          <w:szCs w:val="32"/>
+        </w:rPr>
+        <w:t>5.2.</w:t>
+      </w:r>
+      <w:r>
+        <w:rPr>
+          <w:rFonts w:ascii="TH SarabunPSK" w:hAnsi="TH SarabunPSK" w:cs="TH SarabunPSK"/>
+          <w:color w:val="000000" w:themeColor="text1"/>
+          <w:spacing w:val="-14"/>
+          <w:sz w:val="32"/>
+          <w:szCs w:val="32"/>
+        </w:rPr>
+        <w:t>3</w:t>
+      </w:r>
+      <w:r>
+        <w:rPr>
+          <w:rFonts w:ascii="TH SarabunPSK" w:hAnsi="TH SarabunPSK" w:cs="TH SarabunPSK" w:hint="cs"/>
+          <w:color w:val="000000" w:themeColor="text1"/>
+          <w:spacing w:val="-14"/>
           <w:sz w:val="32"/>
           <w:szCs w:val="32"/>
         </w:rPr>
@@ -3705,18 +4075,200 @@
         <w:rPr>
           <w:rFonts w:ascii="TH SarabunPSK" w:hAnsi="TH SarabunPSK" w:cs="TH SarabunPSK" w:hint="cs"/>
           <w:color w:val="000000" w:themeColor="text1"/>
-          <w:sz w:val="32"/>
-          <w:szCs w:val="32"/>
-          <w:cs/>
-        </w:rPr>
-        <w:t>10</w:t>
-      </w:r>
-      <w:r>
-        <w:rPr>
-          <w:rFonts w:ascii="TH SarabunPSK" w:hAnsi="TH SarabunPSK" w:cs="TH SarabunPSK" w:hint="cs"/>
-          <w:color w:val="000000" w:themeColor="text1"/>
-          <w:sz w:val="32"/>
-          <w:szCs w:val="32"/>
+          <w:spacing w:val="-14"/>
+          <w:sz w:val="32"/>
+          <w:szCs w:val="32"/>
+          <w:cs/>
+        </w:rPr>
+        <w:t>ด้านความพึงพอใจพอใจ กลุ่มตัวอย่างที่ได้ตอบแบบสอบถามมีความพึงพอใจเกี่ยวกับความพึงพอใจในการใช้</w:t>
+      </w:r>
+      <w:bookmarkStart w:id="0" w:name="_Hlk33643529"/>
+      <w:r>
+        <w:rPr>
+          <w:rFonts w:ascii="TH SarabunPSK" w:hAnsi="TH SarabunPSK" w:cs="TH SarabunPSK" w:hint="cs"/>
+          <w:color w:val="000000" w:themeColor="text1"/>
+          <w:spacing w:val="-14"/>
+          <w:sz w:val="32"/>
+          <w:szCs w:val="32"/>
+          <w:cs/>
+        </w:rPr>
+        <w:t>งาน</w:t>
+      </w:r>
+      <w:r>
+        <w:rPr>
+          <w:rFonts w:ascii="TH SarabunPSK" w:hAnsi="TH SarabunPSK" w:cs="TH SarabunPSK"/>
+          <w:color w:val="000000" w:themeColor="text1"/>
+          <w:spacing w:val="-14"/>
+          <w:sz w:val="32"/>
+          <w:szCs w:val="32"/>
+          <w:cs/>
+        </w:rPr>
+        <w:t>ระบบช่วยผู้สร้างคอนเทนต์รับรายได้จากการสนับสนุนของผู้ติดตาม</w:t>
+      </w:r>
+      <w:r>
+        <w:rPr>
+          <w:rFonts w:ascii="TH SarabunPSK" w:hAnsi="TH SarabunPSK" w:cs="TH SarabunPSK" w:hint="cs"/>
+          <w:color w:val="000000" w:themeColor="text1"/>
+          <w:spacing w:val="-14"/>
+          <w:sz w:val="32"/>
+          <w:szCs w:val="32"/>
+          <w:cs/>
+        </w:rPr>
+        <w:t>โดยภาพรวม อยู่ในระดับมาก</w:t>
+      </w:r>
+      <w:r>
+        <w:rPr>
+          <w:rFonts w:ascii="TH SarabunPSK" w:hAnsi="TH SarabunPSK" w:cs="TH SarabunPSK"/>
+          <w:color w:val="000000" w:themeColor="text1"/>
+          <w:spacing w:val="-14"/>
+          <w:sz w:val="32"/>
+          <w:szCs w:val="32"/>
+        </w:rPr>
+        <w:br/>
+      </w:r>
+      <w:r>
+        <w:rPr>
+          <w:rFonts w:ascii="TH SarabunPSK" w:hAnsi="TH SarabunPSK" w:cs="TH SarabunPSK" w:hint="cs"/>
+          <w:color w:val="000000" w:themeColor="text1"/>
+          <w:spacing w:val="-14"/>
+          <w:sz w:val="32"/>
+          <w:szCs w:val="32"/>
+          <w:cs/>
+        </w:rPr>
+        <w:t xml:space="preserve">มีค่าเฉลี่ย </w:t>
+      </w:r>
+      <w:r>
+        <w:rPr>
+          <w:rFonts w:ascii="TH SarabunPSK" w:hAnsi="TH SarabunPSK" w:cs="TH SarabunPSK" w:hint="cs"/>
+          <w:color w:val="000000" w:themeColor="text1"/>
+          <w:spacing w:val="-14"/>
+          <w:sz w:val="32"/>
+          <w:szCs w:val="32"/>
+        </w:rPr>
+        <w:fldChar w:fldCharType="begin"/>
+      </w:r>
+      <w:r>
+        <w:rPr>
+          <w:rFonts w:ascii="TH SarabunPSK" w:hAnsi="TH SarabunPSK" w:cs="TH SarabunPSK" w:hint="cs"/>
+          <w:color w:val="000000" w:themeColor="text1"/>
+          <w:spacing w:val="-14"/>
+          <w:sz w:val="32"/>
+          <w:szCs w:val="32"/>
+        </w:rPr>
+        <w:instrText xml:space="preserve"> QUOTE </w:instrText>
+      </w:r>
+      <w:r>
+        <w:rPr>
+          <w:rFonts w:ascii="TH SarabunPSK" w:hAnsi="TH SarabunPSK" w:cs="TH SarabunPSK"/>
+          <w:color w:val="000000" w:themeColor="text1"/>
+          <w:spacing w:val="-14"/>
+          <w:position w:val="-14"/>
+          <w:sz w:val="32"/>
+          <w:szCs w:val="32"/>
+        </w:rPr>
+        <w:pict w14:anchorId="3D8F4DFE">
+          <v:shape id="_x0000_i1047" type="#_x0000_t75" style="width:8.85pt;height:22.4pt" equationxml="&lt;">
+            <v:imagedata r:id="rId8" o:title="" chromakey="white"/>
+          </v:shape>
+        </w:pict>
+      </w:r>
+      <w:r>
+        <w:rPr>
+          <w:rFonts w:ascii="TH SarabunPSK" w:hAnsi="TH SarabunPSK" w:cs="TH SarabunPSK" w:hint="cs"/>
+          <w:color w:val="000000" w:themeColor="text1"/>
+          <w:spacing w:val="-14"/>
+          <w:sz w:val="32"/>
+          <w:szCs w:val="32"/>
+          <w:cs/>
+        </w:rPr>
+        <w:instrText xml:space="preserve"> </w:instrText>
+      </w:r>
+      <w:r>
+        <w:rPr>
+          <w:rFonts w:ascii="TH SarabunPSK" w:hAnsi="TH SarabunPSK" w:cs="TH SarabunPSK" w:hint="cs"/>
+          <w:color w:val="000000" w:themeColor="text1"/>
+          <w:spacing w:val="-14"/>
+          <w:sz w:val="32"/>
+          <w:szCs w:val="32"/>
+        </w:rPr>
+        <w:fldChar w:fldCharType="separate"/>
+      </w:r>
+      <w:r>
+        <w:rPr>
+          <w:rFonts w:ascii="TH SarabunPSK" w:hAnsi="TH SarabunPSK" w:cs="TH SarabunPSK"/>
+          <w:color w:val="000000" w:themeColor="text1"/>
+          <w:spacing w:val="-14"/>
+          <w:position w:val="-14"/>
+          <w:sz w:val="32"/>
+          <w:szCs w:val="32"/>
+        </w:rPr>
+        <w:pict w14:anchorId="3DAFE8F5">
+          <v:shape id="_x0000_i1048" type="#_x0000_t75" style="width:8.85pt;height:22.4pt" equationxml="&lt;">
+            <v:imagedata r:id="rId8" o:title="" chromakey="white"/>
+          </v:shape>
+        </w:pict>
+      </w:r>
+      <w:r>
+        <w:rPr>
+          <w:rFonts w:ascii="TH SarabunPSK" w:hAnsi="TH SarabunPSK" w:cs="TH SarabunPSK" w:hint="cs"/>
+          <w:color w:val="000000" w:themeColor="text1"/>
+          <w:spacing w:val="-14"/>
+          <w:sz w:val="32"/>
+          <w:szCs w:val="32"/>
+        </w:rPr>
+        <w:fldChar w:fldCharType="end"/>
+      </w:r>
+      <w:r>
+        <w:rPr>
+          <w:rFonts w:ascii="TH SarabunPSK" w:hAnsi="TH SarabunPSK" w:cs="TH SarabunPSK" w:hint="cs"/>
+          <w:color w:val="000000" w:themeColor="text1"/>
+          <w:spacing w:val="-14"/>
+          <w:sz w:val="32"/>
+          <w:szCs w:val="32"/>
+        </w:rPr>
+        <w:t xml:space="preserve">= </w:t>
+      </w:r>
+      <w:bookmarkEnd w:id="0"/>
+      <w:r>
+        <w:rPr>
+          <w:rFonts w:ascii="TH SarabunPSK" w:hAnsi="TH SarabunPSK" w:cs="TH SarabunPSK"/>
+          <w:color w:val="000000" w:themeColor="text1"/>
+          <w:spacing w:val="-14"/>
+          <w:sz w:val="32"/>
+          <w:szCs w:val="32"/>
+        </w:rPr>
+        <w:t xml:space="preserve">4.20 </w:t>
+      </w:r>
+      <w:r>
+        <w:rPr>
+          <w:rFonts w:ascii="TH SarabunPSK" w:hAnsi="TH SarabunPSK" w:cs="TH SarabunPSK" w:hint="cs"/>
+          <w:color w:val="000000" w:themeColor="text1"/>
+          <w:spacing w:val="-14"/>
+          <w:sz w:val="32"/>
+          <w:szCs w:val="32"/>
+          <w:cs/>
+        </w:rPr>
+        <w:t xml:space="preserve">เมื่อพิจารณาเป็นรายข้อปรากฏว่าผู้ตอบแบบสอบถามมีความพึงพอใจเกี่ยวกับ </w:t>
+      </w:r>
+      <w:r>
+        <w:rPr>
+          <w:rFonts w:ascii="TH SarabunPSK" w:hAnsi="TH SarabunPSK" w:cs="TH SarabunPSK" w:hint="cs"/>
+          <w:color w:val="000000" w:themeColor="text1"/>
+          <w:spacing w:val="-14"/>
+          <w:sz w:val="32"/>
+          <w:szCs w:val="32"/>
+          <w:cs/>
+        </w:rPr>
+        <w:t>ความเหมาะสมของการจัดวางเมนู</w:t>
+      </w:r>
+      <w:r>
+        <w:rPr>
+          <w:rFonts w:ascii="TH SarabunPSK" w:hAnsi="TH SarabunPSK" w:cs="TH SarabunPSK" w:hint="cs"/>
+          <w:color w:val="000000" w:themeColor="text1"/>
+          <w:spacing w:val="-14"/>
+          <w:sz w:val="32"/>
+          <w:szCs w:val="32"/>
+          <w:cs/>
         </w:rPr>
         <w:t xml:space="preserve"> </w:t>
       </w:r>
@@ -3724,30 +4276,34 @@
         <w:rPr>
           <w:rFonts w:ascii="TH SarabunPSK" w:hAnsi="TH SarabunPSK" w:cs="TH SarabunPSK" w:hint="cs"/>
           <w:color w:val="000000" w:themeColor="text1"/>
-          <w:sz w:val="32"/>
-          <w:szCs w:val="32"/>
-          <w:cs/>
-        </w:rPr>
-        <w:t>บุคคลทั่วไป จำนวน 18 คน คิดเป็นร้อยละ</w:t>
-      </w:r>
-      <w:r>
-        <w:rPr>
-          <w:rFonts w:ascii="TH SarabunPSK" w:hAnsi="TH SarabunPSK" w:cs="TH SarabunPSK" w:hint="cs"/>
-          <w:color w:val="000000" w:themeColor="text1"/>
-          <w:sz w:val="32"/>
-          <w:szCs w:val="32"/>
-        </w:rPr>
-        <w:t xml:space="preserve"> </w:t>
-      </w:r>
-      <w:r>
-        <w:rPr>
-          <w:rFonts w:ascii="TH SarabunPSK" w:hAnsi="TH SarabunPSK" w:cs="TH SarabunPSK" w:hint="cs"/>
-          <w:color w:val="000000" w:themeColor="text1"/>
-          <w:sz w:val="32"/>
-          <w:szCs w:val="32"/>
-          <w:cs/>
-        </w:rPr>
-        <w:t xml:space="preserve">90  </w:t>
+          <w:spacing w:val="-14"/>
+          <w:sz w:val="32"/>
+          <w:szCs w:val="32"/>
+          <w:cs/>
+        </w:rPr>
+        <w:t>อยู่ในระดับ</w:t>
+      </w:r>
+      <w:r>
+        <w:rPr>
+          <w:rFonts w:ascii="TH SarabunPSK" w:hAnsi="TH SarabunPSK" w:cs="TH SarabunPSK" w:hint="cs"/>
+          <w:color w:val="000000" w:themeColor="text1"/>
+          <w:spacing w:val="-14"/>
+          <w:sz w:val="32"/>
+          <w:szCs w:val="32"/>
+          <w:cs/>
+        </w:rPr>
+        <w:t>ระดับ</w:t>
+      </w:r>
+      <w:r>
+        <w:rPr>
+          <w:rFonts w:ascii="TH SarabunPSK" w:hAnsi="TH SarabunPSK" w:cs="TH SarabunPSK"/>
+          <w:color w:val="000000" w:themeColor="text1"/>
+          <w:spacing w:val="-14"/>
+          <w:sz w:val="32"/>
+          <w:szCs w:val="32"/>
+          <w:cs/>
+        </w:rPr>
+        <w:t>พึงพอใจมาก</w:t>
       </w:r>
     </w:p>
     <w:p>
@@ -3760,108 +4316,16 @@
         <w:rPr>
           <w:rFonts w:ascii="TH SarabunPSK" w:hAnsi="TH SarabunPSK" w:cs="TH SarabunPSK"/>
           <w:color w:val="000000" w:themeColor="text1"/>
-        </w:rPr>
-      </w:pPr>
-      <w:r>
-        <w:rPr>
-          <w:rFonts w:ascii="TH SarabunPSK" w:hAnsi="TH SarabunPSK" w:cs="TH SarabunPSK" w:hint="cs"/>
-          <w:color w:val="000000" w:themeColor="text1"/>
-          <w:spacing w:val="2"/>
-          <w:sz w:val="32"/>
-          <w:szCs w:val="32"/>
-        </w:rPr>
-        <w:tab/>
-      </w:r>
-      <w:r>
-        <w:rPr>
-          <w:rFonts w:ascii="TH SarabunPSK" w:hAnsi="TH SarabunPSK" w:cs="TH SarabunPSK" w:hint="cs"/>
-          <w:color w:val="000000" w:themeColor="text1"/>
-          <w:spacing w:val="2"/>
-          <w:sz w:val="32"/>
-          <w:szCs w:val="32"/>
-        </w:rPr>
-        <w:t>5.2.</w:t>
-      </w:r>
-      <w:r>
-        <w:rPr>
-          <w:rFonts w:ascii="TH SarabunPSK" w:hAnsi="TH SarabunPSK" w:cs="TH SarabunPSK"/>
-          <w:color w:val="000000" w:themeColor="text1"/>
-          <w:spacing w:val="2"/>
-          <w:sz w:val="32"/>
-          <w:szCs w:val="32"/>
-        </w:rPr>
-        <w:t>3</w:t>
-      </w:r>
-      <w:r>
-        <w:rPr>
-          <w:rFonts w:ascii="TH SarabunPSK" w:hAnsi="TH SarabunPSK" w:cs="TH SarabunPSK" w:hint="cs"/>
-          <w:color w:val="000000" w:themeColor="text1"/>
-          <w:spacing w:val="2"/>
-          <w:sz w:val="32"/>
-          <w:szCs w:val="32"/>
-        </w:rPr>
-        <w:t xml:space="preserve"> </w:t>
-      </w:r>
-      <w:r>
-        <w:rPr>
-          <w:rFonts w:ascii="TH SarabunPSK" w:hAnsi="TH SarabunPSK" w:cs="TH SarabunPSK" w:hint="cs"/>
-          <w:color w:val="000000" w:themeColor="text1"/>
-          <w:sz w:val="32"/>
-          <w:szCs w:val="32"/>
-          <w:cs/>
-        </w:rPr>
-        <w:t>ด้านความพึงพอใจพอใจ กลุ่มตัวอย่างที่ได้ตอบแบบสอบถามมีความพึงพอใจเกี่ยวกับ</w:t>
-      </w:r>
-      <w:r>
-        <w:rPr>
-          <w:rFonts w:ascii="TH SarabunPSK" w:hAnsi="TH SarabunPSK" w:cs="TH SarabunPSK" w:hint="cs"/>
-          <w:color w:val="000000" w:themeColor="text1"/>
-          <w:spacing w:val="-8"/>
-          <w:sz w:val="32"/>
-          <w:szCs w:val="32"/>
-          <w:cs/>
-        </w:rPr>
-        <w:t>ความพึงพอใจในการใช้</w:t>
-      </w:r>
-      <w:bookmarkStart w:id="0" w:name="_Hlk33643529"/>
-      <w:r>
-        <w:rPr>
-          <w:rFonts w:ascii="TH SarabunPSK" w:hAnsi="TH SarabunPSK" w:cs="TH SarabunPSK" w:hint="cs"/>
-          <w:color w:val="000000" w:themeColor="text1"/>
-          <w:spacing w:val="-8"/>
-          <w:sz w:val="32"/>
-          <w:szCs w:val="32"/>
-          <w:cs/>
-        </w:rPr>
-        <w:t>งานระบบเครือข่ายสังคมออนไลน์</w:t>
-      </w:r>
-      <w:r>
-        <w:rPr>
-          <w:rFonts w:ascii="TH SarabunPSK" w:hAnsi="TH SarabunPSK" w:cs="TH SarabunPSK" w:hint="cs"/>
-          <w:color w:val="000000" w:themeColor="text1"/>
-          <w:spacing w:val="-8"/>
-          <w:sz w:val="32"/>
-          <w:szCs w:val="32"/>
-          <w:cs/>
-        </w:rPr>
-        <w:t>โดยภาพรวม อยู่ในระดับมาก</w:t>
-      </w:r>
-      <w:r>
-        <w:rPr>
-          <w:rFonts w:ascii="TH SarabunPSK" w:hAnsi="TH SarabunPSK" w:cs="TH SarabunPSK" w:hint="cs"/>
-          <w:color w:val="000000" w:themeColor="text1"/>
-          <w:spacing w:val="-8"/>
-          <w:sz w:val="32"/>
-          <w:szCs w:val="32"/>
-          <w:cs/>
-        </w:rPr>
-        <w:t xml:space="preserve"> </w:t>
-      </w:r>
-      <w:r>
-        <w:rPr>
-          <w:rFonts w:ascii="TH SarabunPSK" w:hAnsi="TH SarabunPSK" w:cs="TH SarabunPSK" w:hint="cs"/>
-          <w:color w:val="000000" w:themeColor="text1"/>
-          <w:spacing w:val="-8"/>
+          <w:spacing w:val="-14"/>
+          <w:sz w:val="32"/>
+          <w:szCs w:val="32"/>
+        </w:rPr>
+      </w:pPr>
+      <w:r>
+        <w:rPr>
+          <w:rFonts w:ascii="TH SarabunPSK" w:hAnsi="TH SarabunPSK" w:cs="TH SarabunPSK" w:hint="cs"/>
+          <w:color w:val="000000" w:themeColor="text1"/>
+          <w:spacing w:val="-14"/>
           <w:sz w:val="32"/>
           <w:szCs w:val="32"/>
           <w:cs/>
@@ -3870,9 +4334,9 @@
       </w:r>
       <w:r>
         <w:rPr>
-          <w:rFonts w:ascii="TH SarabunPSK" w:hAnsi="TH SarabunPSK" w:cs="TH SarabunPSK" w:hint="cs"/>
-          <w:color w:val="000000" w:themeColor="text1"/>
-          <w:spacing w:val="-8"/>
+          <w:rFonts w:ascii="TH SarabunPSK" w:eastAsia="Times New Roman" w:hAnsi="TH SarabunPSK" w:cs="TH SarabunPSK" w:hint="cs"/>
+          <w:color w:val="000000" w:themeColor="text1"/>
+          <w:spacing w:val="-14"/>
           <w:sz w:val="32"/>
           <w:szCs w:val="32"/>
         </w:rPr>
@@ -3880,9 +4344,9 @@
       </w:r>
       <w:r>
         <w:rPr>
-          <w:rFonts w:ascii="TH SarabunPSK" w:hAnsi="TH SarabunPSK" w:cs="TH SarabunPSK" w:hint="cs"/>
-          <w:color w:val="000000" w:themeColor="text1"/>
-          <w:spacing w:val="-8"/>
+          <w:rFonts w:ascii="TH SarabunPSK" w:eastAsia="Times New Roman" w:hAnsi="TH SarabunPSK" w:cs="TH SarabunPSK" w:hint="cs"/>
+          <w:color w:val="000000" w:themeColor="text1"/>
+          <w:spacing w:val="-14"/>
           <w:sz w:val="32"/>
           <w:szCs w:val="32"/>
         </w:rPr>
@@ -3892,22 +4356,22 @@
         <w:rPr>
           <w:rFonts w:ascii="TH SarabunPSK" w:hAnsi="TH SarabunPSK" w:cs="TH SarabunPSK"/>
           <w:color w:val="000000" w:themeColor="text1"/>
-          <w:spacing w:val="-8"/>
+          <w:spacing w:val="-14"/>
           <w:position w:val="-14"/>
           <w:sz w:val="32"/>
           <w:szCs w:val="32"/>
         </w:rPr>
-        <w:pict w14:anchorId="3D8F4DFE">
-          <v:shape id="_x0000_i1047" type="#_x0000_t75" style="width:9pt;height:22.5pt" equationxml="&lt;">
+        <w:pict w14:anchorId="2088D71F">
+          <v:shape id="_x0000_i1049" type="#_x0000_t75" style="width:8.85pt;height:22.4pt" equationxml="&lt;">
             <v:imagedata r:id="rId8" o:title="" chromakey="white"/>
           </v:shape>
         </w:pict>
       </w:r>
       <w:r>
         <w:rPr>
-          <w:rFonts w:ascii="TH SarabunPSK" w:hAnsi="TH SarabunPSK" w:cs="TH SarabunPSK" w:hint="cs"/>
-          <w:color w:val="000000" w:themeColor="text1"/>
-          <w:spacing w:val="-8"/>
+          <w:rFonts w:ascii="TH SarabunPSK" w:eastAsia="Times New Roman" w:hAnsi="TH SarabunPSK" w:cs="TH SarabunPSK" w:hint="cs"/>
+          <w:color w:val="000000" w:themeColor="text1"/>
+          <w:spacing w:val="-14"/>
           <w:sz w:val="32"/>
           <w:szCs w:val="32"/>
           <w:cs/>
@@ -3916,9 +4380,9 @@
       </w:r>
       <w:r>
         <w:rPr>
-          <w:rFonts w:ascii="TH SarabunPSK" w:hAnsi="TH SarabunPSK" w:cs="TH SarabunPSK" w:hint="cs"/>
-          <w:color w:val="000000" w:themeColor="text1"/>
-          <w:spacing w:val="-8"/>
+          <w:rFonts w:ascii="TH SarabunPSK" w:eastAsia="Times New Roman" w:hAnsi="TH SarabunPSK" w:cs="TH SarabunPSK" w:hint="cs"/>
+          <w:color w:val="000000" w:themeColor="text1"/>
+          <w:spacing w:val="-14"/>
           <w:sz w:val="32"/>
           <w:szCs w:val="32"/>
         </w:rPr>
@@ -3928,22 +4392,22 @@
         <w:rPr>
           <w:rFonts w:ascii="TH SarabunPSK" w:hAnsi="TH SarabunPSK" w:cs="TH SarabunPSK"/>
           <w:color w:val="000000" w:themeColor="text1"/>
-          <w:spacing w:val="-8"/>
+          <w:spacing w:val="-14"/>
           <w:position w:val="-14"/>
           <w:sz w:val="32"/>
           <w:szCs w:val="32"/>
         </w:rPr>
-        <w:pict w14:anchorId="3DAFE8F5">
-          <v:shape id="_x0000_i1048" type="#_x0000_t75" style="width:9pt;height:22.5pt" equationxml="&lt;">
+        <w:pict w14:anchorId="3CB18B1E">
+          <v:shape id="_x0000_i1050" type="#_x0000_t75" style="width:8.85pt;height:22.4pt" equationxml="&lt;">
             <v:imagedata r:id="rId8" o:title="" chromakey="white"/>
           </v:shape>
         </w:pict>
       </w:r>
       <w:r>
         <w:rPr>
-          <w:rFonts w:ascii="TH SarabunPSK" w:hAnsi="TH SarabunPSK" w:cs="TH SarabunPSK" w:hint="cs"/>
-          <w:color w:val="000000" w:themeColor="text1"/>
-          <w:spacing w:val="-8"/>
+          <w:rFonts w:ascii="TH SarabunPSK" w:eastAsia="Times New Roman" w:hAnsi="TH SarabunPSK" w:cs="TH SarabunPSK" w:hint="cs"/>
+          <w:color w:val="000000" w:themeColor="text1"/>
+          <w:spacing w:val="-14"/>
           <w:sz w:val="32"/>
           <w:szCs w:val="32"/>
         </w:rPr>
@@ -3951,29 +4415,9 @@
       </w:r>
       <w:r>
         <w:rPr>
-          <w:rFonts w:ascii="TH SarabunPSK" w:hAnsi="TH SarabunPSK" w:cs="TH SarabunPSK" w:hint="cs"/>
-          <w:color w:val="000000" w:themeColor="text1"/>
-          <w:spacing w:val="-8"/>
-          <w:sz w:val="32"/>
-          <w:szCs w:val="32"/>
-        </w:rPr>
-        <w:t xml:space="preserve">= </w:t>
-      </w:r>
-      <w:bookmarkEnd w:id="0"/>
-      <w:r>
-        <w:rPr>
-          <w:rFonts w:ascii="TH SarabunPSK" w:hAnsi="TH SarabunPSK" w:cs="TH SarabunPSK"/>
-          <w:color w:val="000000" w:themeColor="text1"/>
-          <w:spacing w:val="-8"/>
-          <w:sz w:val="32"/>
-          <w:szCs w:val="32"/>
-        </w:rPr>
-        <w:t>4.20</w:t>
-      </w:r>
-      <w:r>
-        <w:rPr>
-          <w:rFonts w:ascii="TH SarabunPSK" w:hAnsi="TH SarabunPSK" w:cs="TH SarabunPSK"/>
-          <w:color w:val="000000" w:themeColor="text1"/>
+          <w:rFonts w:ascii="TH SarabunPSK" w:eastAsia="Times New Roman" w:hAnsi="TH SarabunPSK" w:cs="TH SarabunPSK" w:hint="cs"/>
+          <w:color w:val="000000" w:themeColor="text1"/>
+          <w:spacing w:val="-14"/>
           <w:sz w:val="32"/>
           <w:szCs w:val="32"/>
         </w:rPr>
@@ -3983,26 +4427,27 @@
         <w:rPr>
           <w:rFonts w:ascii="TH SarabunPSK" w:hAnsi="TH SarabunPSK" w:cs="TH SarabunPSK" w:hint="cs"/>
           <w:color w:val="000000" w:themeColor="text1"/>
-          <w:sz w:val="32"/>
-          <w:szCs w:val="32"/>
-          <w:cs/>
-        </w:rPr>
-        <w:t xml:space="preserve">เมื่อพิจารณาเป็นรายข้อปรากฏว่าผู้ตอบแบบสอบถามมีความพึงพอใจเกี่ยวกับ </w:t>
-      </w:r>
-      <w:r>
-        <w:rPr>
-          <w:rFonts w:ascii="TH SarabunPSK" w:hAnsi="TH SarabunPSK" w:cs="TH SarabunPSK" w:hint="cs"/>
-          <w:color w:val="000000" w:themeColor="text1"/>
-          <w:sz w:val="32"/>
-          <w:szCs w:val="32"/>
-          <w:cs/>
-        </w:rPr>
-        <w:t>ความเหมาะสมของการจัดวางเมนู</w:t>
-      </w:r>
-      <w:r>
-        <w:rPr>
-          <w:rFonts w:ascii="TH SarabunPSK" w:hAnsi="TH SarabunPSK" w:cs="TH SarabunPSK" w:hint="cs"/>
-          <w:color w:val="000000" w:themeColor="text1"/>
+          <w:spacing w:val="-14"/>
+          <w:sz w:val="32"/>
+          <w:szCs w:val="32"/>
+        </w:rPr>
+        <w:t xml:space="preserve"> = </w:t>
+      </w:r>
+      <w:r>
+        <w:rPr>
+          <w:rFonts w:ascii="TH SarabunPSK" w:hAnsi="TH SarabunPSK" w:cs="TH SarabunPSK"/>
+          <w:color w:val="000000" w:themeColor="text1"/>
+          <w:spacing w:val="-14"/>
+          <w:sz w:val="32"/>
+          <w:szCs w:val="32"/>
+        </w:rPr>
+        <w:t>4.05</w:t>
+      </w:r>
+      <w:r>
+        <w:rPr>
+          <w:rFonts w:ascii="TH SarabunPSK" w:hAnsi="TH SarabunPSK" w:cs="TH SarabunPSK" w:hint="cs"/>
+          <w:color w:val="000000" w:themeColor="text1"/>
+          <w:spacing w:val="-14"/>
           <w:sz w:val="32"/>
           <w:szCs w:val="32"/>
           <w:cs/>
@@ -4013,190 +4458,100 @@
         <w:rPr>
           <w:rFonts w:ascii="TH SarabunPSK" w:hAnsi="TH SarabunPSK" w:cs="TH SarabunPSK" w:hint="cs"/>
           <w:color w:val="000000" w:themeColor="text1"/>
-          <w:sz w:val="32"/>
-          <w:szCs w:val="32"/>
-          <w:cs/>
-        </w:rPr>
-        <w:t>อยู่ในระดับ</w:t>
-      </w:r>
-      <w:r>
-        <w:rPr>
-          <w:rFonts w:ascii="TH SarabunPSK" w:hAnsi="TH SarabunPSK" w:cs="TH SarabunPSK" w:hint="cs"/>
-          <w:color w:val="000000" w:themeColor="text1"/>
-          <w:cs/>
-        </w:rPr>
-        <w:t>ระดับ</w:t>
-      </w:r>
-      <w:r>
-        <w:rPr>
-          <w:rFonts w:ascii="TH SarabunPSK" w:hAnsi="TH SarabunPSK" w:cs="TH SarabunPSK"/>
-          <w:color w:val="000000" w:themeColor="text1"/>
-          <w:cs/>
-        </w:rPr>
-        <w:t>พึงพอใจมาก</w:t>
-      </w:r>
-      <w:r>
-        <w:rPr>
-          <w:rFonts w:ascii="TH SarabunPSK" w:hAnsi="TH SarabunPSK" w:cs="TH SarabunPSK"/>
-          <w:color w:val="000000" w:themeColor="text1"/>
-        </w:rPr>
-        <w:t xml:space="preserve"> </w:t>
-      </w:r>
-      <w:r>
-        <w:rPr>
-          <w:rFonts w:ascii="TH SarabunPSK" w:hAnsi="TH SarabunPSK" w:cs="TH SarabunPSK" w:hint="cs"/>
-          <w:color w:val="000000" w:themeColor="text1"/>
-          <w:sz w:val="32"/>
-          <w:szCs w:val="32"/>
-          <w:cs/>
-        </w:rPr>
-        <w:t xml:space="preserve">มีค่าเฉลี่ย </w:t>
-      </w:r>
-      <w:r>
-        <w:rPr>
-          <w:rFonts w:ascii="TH SarabunPSK" w:eastAsia="Times New Roman" w:hAnsi="TH SarabunPSK" w:cs="TH SarabunPSK" w:hint="cs"/>
-          <w:color w:val="000000" w:themeColor="text1"/>
-          <w:sz w:val="32"/>
-          <w:szCs w:val="32"/>
-        </w:rPr>
-        <w:fldChar w:fldCharType="begin"/>
-      </w:r>
-      <w:r>
-        <w:rPr>
-          <w:rFonts w:ascii="TH SarabunPSK" w:eastAsia="Times New Roman" w:hAnsi="TH SarabunPSK" w:cs="TH SarabunPSK" w:hint="cs"/>
-          <w:color w:val="000000" w:themeColor="text1"/>
-          <w:sz w:val="32"/>
-          <w:szCs w:val="32"/>
-        </w:rPr>
-        <w:instrText xml:space="preserve"> QUOTE </w:instrText>
-      </w:r>
-      <w:r>
-        <w:rPr>
-          <w:rFonts w:ascii="TH SarabunPSK" w:hAnsi="TH SarabunPSK" w:cs="TH SarabunPSK"/>
-          <w:color w:val="000000" w:themeColor="text1"/>
-          <w:position w:val="-14"/>
-          <w:sz w:val="32"/>
-          <w:szCs w:val="32"/>
-        </w:rPr>
-        <w:pict w14:anchorId="2088D71F">
-          <v:shape id="_x0000_i1049" type="#_x0000_t75" style="width:9pt;height:22.5pt" equationxml="&lt;">
-            <v:imagedata r:id="rId8" o:title="" chromakey="white"/>
-          </v:shape>
-        </w:pict>
-      </w:r>
-      <w:r>
-        <w:rPr>
-          <w:rFonts w:ascii="TH SarabunPSK" w:eastAsia="Times New Roman" w:hAnsi="TH SarabunPSK" w:cs="TH SarabunPSK" w:hint="cs"/>
-          <w:color w:val="000000" w:themeColor="text1"/>
-          <w:sz w:val="32"/>
-          <w:szCs w:val="32"/>
-          <w:cs/>
-        </w:rPr>
-        <w:instrText xml:space="preserve"> </w:instrText>
-      </w:r>
-      <w:r>
-        <w:rPr>
-          <w:rFonts w:ascii="TH SarabunPSK" w:eastAsia="Times New Roman" w:hAnsi="TH SarabunPSK" w:cs="TH SarabunPSK" w:hint="cs"/>
-          <w:color w:val="000000" w:themeColor="text1"/>
-          <w:sz w:val="32"/>
-          <w:szCs w:val="32"/>
-        </w:rPr>
-        <w:fldChar w:fldCharType="separate"/>
-      </w:r>
-      <w:r>
-        <w:rPr>
-          <w:rFonts w:ascii="TH SarabunPSK" w:hAnsi="TH SarabunPSK" w:cs="TH SarabunPSK"/>
-          <w:color w:val="000000" w:themeColor="text1"/>
-          <w:position w:val="-14"/>
-          <w:sz w:val="32"/>
-          <w:szCs w:val="32"/>
-        </w:rPr>
-        <w:pict w14:anchorId="3CB18B1E">
-          <v:shape id="_x0000_i1050" type="#_x0000_t75" style="width:9pt;height:22.5pt" equationxml="&lt;">
-            <v:imagedata r:id="rId8" o:title="" chromakey="white"/>
-          </v:shape>
-        </w:pict>
-      </w:r>
-      <w:r>
-        <w:rPr>
-          <w:rFonts w:ascii="TH SarabunPSK" w:eastAsia="Times New Roman" w:hAnsi="TH SarabunPSK" w:cs="TH SarabunPSK" w:hint="cs"/>
-          <w:color w:val="000000" w:themeColor="text1"/>
-          <w:sz w:val="32"/>
-          <w:szCs w:val="32"/>
-        </w:rPr>
-        <w:fldChar w:fldCharType="end"/>
-      </w:r>
-      <w:r>
-        <w:rPr>
-          <w:rFonts w:ascii="TH SarabunPSK" w:eastAsia="Times New Roman" w:hAnsi="TH SarabunPSK" w:cs="TH SarabunPSK" w:hint="cs"/>
-          <w:color w:val="000000" w:themeColor="text1"/>
-          <w:sz w:val="32"/>
-          <w:szCs w:val="32"/>
-        </w:rPr>
-        <w:t xml:space="preserve"> </w:t>
-      </w:r>
-      <w:r>
-        <w:rPr>
-          <w:rFonts w:ascii="TH SarabunPSK" w:hAnsi="TH SarabunPSK" w:cs="TH SarabunPSK" w:hint="cs"/>
-          <w:color w:val="000000" w:themeColor="text1"/>
-          <w:sz w:val="32"/>
-          <w:szCs w:val="32"/>
-        </w:rPr>
-        <w:t xml:space="preserve"> = </w:t>
-      </w:r>
-      <w:r>
-        <w:rPr>
-          <w:rFonts w:ascii="TH SarabunPSK" w:hAnsi="TH SarabunPSK" w:cs="TH SarabunPSK"/>
-          <w:color w:val="000000" w:themeColor="text1"/>
-          <w:sz w:val="32"/>
-          <w:szCs w:val="32"/>
-        </w:rPr>
-        <w:t>4.05</w:t>
-      </w:r>
-      <w:r>
-        <w:rPr>
-          <w:rFonts w:ascii="TH SarabunPSK" w:hAnsi="TH SarabunPSK" w:cs="TH SarabunPSK" w:hint="cs"/>
-          <w:color w:val="000000" w:themeColor="text1"/>
-          <w:cs/>
-        </w:rPr>
-        <w:t xml:space="preserve"> </w:t>
-      </w:r>
-      <w:r>
-        <w:rPr>
-          <w:rFonts w:ascii="TH SarabunPSK" w:hAnsi="TH SarabunPSK" w:cs="TH SarabunPSK" w:hint="cs"/>
-          <w:color w:val="000000" w:themeColor="text1"/>
-          <w:sz w:val="32"/>
-          <w:szCs w:val="32"/>
-          <w:cs/>
-        </w:rPr>
-        <w:t>ซึ่งสอดคล้องกับ พิตร ทองชั้น (2537 : 232-234) ซึ่งได้อธิบายว่า มาตรวัดเจตคติตามวิธีของลิเคทนี้ใช้ ในการวัดความเห็นหรือเจตคติของบุคคลที่มีต่อสิ่งใดสิ่งหนึ่ง โดยใช้มาตรประมาณค่า 5 อันดับ</w:t>
+          <w:spacing w:val="-14"/>
+          <w:sz w:val="32"/>
+          <w:szCs w:val="32"/>
+          <w:cs/>
+        </w:rPr>
+        <w:t xml:space="preserve">ซึ่งสอดคล้องกับ </w:t>
+      </w:r>
+      <w:r>
+        <w:rPr>
+          <w:rFonts w:ascii="TH SarabunPSK" w:hAnsi="TH SarabunPSK" w:cs="TH SarabunPSK"/>
+          <w:spacing w:val="-14"/>
+          <w:sz w:val="32"/>
+          <w:szCs w:val="32"/>
+        </w:rPr>
+        <w:t>(</w:t>
+      </w:r>
+      <w:r>
+        <w:rPr>
+          <w:rFonts w:ascii="TH SarabunPSK" w:hAnsi="TH SarabunPSK" w:cs="TH SarabunPSK"/>
+          <w:spacing w:val="-14"/>
+          <w:sz w:val="32"/>
+          <w:szCs w:val="32"/>
+          <w:cs/>
+        </w:rPr>
+        <w:t>นายวุฒิชัย เกษนคร</w:t>
+      </w:r>
+      <w:r>
+        <w:rPr>
+          <w:rFonts w:ascii="TH SarabunPSK" w:hAnsi="TH SarabunPSK" w:cs="TH SarabunPSK"/>
+          <w:spacing w:val="-14"/>
+          <w:sz w:val="32"/>
+          <w:szCs w:val="32"/>
+        </w:rPr>
+        <w:t xml:space="preserve">. 2566) </w:t>
+      </w:r>
+      <w:r>
+        <w:rPr>
+          <w:rFonts w:ascii="TH SarabunPSK" w:hAnsi="TH SarabunPSK" w:cs="TH SarabunPSK" w:hint="cs"/>
+          <w:color w:val="000000" w:themeColor="text1"/>
+          <w:spacing w:val="-14"/>
+          <w:sz w:val="32"/>
+          <w:szCs w:val="32"/>
+          <w:cs/>
+        </w:rPr>
+        <w:t>ซึ่งได้อธิบายว่า มาตรวัดเจตคติตามวิธีของลิเคทนี้ใช้ ในการวัดความเห็นหรือเจตคติของบุคคลที่มีต่อสิ่งใดสิ่งหนึ่ง โดยใช้มาตรประมาณค่า 5 อันดับ</w:t>
+      </w:r>
+      <w:r>
+        <w:rPr>
+          <w:rFonts w:ascii="TH SarabunPSK" w:hAnsi="TH SarabunPSK" w:cs="TH SarabunPSK"/>
+          <w:color w:val="000000" w:themeColor="text1"/>
+          <w:spacing w:val="-14"/>
+          <w:sz w:val="32"/>
+          <w:szCs w:val="32"/>
+        </w:rPr>
+        <w:br/>
       </w:r>
     </w:p>
     <w:p>
       <w:pPr>
-        <w:pStyle w:val="Thesis-Style"/>
-        <w:rPr>
-          <w:rFonts w:ascii="TH SarabunPSK" w:hAnsi="TH SarabunPSK" w:cs="TH SarabunPSK"/>
+        <w:tabs>
+          <w:tab w:val="left" w:pos="567"/>
+        </w:tabs>
+        <w:spacing w:after="0" w:line="240" w:lineRule="auto"/>
+        <w:jc w:val="thaiDistribute"/>
+        <w:rPr>
+          <w:rFonts w:ascii="TH SarabunPSK" w:hAnsi="TH SarabunPSK" w:cs="TH SarabunPSK"/>
+          <w:color w:val="000000" w:themeColor="text1"/>
+          <w:spacing w:val="-14"/>
+          <w:sz w:val="32"/>
+          <w:szCs w:val="32"/>
+        </w:rPr>
+      </w:pPr>
+      <w:r>
+        <w:rPr>
+          <w:rFonts w:ascii="TH SarabunPSK" w:hAnsi="TH SarabunPSK" w:cs="TH SarabunPSK" w:hint="cs"/>
           <w:b/>
           <w:bCs/>
           <w:color w:val="000000" w:themeColor="text1"/>
-        </w:rPr>
-      </w:pPr>
+          <w:spacing w:val="-14"/>
+          <w:sz w:val="32"/>
+          <w:szCs w:val="32"/>
+        </w:rPr>
+        <w:lastRenderedPageBreak/>
+        <w:t xml:space="preserve">5.3 </w:t>
+      </w:r>
       <w:r>
         <w:rPr>
           <w:rFonts w:ascii="TH SarabunPSK" w:hAnsi="TH SarabunPSK" w:cs="TH SarabunPSK" w:hint="cs"/>
           <w:b/>
           <w:bCs/>
           <w:color w:val="000000" w:themeColor="text1"/>
-        </w:rPr>
-        <w:t xml:space="preserve">5.3 </w:t>
-      </w:r>
-      <w:r>
-        <w:rPr>
-          <w:rFonts w:ascii="TH SarabunPSK" w:hAnsi="TH SarabunPSK" w:cs="TH SarabunPSK" w:hint="cs"/>
-          <w:b/>
-          <w:bCs/>
-          <w:color w:val="000000" w:themeColor="text1"/>
+          <w:spacing w:val="-14"/>
+          <w:sz w:val="32"/>
+          <w:szCs w:val="32"/>
           <w:cs/>
         </w:rPr>
         <w:t>ข้อเสนอแนะ</w:t>
@@ -4208,13 +4563,15 @@
         <w:rPr>
           <w:rFonts w:ascii="TH SarabunPSK" w:hAnsi="TH SarabunPSK" w:cs="TH SarabunPSK"/>
           <w:color w:val="000000" w:themeColor="text1"/>
-          <w:cs/>
-        </w:rPr>
-      </w:pPr>
-      <w:r>
-        <w:rPr>
-          <w:rFonts w:ascii="TH SarabunPSK" w:hAnsi="TH SarabunPSK" w:cs="TH SarabunPSK" w:hint="cs"/>
-          <w:color w:val="000000" w:themeColor="text1"/>
+          <w:spacing w:val="-14"/>
+          <w:cs/>
+        </w:rPr>
+      </w:pPr>
+      <w:r>
+        <w:rPr>
+          <w:rFonts w:ascii="TH SarabunPSK" w:hAnsi="TH SarabunPSK" w:cs="TH SarabunPSK" w:hint="cs"/>
+          <w:color w:val="000000" w:themeColor="text1"/>
+          <w:spacing w:val="-14"/>
           <w:cs/>
         </w:rPr>
         <w:tab/>
@@ -4223,6 +4580,7 @@
         <w:rPr>
           <w:rFonts w:ascii="TH SarabunPSK" w:hAnsi="TH SarabunPSK" w:cs="TH SarabunPSK" w:hint="cs"/>
           <w:color w:val="000000" w:themeColor="text1"/>
+          <w:spacing w:val="-14"/>
         </w:rPr>
         <w:t xml:space="preserve">5.3.1 </w:t>
       </w:r>
@@ -4230,6 +4588,7 @@
         <w:rPr>
           <w:rFonts w:ascii="TH SarabunPSK" w:hAnsi="TH SarabunPSK" w:cs="TH SarabunPSK" w:hint="cs"/>
           <w:color w:val="000000" w:themeColor="text1"/>
+          <w:spacing w:val="-14"/>
           <w:cs/>
         </w:rPr>
         <w:t>ควร</w:t>
@@ -4238,6 +4597,7 @@
         <w:rPr>
           <w:rFonts w:ascii="TH SarabunPSK" w:hAnsi="TH SarabunPSK" w:cs="TH SarabunPSK" w:hint="cs"/>
           <w:color w:val="000000" w:themeColor="text1"/>
+          <w:spacing w:val="-14"/>
           <w:cs/>
         </w:rPr>
         <w:t>พัฒนาให้มีระบบ</w:t>
@@ -4246,6 +4606,7 @@
         <w:rPr>
           <w:rFonts w:ascii="TH SarabunPSK" w:hAnsi="TH SarabunPSK" w:cs="TH SarabunPSK" w:hint="cs"/>
           <w:color w:val="000000" w:themeColor="text1"/>
+          <w:spacing w:val="-14"/>
           <w:cs/>
         </w:rPr>
         <w:t xml:space="preserve"> </w:t>
@@ -4254,6 +4615,7 @@
         <w:rPr>
           <w:rFonts w:ascii="TH SarabunPSK" w:hAnsi="TH SarabunPSK" w:cs="TH SarabunPSK"/>
           <w:color w:val="000000" w:themeColor="text1"/>
+          <w:spacing w:val="-14"/>
         </w:rPr>
         <w:t xml:space="preserve">TSS </w:t>
       </w:r>
@@ -4261,6 +4623,7 @@
         <w:rPr>
           <w:rFonts w:ascii="TH SarabunPSK" w:hAnsi="TH SarabunPSK" w:cs="TH SarabunPSK" w:hint="cs"/>
           <w:color w:val="000000" w:themeColor="text1"/>
+          <w:spacing w:val="-14"/>
           <w:cs/>
         </w:rPr>
         <w:t>ให้ดีกว่านี้</w:t>
@@ -4272,12 +4635,14 @@
         <w:rPr>
           <w:rFonts w:ascii="TH SarabunPSK" w:hAnsi="TH SarabunPSK" w:cs="TH SarabunPSK"/>
           <w:color w:val="000000" w:themeColor="text1"/>
-        </w:rPr>
-      </w:pPr>
-      <w:r>
-        <w:rPr>
-          <w:rFonts w:ascii="TH SarabunPSK" w:hAnsi="TH SarabunPSK" w:cs="TH SarabunPSK" w:hint="cs"/>
-          <w:color w:val="000000" w:themeColor="text1"/>
+          <w:spacing w:val="-14"/>
+        </w:rPr>
+      </w:pPr>
+      <w:r>
+        <w:rPr>
+          <w:rFonts w:ascii="TH SarabunPSK" w:hAnsi="TH SarabunPSK" w:cs="TH SarabunPSK" w:hint="cs"/>
+          <w:color w:val="000000" w:themeColor="text1"/>
+          <w:spacing w:val="-14"/>
         </w:rPr>
         <w:tab/>
         <w:t xml:space="preserve">5.3.2 </w:t>
@@ -4286,6 +4651,7 @@
         <w:rPr>
           <w:rFonts w:ascii="TH SarabunPSK" w:hAnsi="TH SarabunPSK" w:cs="TH SarabunPSK" w:hint="cs"/>
           <w:color w:val="000000" w:themeColor="text1"/>
+          <w:spacing w:val="-14"/>
           <w:cs/>
         </w:rPr>
         <w:t>ควร</w:t>
@@ -4294,6 +4660,7 @@
         <w:rPr>
           <w:rFonts w:ascii="TH SarabunPSK" w:hAnsi="TH SarabunPSK" w:cs="TH SarabunPSK" w:hint="cs"/>
           <w:color w:val="000000" w:themeColor="text1"/>
+          <w:spacing w:val="-14"/>
           <w:cs/>
         </w:rPr>
         <w:t>พัฒนาให้มีระบบ</w:t>
@@ -4302,6 +4669,7 @@
         <w:rPr>
           <w:rFonts w:ascii="TH SarabunPSK" w:hAnsi="TH SarabunPSK" w:cs="TH SarabunPSK" w:hint="cs"/>
           <w:color w:val="000000" w:themeColor="text1"/>
+          <w:spacing w:val="-14"/>
           <w:cs/>
         </w:rPr>
         <w:t>การ</w:t>
@@ -4310,9 +4678,163 @@
         <w:rPr>
           <w:rFonts w:ascii="TH SarabunPSK" w:hAnsi="TH SarabunPSK" w:cs="TH SarabunPSK" w:hint="cs"/>
           <w:color w:val="000000" w:themeColor="text1"/>
+          <w:spacing w:val="-14"/>
           <w:cs/>
         </w:rPr>
         <w:t>ชำระเงินให้หลากหลาย</w:t>
+      </w:r>
+    </w:p>
+    <w:p>
+      <w:pPr>
+        <w:pStyle w:val="Thesis-Style"/>
+        <w:rPr>
+          <w:rFonts w:ascii="TH SarabunPSK" w:hAnsi="TH SarabunPSK" w:cs="TH SarabunPSK"/>
+          <w:color w:val="000000" w:themeColor="text1"/>
+          <w:spacing w:val="-14"/>
+        </w:rPr>
+      </w:pPr>
+      <w:r>
+        <w:rPr>
+          <w:rFonts w:ascii="TH SarabunPSK" w:hAnsi="TH SarabunPSK" w:cs="TH SarabunPSK"/>
+          <w:color w:val="000000" w:themeColor="text1"/>
+          <w:spacing w:val="-14"/>
+          <w:cs/>
+        </w:rPr>
+        <w:tab/>
+      </w:r>
+      <w:r>
+        <w:rPr>
+          <w:rFonts w:ascii="TH SarabunPSK" w:hAnsi="TH SarabunPSK" w:cs="TH SarabunPSK"/>
+          <w:color w:val="000000" w:themeColor="text1"/>
+          <w:spacing w:val="-14"/>
+        </w:rPr>
+        <w:t xml:space="preserve">5.3.3 </w:t>
+      </w:r>
+      <w:r>
+        <w:rPr>
+          <w:rFonts w:ascii="TH SarabunPSK" w:hAnsi="TH SarabunPSK" w:cs="TH SarabunPSK" w:hint="cs"/>
+          <w:color w:val="000000" w:themeColor="text1"/>
+          <w:spacing w:val="-14"/>
+          <w:cs/>
+        </w:rPr>
+        <w:t xml:space="preserve">ควรพัฒนาให้มีเสียงแจ้งเตือนก่อนเล่น </w:t>
+      </w:r>
+      <w:r>
+        <w:rPr>
+          <w:rFonts w:ascii="TH SarabunPSK" w:hAnsi="TH SarabunPSK" w:cs="TH SarabunPSK"/>
+          <w:color w:val="000000" w:themeColor="text1"/>
+          <w:spacing w:val="-14"/>
+        </w:rPr>
+        <w:t>TSS</w:t>
+      </w:r>
+    </w:p>
+    <w:p>
+      <w:pPr>
+        <w:pStyle w:val="Thesis-Style"/>
+        <w:rPr>
+          <w:rFonts w:ascii="TH SarabunPSK" w:hAnsi="TH SarabunPSK" w:cs="TH SarabunPSK"/>
+          <w:color w:val="000000" w:themeColor="text1"/>
+          <w:spacing w:val="-14"/>
+        </w:rPr>
+      </w:pPr>
+      <w:r>
+        <w:rPr>
+          <w:rFonts w:ascii="TH SarabunPSK" w:hAnsi="TH SarabunPSK" w:cs="TH SarabunPSK"/>
+          <w:color w:val="000000" w:themeColor="text1"/>
+          <w:spacing w:val="-14"/>
+        </w:rPr>
+        <w:tab/>
+        <w:t xml:space="preserve">5.3.4 </w:t>
+      </w:r>
+      <w:r>
+        <w:rPr>
+          <w:rFonts w:ascii="TH SarabunPSK" w:hAnsi="TH SarabunPSK" w:cs="TH SarabunPSK" w:hint="cs"/>
+          <w:color w:val="000000" w:themeColor="text1"/>
+          <w:spacing w:val="-14"/>
+          <w:cs/>
+        </w:rPr>
+        <w:t>ควรพัฒนาให้ผู้ดูแลระบบเข้าถึงข้อมูลการเงินในระบบได้มากกว่านี้</w:t>
+      </w:r>
+    </w:p>
+    <w:p>
+      <w:pPr>
+        <w:pStyle w:val="Thesis-Style"/>
+        <w:rPr>
+          <w:rFonts w:ascii="TH SarabunPSK" w:hAnsi="TH SarabunPSK" w:cs="TH SarabunPSK"/>
+          <w:color w:val="000000" w:themeColor="text1"/>
+          <w:spacing w:val="-14"/>
+        </w:rPr>
+      </w:pPr>
+      <w:r>
+        <w:rPr>
+          <w:rFonts w:ascii="TH SarabunPSK" w:hAnsi="TH SarabunPSK" w:cs="TH SarabunPSK"/>
+          <w:color w:val="000000" w:themeColor="text1"/>
+          <w:spacing w:val="-14"/>
+          <w:cs/>
+        </w:rPr>
+        <w:tab/>
+      </w:r>
+      <w:r>
+        <w:rPr>
+          <w:rFonts w:ascii="TH SarabunPSK" w:hAnsi="TH SarabunPSK" w:cs="TH SarabunPSK"/>
+          <w:color w:val="000000" w:themeColor="text1"/>
+          <w:spacing w:val="-14"/>
+        </w:rPr>
+        <w:t xml:space="preserve">5.3.5 </w:t>
+      </w:r>
+      <w:r>
+        <w:rPr>
+          <w:rFonts w:ascii="TH SarabunPSK" w:hAnsi="TH SarabunPSK" w:cs="TH SarabunPSK" w:hint="cs"/>
+          <w:color w:val="000000" w:themeColor="text1"/>
+          <w:spacing w:val="-14"/>
+          <w:cs/>
+        </w:rPr>
+        <w:t xml:space="preserve">ควรพัฒนาให้คิวในการเล่นโดเนทไม่มีข้อผิดพลาดเลย </w:t>
+      </w:r>
+    </w:p>
+    <w:p>
+      <w:pPr>
+        <w:pStyle w:val="Thesis-Style"/>
+        <w:rPr>
+          <w:rFonts w:ascii="TH SarabunPSK" w:hAnsi="TH SarabunPSK" w:cs="TH SarabunPSK"/>
+          <w:color w:val="000000" w:themeColor="text1"/>
+          <w:spacing w:val="-14"/>
+          <w:cs/>
+        </w:rPr>
+      </w:pPr>
+      <w:r>
+        <w:rPr>
+          <w:rFonts w:ascii="TH SarabunPSK" w:hAnsi="TH SarabunPSK" w:cs="TH SarabunPSK"/>
+          <w:color w:val="000000" w:themeColor="text1"/>
+          <w:spacing w:val="-14"/>
+          <w:cs/>
+        </w:rPr>
+        <w:tab/>
+      </w:r>
+      <w:r>
+        <w:rPr>
+          <w:rFonts w:ascii="TH SarabunPSK" w:hAnsi="TH SarabunPSK" w:cs="TH SarabunPSK"/>
+          <w:color w:val="000000" w:themeColor="text1"/>
+          <w:spacing w:val="-14"/>
+        </w:rPr>
+        <w:t xml:space="preserve">5.3.6 </w:t>
+      </w:r>
+      <w:r>
+        <w:rPr>
+          <w:rFonts w:ascii="TH SarabunPSK" w:hAnsi="TH SarabunPSK" w:cs="TH SarabunPSK" w:hint="cs"/>
+          <w:color w:val="000000" w:themeColor="text1"/>
+          <w:spacing w:val="-14"/>
+          <w:cs/>
+        </w:rPr>
+        <w:t>ควรพัฒนาให้มีระบบกู้รหัสผ่าน</w:t>
+      </w:r>
+      <w:r>
+        <w:rPr>
+          <w:rFonts w:ascii="TH SarabunPSK" w:hAnsi="TH SarabunPSK" w:cs="TH SarabunPSK"/>
+          <w:color w:val="000000" w:themeColor="text1"/>
+          <w:spacing w:val="-14"/>
+        </w:rPr>
+        <w:t xml:space="preserve"> </w:t>
       </w:r>
     </w:p>
     <w:sectPr>
@@ -4324,6 +4846,7 @@
       <w:footerReference w:type="first" r:id="rId14"/>
       <w:pgSz w:w="11906" w:h="16838" w:code="9"/>
       <w:pgMar w:top="2160" w:right="1440" w:bottom="1440" w:left="2160" w:header="720" w:footer="720" w:gutter="0"/>
+      <w:pgNumType w:start="47"/>
       <w:cols w:space="720"/>
       <w:titlePg/>
       <w:docGrid w:linePitch="360"/>
@@ -4427,7 +4950,7 @@
 <w:hdr xmlns:wpc="http://schemas.microsoft.com/office/word/2010/wordprocessingCanvas" xmlns:cx="http://schemas.microsoft.com/office/drawing/2014/chartex" xmlns:cx1="http://schemas.microsoft.com/office/drawing/2015/9/8/chartex" xmlns:cx2="http://schemas.microsoft.com/office/drawing/2015/10/21/chartex" xmlns:cx3="http://schemas.microsoft.com/office/drawing/2016/5/9/chartex" xmlns:cx4="http://schemas.microsoft.com/office/drawing/2016/5/10/chartex" xmlns:cx5="http://schemas.microsoft.com/office/drawing/2016/5/11/chartex" xmlns:cx6="http://schemas.microsoft.com/office/drawing/2016/5/12/chartex" xmlns:cx7="http://schemas.microsoft.com/office/drawing/2016/5/13/chartex" xmlns:cx8="http://schemas.microsoft.com/office/drawing/2016/5/14/chartex" xmlns:mc="http://schemas.openxmlformats.org/markup-compatibility/2006" xmlns:aink="http://schemas.microsoft.com/office/drawing/2016/ink" xmlns:am3d="http://schemas.microsoft.com/office/drawing/2017/model3d" xmlns:o="urn:schemas-microsoft-com:office:office" xmlns:oel="http://schemas.microsoft.com/office/2019/extlst" xmlns:r="http://schemas.openxmlformats.org/officeDocument/2006/relationships" xmlns:m="http://schemas.openxmlformats.org/officeDocument/2006/math" xmlns:v="urn:schemas-microsoft-com:vml" xmlns:wp14="http://schemas.microsoft.com/office/word/2010/wordprocessingDrawing" xmlns:wp="http://schemas.openxmlformats.org/drawingml/2006/wordprocessingDrawing" xmlns:w10="urn:schemas-microsoft-com:office:word" xmlns:w="http://schemas.openxmlformats.org/wordprocessingml/2006/main" xmlns:w14="http://schemas.microsoft.com/office/word/2010/wordml" xmlns:w15="http://schemas.microsoft.com/office/word/2012/wordml" xmlns:w16cex="http://schemas.microsoft.com/office/word/2018/wordml/cex" xmlns:w16cid="http://schemas.microsoft.com/office/word/2016/wordml/cid" xmlns:w16="http://schemas.microsoft.com/office/word/2018/wordml" xmlns:w16sdtdh="http://schemas.microsoft.com/office/word/2020/wordml/sdtdatahash" xmlns:w16se="http://schemas.microsoft.com/office/word/2015/wordml/symex" xmlns:wpg="http://schemas.microsoft.com/office/word/2010/wordprocessingGroup" xmlns:wpi="http://schemas.microsoft.com/office/word/2010/wordprocessingInk" xmlns:wne="http://schemas.microsoft.com/office/word/2006/wordml" xmlns:wps="http://schemas.microsoft.com/office/word/2010/wordprocessingShape" mc:Ignorable="w14 w15 w16se w16cid w16 w16cex w16sdtdh wp14">
   <w:sdt>
     <w:sdtPr>
-      <w:id w:val="1698661931"/>
+      <w:id w:val="1837570712"/>
       <w:docPartObj>
         <w:docPartGallery w:val="Page Numbers (Top of Page)"/>
         <w:docPartUnique/>
@@ -4436,6 +4959,7 @@
     <w:sdtEndPr>
       <w:rPr>
         <w:rFonts w:ascii="TH SarabunPSK" w:hAnsi="TH SarabunPSK" w:cs="TH SarabunPSK"/>
+        <w:noProof/>
         <w:sz w:val="32"/>
         <w:szCs w:val="32"/>
       </w:rPr>
@@ -4457,7 +4981,7 @@
             <w:sz w:val="32"/>
             <w:szCs w:val="32"/>
           </w:rPr>
-          <w:t>4</w:t>
+          <w:fldChar w:fldCharType="begin"/>
         </w:r>
         <w:r>
           <w:rPr>
@@ -4465,7 +4989,33 @@
             <w:sz w:val="32"/>
             <w:szCs w:val="32"/>
           </w:rPr>
-          <w:t>8</w:t>
+          <w:instrText xml:space="preserve"> PAGE   \* MERGEFORMAT </w:instrText>
+        </w:r>
+        <w:r>
+          <w:rPr>
+            <w:rFonts w:ascii="TH SarabunPSK" w:hAnsi="TH SarabunPSK" w:cs="TH SarabunPSK"/>
+            <w:sz w:val="32"/>
+            <w:szCs w:val="32"/>
+          </w:rPr>
+          <w:fldChar w:fldCharType="separate"/>
+        </w:r>
+        <w:r>
+          <w:rPr>
+            <w:rFonts w:ascii="TH SarabunPSK" w:hAnsi="TH SarabunPSK" w:cs="TH SarabunPSK"/>
+            <w:noProof/>
+            <w:sz w:val="32"/>
+            <w:szCs w:val="32"/>
+          </w:rPr>
+          <w:t>2</w:t>
+        </w:r>
+        <w:r>
+          <w:rPr>
+            <w:rFonts w:ascii="TH SarabunPSK" w:hAnsi="TH SarabunPSK" w:cs="TH SarabunPSK"/>
+            <w:noProof/>
+            <w:sz w:val="32"/>
+            <w:szCs w:val="32"/>
+          </w:rPr>
+          <w:fldChar w:fldCharType="end"/>
         </w:r>
       </w:p>
     </w:sdtContent>
